--- a/parcs_gcp_guide.docx
+++ b/parcs_gcp_guide.docx
@@ -477,168 +477,6 @@
           </w:p>
         </w:tc>
       </w:tr>
-      <w:tr>
-        <w:tc>
-          <w:tcPr>
-            <w:tcW w:type="dxa" w:w="2600"/>
-            <w:tcBorders>
-              <w:top w:val="single" w:color="CCCCCC" w:sz="4"/>
-              <w:left w:val="single" w:color="CCCCCC" w:sz="4"/>
-              <w:bottom w:val="single" w:color="CCCCCC" w:sz="4"/>
-              <w:right w:val="single" w:color="CCCCCC" w:sz="4"/>
-            </w:tcBorders>
-            <w:shd w:fill="EEF4F9" w:val="clear"/>
-            <w:tcMar>
-              <w:top w:type="dxa" w:w="60"/>
-              <w:left w:type="dxa" w:w="120"/>
-              <w:bottom w:type="dxa" w:w="60"/>
-              <w:right w:type="dxa" w:w="120"/>
-            </w:tcMar>
-          </w:tcPr>
-          <w:p>
-            <w:pPr>
-              <w:spacing w:after="0"/>
-            </w:pPr>
-            <w:r>
-              <w:rPr>
-                <w:b/>
-                <w:bCs/>
-                <w:sz w:val="18"/>
-                <w:szCs w:val="18"/>
-              </w:rPr>
-              <w:t xml:space="preserve">GPU Pool (scales to 0)</w:t>
-            </w:r>
-          </w:p>
-        </w:tc>
-        <w:tc>
-          <w:tcPr>
-            <w:tcW w:type="dxa" w:w="1600"/>
-            <w:tcBorders>
-              <w:top w:val="single" w:color="CCCCCC" w:sz="4"/>
-              <w:left w:val="single" w:color="CCCCCC" w:sz="4"/>
-              <w:bottom w:val="single" w:color="CCCCCC" w:sz="4"/>
-              <w:right w:val="single" w:color="CCCCCC" w:sz="4"/>
-            </w:tcBorders>
-            <w:shd w:fill="EEF4F9" w:val="clear"/>
-            <w:tcMar>
-              <w:top w:type="dxa" w:w="60"/>
-              <w:left w:type="dxa" w:w="120"/>
-              <w:bottom w:type="dxa" w:w="60"/>
-              <w:right w:type="dxa" w:w="120"/>
-            </w:tcMar>
-          </w:tcPr>
-          <w:p>
-            <w:pPr>
-              <w:spacing w:after="0"/>
-            </w:pPr>
-            <w:r>
-              <w:rPr>
-                <w:b w:val="false"/>
-                <w:bCs w:val="false"/>
-                <w:sz w:val="18"/>
-                <w:szCs w:val="18"/>
-              </w:rPr>
-              <w:t xml:space="preserve">n1-standard-4 + K80</w:t>
-            </w:r>
-          </w:p>
-        </w:tc>
-        <w:tc>
-          <w:tcPr>
-            <w:tcW w:type="dxa" w:w="1900"/>
-            <w:tcBorders>
-              <w:top w:val="single" w:color="CCCCCC" w:sz="4"/>
-              <w:left w:val="single" w:color="CCCCCC" w:sz="4"/>
-              <w:bottom w:val="single" w:color="CCCCCC" w:sz="4"/>
-              <w:right w:val="single" w:color="CCCCCC" w:sz="4"/>
-            </w:tcBorders>
-            <w:shd w:fill="EEF4F9" w:val="clear"/>
-            <w:tcMar>
-              <w:top w:type="dxa" w:w="60"/>
-              <w:left w:type="dxa" w:w="120"/>
-              <w:bottom w:type="dxa" w:w="60"/>
-              <w:right w:type="dxa" w:w="120"/>
-            </w:tcMar>
-          </w:tcPr>
-          <w:p>
-            <w:pPr>
-              <w:spacing w:after="0"/>
-            </w:pPr>
-            <w:r>
-              <w:rPr>
-                <w:b w:val="false"/>
-                <w:bCs w:val="false"/>
-                <w:sz w:val="18"/>
-                <w:szCs w:val="18"/>
-              </w:rPr>
-              <w:t xml:space="preserve">4 + 1 GPU</w:t>
-            </w:r>
-          </w:p>
-        </w:tc>
-        <w:tc>
-          <w:tcPr>
-            <w:tcW w:type="dxa" w:w="1600"/>
-            <w:tcBorders>
-              <w:top w:val="single" w:color="CCCCCC" w:sz="4"/>
-              <w:left w:val="single" w:color="CCCCCC" w:sz="4"/>
-              <w:bottom w:val="single" w:color="CCCCCC" w:sz="4"/>
-              <w:right w:val="single" w:color="CCCCCC" w:sz="4"/>
-            </w:tcBorders>
-            <w:shd w:fill="EEF4F9" w:val="clear"/>
-            <w:tcMar>
-              <w:top w:type="dxa" w:w="60"/>
-              <w:left w:type="dxa" w:w="120"/>
-              <w:bottom w:type="dxa" w:w="60"/>
-              <w:right w:type="dxa" w:w="120"/>
-            </w:tcMar>
-          </w:tcPr>
-          <w:p>
-            <w:pPr>
-              <w:spacing w:after="0"/>
-            </w:pPr>
-            <w:r>
-              <w:rPr>
-                <w:b w:val="false"/>
-                <w:bCs w:val="false"/>
-                <w:sz w:val="18"/>
-                <w:szCs w:val="18"/>
-              </w:rPr>
-              <w:t xml:space="preserve">15 GB</w:t>
-            </w:r>
-          </w:p>
-        </w:tc>
-        <w:tc>
-          <w:tcPr>
-            <w:tcW w:type="dxa" w:w="2380"/>
-            <w:tcBorders>
-              <w:top w:val="single" w:color="CCCCCC" w:sz="4"/>
-              <w:left w:val="single" w:color="CCCCCC" w:sz="4"/>
-              <w:bottom w:val="single" w:color="CCCCCC" w:sz="4"/>
-              <w:right w:val="single" w:color="CCCCCC" w:sz="4"/>
-            </w:tcBorders>
-            <w:shd w:fill="EEF4F9" w:val="clear"/>
-            <w:tcMar>
-              <w:top w:type="dxa" w:w="60"/>
-              <w:left w:type="dxa" w:w="120"/>
-              <w:bottom w:type="dxa" w:w="60"/>
-              <w:right w:type="dxa" w:w="120"/>
-            </w:tcMar>
-          </w:tcPr>
-          <w:p>
-            <w:pPr>
-              <w:spacing w:after="0"/>
-            </w:pPr>
-            <w:r>
-              <w:rPr>
-                <w:b w:val="false"/>
-                <w:bCs w:val="false"/>
-                <w:sz w:val="18"/>
-                <w:szCs w:val="18"/>
-              </w:rPr>
-              <w:t xml:space="preserve">During GPU jobs only</w:t>
-            </w:r>
-          </w:p>
-        </w:tc>
-      </w:tr>
     </w:tbl>
     <w:p>
       <w:pPr>
@@ -971,7 +809,7 @@
                 <w:sz w:val="18"/>
                 <w:szCs w:val="18"/>
               </w:rPr>
-              <w:t xml:space="preserve">n1-standard-4 (GPU node base)</w:t>
+              <w:t xml:space="preserve">n1-standard-2 (autoscaled extra)</w:t>
             </w:r>
           </w:p>
         </w:tc>
@@ -1003,7 +841,7 @@
                 <w:sz w:val="18"/>
                 <w:szCs w:val="18"/>
               </w:rPr>
-              <w:t xml:space="preserve">$0.1900 / hr</w:t>
+              <w:t xml:space="preserve">$0.0950 / hr</w:t>
             </w:r>
           </w:p>
         </w:tc>
@@ -1035,7 +873,7 @@
                 <w:sz w:val="18"/>
                 <w:szCs w:val="18"/>
               </w:rPr>
-              <w:t xml:space="preserve">0–2 nodes</w:t>
+              <w:t xml:space="preserve">0–6 additional nodes</w:t>
             </w:r>
           </w:p>
         </w:tc>
@@ -1067,7 +905,7 @@
                 <w:sz w:val="18"/>
                 <w:szCs w:val="18"/>
               </w:rPr>
-              <w:t xml:space="preserve">$0–$0.380</w:t>
+              <w:t xml:space="preserve">$0–$0.570</w:t>
             </w:r>
           </w:p>
         </w:tc>
@@ -1101,7 +939,7 @@
                 <w:sz w:val="18"/>
                 <w:szCs w:val="18"/>
               </w:rPr>
-              <w:t xml:space="preserve">NVIDIA Tesla K80 GPU</w:t>
+              <w:t xml:space="preserve">Google Filestore (1 TB min)</w:t>
             </w:r>
           </w:p>
         </w:tc>
@@ -1133,7 +971,7 @@
                 <w:sz w:val="18"/>
                 <w:szCs w:val="18"/>
               </w:rPr>
-              <w:t xml:space="preserve">$0.4500 / hr</w:t>
+              <w:t xml:space="preserve">$0.2778 / hr</w:t>
             </w:r>
           </w:p>
         </w:tc>
@@ -1165,7 +1003,7 @@
                 <w:sz w:val="18"/>
                 <w:szCs w:val="18"/>
               </w:rPr>
-              <w:t xml:space="preserve">0–2 GPUs</w:t>
+              <w:t xml:space="preserve">1 instance (if used)</w:t>
             </w:r>
           </w:p>
         </w:tc>
@@ -1197,7 +1035,7 @@
                 <w:sz w:val="18"/>
                 <w:szCs w:val="18"/>
               </w:rPr>
-              <w:t xml:space="preserve">$0–$0.900</w:t>
+              <w:t xml:space="preserve">$0.278</w:t>
             </w:r>
           </w:p>
         </w:tc>
@@ -1226,12 +1064,44 @@
             </w:pPr>
             <w:r>
               <w:rPr>
+                <w:b/>
+                <w:bCs/>
+                <w:sz w:val="18"/>
+                <w:szCs w:val="18"/>
+              </w:rPr>
+              <w:t xml:space="preserve">BASELINE total (3 nodes, no Filestore)</w:t>
+            </w:r>
+          </w:p>
+        </w:tc>
+        <w:tc>
+          <w:tcPr>
+            <w:tcW w:type="dxa" w:w="2000"/>
+            <w:tcBorders>
+              <w:top w:val="single" w:color="CCCCCC" w:sz="4"/>
+              <w:left w:val="single" w:color="CCCCCC" w:sz="4"/>
+              <w:bottom w:val="single" w:color="CCCCCC" w:sz="4"/>
+              <w:right w:val="single" w:color="CCCCCC" w:sz="4"/>
+            </w:tcBorders>
+            <w:shd w:fill="EEF4F9" w:val="clear"/>
+            <w:tcMar>
+              <w:top w:type="dxa" w:w="60"/>
+              <w:left w:type="dxa" w:w="120"/>
+              <w:bottom w:type="dxa" w:w="60"/>
+              <w:right w:type="dxa" w:w="120"/>
+            </w:tcMar>
+          </w:tcPr>
+          <w:p>
+            <w:pPr>
+              <w:spacing w:after="0"/>
+            </w:pPr>
+            <w:r>
+              <w:rPr>
                 <w:b w:val="false"/>
                 <w:bCs w:val="false"/>
                 <w:sz w:val="18"/>
                 <w:szCs w:val="18"/>
               </w:rPr>
-              <w:t xml:space="preserve">Google Filestore (1 TB min)</w:t>
+              <w:t xml:space="preserve"/>
             </w:r>
           </w:p>
         </w:tc>
@@ -1263,7 +1133,73 @@
                 <w:sz w:val="18"/>
                 <w:szCs w:val="18"/>
               </w:rPr>
-              <w:t xml:space="preserve">$0.2778 / hr</w:t>
+              <w:t xml:space="preserve"/>
+            </w:r>
+          </w:p>
+        </w:tc>
+        <w:tc>
+          <w:tcPr>
+            <w:tcW w:type="dxa" w:w="2580"/>
+            <w:tcBorders>
+              <w:top w:val="single" w:color="CCCCCC" w:sz="4"/>
+              <w:left w:val="single" w:color="CCCCCC" w:sz="4"/>
+              <w:bottom w:val="single" w:color="CCCCCC" w:sz="4"/>
+              <w:right w:val="single" w:color="CCCCCC" w:sz="4"/>
+            </w:tcBorders>
+            <w:shd w:fill="EEF4F9" w:val="clear"/>
+            <w:tcMar>
+              <w:top w:type="dxa" w:w="60"/>
+              <w:left w:type="dxa" w:w="120"/>
+              <w:bottom w:type="dxa" w:w="60"/>
+              <w:right w:type="dxa" w:w="120"/>
+            </w:tcMar>
+          </w:tcPr>
+          <w:p>
+            <w:pPr>
+              <w:spacing w:after="0"/>
+            </w:pPr>
+            <w:r>
+              <w:rPr>
+                <w:b/>
+                <w:bCs/>
+                <w:sz w:val="18"/>
+                <w:szCs w:val="18"/>
+              </w:rPr>
+              <w:t xml:space="preserve">$0.285 / hr  ≈  $6.84 / day</w:t>
+            </w:r>
+          </w:p>
+        </w:tc>
+      </w:tr>
+      <w:tr>
+        <w:tc>
+          <w:tcPr>
+            <w:tcW w:type="dxa" w:w="3500"/>
+            <w:tcBorders>
+              <w:top w:val="single" w:color="CCCCCC" w:sz="4"/>
+              <w:left w:val="single" w:color="CCCCCC" w:sz="4"/>
+              <w:bottom w:val="single" w:color="CCCCCC" w:sz="4"/>
+              <w:right w:val="single" w:color="CCCCCC" w:sz="4"/>
+            </w:tcBorders>
+            <w:shd w:fill="FFFFFF" w:val="clear"/>
+            <w:tcMar>
+              <w:top w:type="dxa" w:w="60"/>
+              <w:left w:type="dxa" w:w="120"/>
+              <w:bottom w:type="dxa" w:w="60"/>
+              <w:right w:type="dxa" w:w="120"/>
+            </w:tcMar>
+          </w:tcPr>
+          <w:p>
+            <w:pPr>
+              <w:spacing w:after="0"/>
+            </w:pPr>
+            <w:r>
+              <w:rPr>
+                <w:b/>
+                <w:bCs/>
+                <w:sz w:val="18"/>
+                <w:szCs w:val="18"/>
+              </w:rPr>
+              <w:t xml:space="preserve">PEAK total (9 nodes, no Filestore)</w:t>
             </w:r>
           </w:p>
         </w:tc>
@@ -1276,7 +1212,7 @@
               <w:bottom w:val="single" w:color="CCCCCC" w:sz="4"/>
               <w:right w:val="single" w:color="CCCCCC" w:sz="4"/>
             </w:tcBorders>
-            <w:shd w:fill="EEF4F9" w:val="clear"/>
+            <w:shd w:fill="FFFFFF" w:val="clear"/>
             <w:tcMar>
               <w:top w:type="dxa" w:w="60"/>
               <w:left w:type="dxa" w:w="120"/>
@@ -1295,20 +1231,20 @@
                 <w:sz w:val="18"/>
                 <w:szCs w:val="18"/>
               </w:rPr>
-              <w:t xml:space="preserve">1 instance (if used)</w:t>
-            </w:r>
-          </w:p>
-        </w:tc>
-        <w:tc>
-          <w:tcPr>
-            <w:tcW w:type="dxa" w:w="2580"/>
-            <w:tcBorders>
-              <w:top w:val="single" w:color="CCCCCC" w:sz="4"/>
-              <w:left w:val="single" w:color="CCCCCC" w:sz="4"/>
-              <w:bottom w:val="single" w:color="CCCCCC" w:sz="4"/>
-              <w:right w:val="single" w:color="CCCCCC" w:sz="4"/>
-            </w:tcBorders>
-            <w:shd w:fill="EEF4F9" w:val="clear"/>
+              <w:t xml:space="preserve"/>
+            </w:r>
+          </w:p>
+        </w:tc>
+        <w:tc>
+          <w:tcPr>
+            <w:tcW w:type="dxa" w:w="2000"/>
+            <w:tcBorders>
+              <w:top w:val="single" w:color="CCCCCC" w:sz="4"/>
+              <w:left w:val="single" w:color="CCCCCC" w:sz="4"/>
+              <w:bottom w:val="single" w:color="CCCCCC" w:sz="4"/>
+              <w:right w:val="single" w:color="CCCCCC" w:sz="4"/>
+            </w:tcBorders>
+            <w:shd w:fill="FFFFFF" w:val="clear"/>
             <w:tcMar>
               <w:top w:type="dxa" w:w="60"/>
               <w:left w:type="dxa" w:w="120"/>
@@ -1327,15 +1263,13 @@
                 <w:sz w:val="18"/>
                 <w:szCs w:val="18"/>
               </w:rPr>
-              <w:t xml:space="preserve">$0.278</w:t>
-            </w:r>
-          </w:p>
-        </w:tc>
-      </w:tr>
-      <w:tr>
-        <w:tc>
-          <w:tcPr>
-            <w:tcW w:type="dxa" w:w="3500"/>
+              <w:t xml:space="preserve"/>
+            </w:r>
+          </w:p>
+        </w:tc>
+        <w:tc>
+          <w:tcPr>
+            <w:tcW w:type="dxa" w:w="2580"/>
             <w:tcBorders>
               <w:top w:val="single" w:color="CCCCCC" w:sz="4"/>
               <w:left w:val="single" w:color="CCCCCC" w:sz="4"/>
@@ -1361,233 +1295,7 @@
                 <w:sz w:val="18"/>
                 <w:szCs w:val="18"/>
               </w:rPr>
-              <w:t xml:space="preserve">BASELINE total (CPU only, no Filestore)</w:t>
-            </w:r>
-          </w:p>
-        </w:tc>
-        <w:tc>
-          <w:tcPr>
-            <w:tcW w:type="dxa" w:w="2000"/>
-            <w:tcBorders>
-              <w:top w:val="single" w:color="CCCCCC" w:sz="4"/>
-              <w:left w:val="single" w:color="CCCCCC" w:sz="4"/>
-              <w:bottom w:val="single" w:color="CCCCCC" w:sz="4"/>
-              <w:right w:val="single" w:color="CCCCCC" w:sz="4"/>
-            </w:tcBorders>
-            <w:shd w:fill="FFFFFF" w:val="clear"/>
-            <w:tcMar>
-              <w:top w:type="dxa" w:w="60"/>
-              <w:left w:type="dxa" w:w="120"/>
-              <w:bottom w:type="dxa" w:w="60"/>
-              <w:right w:type="dxa" w:w="120"/>
-            </w:tcMar>
-          </w:tcPr>
-          <w:p>
-            <w:pPr>
-              <w:spacing w:after="0"/>
-            </w:pPr>
-            <w:r>
-              <w:rPr>
-                <w:b w:val="false"/>
-                <w:bCs w:val="false"/>
-                <w:sz w:val="18"/>
-                <w:szCs w:val="18"/>
-              </w:rPr>
-              <w:t xml:space="preserve"/>
-            </w:r>
-          </w:p>
-        </w:tc>
-        <w:tc>
-          <w:tcPr>
-            <w:tcW w:type="dxa" w:w="2000"/>
-            <w:tcBorders>
-              <w:top w:val="single" w:color="CCCCCC" w:sz="4"/>
-              <w:left w:val="single" w:color="CCCCCC" w:sz="4"/>
-              <w:bottom w:val="single" w:color="CCCCCC" w:sz="4"/>
-              <w:right w:val="single" w:color="CCCCCC" w:sz="4"/>
-            </w:tcBorders>
-            <w:shd w:fill="FFFFFF" w:val="clear"/>
-            <w:tcMar>
-              <w:top w:type="dxa" w:w="60"/>
-              <w:left w:type="dxa" w:w="120"/>
-              <w:bottom w:type="dxa" w:w="60"/>
-              <w:right w:type="dxa" w:w="120"/>
-            </w:tcMar>
-          </w:tcPr>
-          <w:p>
-            <w:pPr>
-              <w:spacing w:after="0"/>
-            </w:pPr>
-            <w:r>
-              <w:rPr>
-                <w:b w:val="false"/>
-                <w:bCs w:val="false"/>
-                <w:sz w:val="18"/>
-                <w:szCs w:val="18"/>
-              </w:rPr>
-              <w:t xml:space="preserve"/>
-            </w:r>
-          </w:p>
-        </w:tc>
-        <w:tc>
-          <w:tcPr>
-            <w:tcW w:type="dxa" w:w="2580"/>
-            <w:tcBorders>
-              <w:top w:val="single" w:color="CCCCCC" w:sz="4"/>
-              <w:left w:val="single" w:color="CCCCCC" w:sz="4"/>
-              <w:bottom w:val="single" w:color="CCCCCC" w:sz="4"/>
-              <w:right w:val="single" w:color="CCCCCC" w:sz="4"/>
-            </w:tcBorders>
-            <w:shd w:fill="FFFFFF" w:val="clear"/>
-            <w:tcMar>
-              <w:top w:type="dxa" w:w="60"/>
-              <w:left w:type="dxa" w:w="120"/>
-              <w:bottom w:type="dxa" w:w="60"/>
-              <w:right w:type="dxa" w:w="120"/>
-            </w:tcMar>
-          </w:tcPr>
-          <w:p>
-            <w:pPr>
-              <w:spacing w:after="0"/>
-            </w:pPr>
-            <w:r>
-              <w:rPr>
-                <w:b/>
-                <w:bCs/>
-                <w:sz w:val="18"/>
-                <w:szCs w:val="18"/>
-              </w:rPr>
-              <w:t xml:space="preserve">$0.285 / hr  ≈  $6.84 / day</w:t>
-            </w:r>
-          </w:p>
-        </w:tc>
-      </w:tr>
-      <w:tr>
-        <w:tc>
-          <w:tcPr>
-            <w:tcW w:type="dxa" w:w="3500"/>
-            <w:tcBorders>
-              <w:top w:val="single" w:color="CCCCCC" w:sz="4"/>
-              <w:left w:val="single" w:color="CCCCCC" w:sz="4"/>
-              <w:bottom w:val="single" w:color="CCCCCC" w:sz="4"/>
-              <w:right w:val="single" w:color="CCCCCC" w:sz="4"/>
-            </w:tcBorders>
-            <w:shd w:fill="EEF4F9" w:val="clear"/>
-            <w:tcMar>
-              <w:top w:type="dxa" w:w="60"/>
-              <w:left w:type="dxa" w:w="120"/>
-              <w:bottom w:type="dxa" w:w="60"/>
-              <w:right w:type="dxa" w:w="120"/>
-            </w:tcMar>
-          </w:tcPr>
-          <w:p>
-            <w:pPr>
-              <w:spacing w:after="0"/>
-            </w:pPr>
-            <w:r>
-              <w:rPr>
-                <w:b/>
-                <w:bCs/>
-                <w:sz w:val="18"/>
-                <w:szCs w:val="18"/>
-              </w:rPr>
-              <w:t xml:space="preserve">PEAK total (2 GPU nodes, no Filestore)</w:t>
-            </w:r>
-          </w:p>
-        </w:tc>
-        <w:tc>
-          <w:tcPr>
-            <w:tcW w:type="dxa" w:w="2000"/>
-            <w:tcBorders>
-              <w:top w:val="single" w:color="CCCCCC" w:sz="4"/>
-              <w:left w:val="single" w:color="CCCCCC" w:sz="4"/>
-              <w:bottom w:val="single" w:color="CCCCCC" w:sz="4"/>
-              <w:right w:val="single" w:color="CCCCCC" w:sz="4"/>
-            </w:tcBorders>
-            <w:shd w:fill="EEF4F9" w:val="clear"/>
-            <w:tcMar>
-              <w:top w:type="dxa" w:w="60"/>
-              <w:left w:type="dxa" w:w="120"/>
-              <w:bottom w:type="dxa" w:w="60"/>
-              <w:right w:type="dxa" w:w="120"/>
-            </w:tcMar>
-          </w:tcPr>
-          <w:p>
-            <w:pPr>
-              <w:spacing w:after="0"/>
-            </w:pPr>
-            <w:r>
-              <w:rPr>
-                <w:b w:val="false"/>
-                <w:bCs w:val="false"/>
-                <w:sz w:val="18"/>
-                <w:szCs w:val="18"/>
-              </w:rPr>
-              <w:t xml:space="preserve"/>
-            </w:r>
-          </w:p>
-        </w:tc>
-        <w:tc>
-          <w:tcPr>
-            <w:tcW w:type="dxa" w:w="2000"/>
-            <w:tcBorders>
-              <w:top w:val="single" w:color="CCCCCC" w:sz="4"/>
-              <w:left w:val="single" w:color="CCCCCC" w:sz="4"/>
-              <w:bottom w:val="single" w:color="CCCCCC" w:sz="4"/>
-              <w:right w:val="single" w:color="CCCCCC" w:sz="4"/>
-            </w:tcBorders>
-            <w:shd w:fill="EEF4F9" w:val="clear"/>
-            <w:tcMar>
-              <w:top w:type="dxa" w:w="60"/>
-              <w:left w:type="dxa" w:w="120"/>
-              <w:bottom w:type="dxa" w:w="60"/>
-              <w:right w:type="dxa" w:w="120"/>
-            </w:tcMar>
-          </w:tcPr>
-          <w:p>
-            <w:pPr>
-              <w:spacing w:after="0"/>
-            </w:pPr>
-            <w:r>
-              <w:rPr>
-                <w:b w:val="false"/>
-                <w:bCs w:val="false"/>
-                <w:sz w:val="18"/>
-                <w:szCs w:val="18"/>
-              </w:rPr>
-              <w:t xml:space="preserve"/>
-            </w:r>
-          </w:p>
-        </w:tc>
-        <w:tc>
-          <w:tcPr>
-            <w:tcW w:type="dxa" w:w="2580"/>
-            <w:tcBorders>
-              <w:top w:val="single" w:color="CCCCCC" w:sz="4"/>
-              <w:left w:val="single" w:color="CCCCCC" w:sz="4"/>
-              <w:bottom w:val="single" w:color="CCCCCC" w:sz="4"/>
-              <w:right w:val="single" w:color="CCCCCC" w:sz="4"/>
-            </w:tcBorders>
-            <w:shd w:fill="EEF4F9" w:val="clear"/>
-            <w:tcMar>
-              <w:top w:type="dxa" w:w="60"/>
-              <w:left w:type="dxa" w:w="120"/>
-              <w:bottom w:type="dxa" w:w="60"/>
-              <w:right w:type="dxa" w:w="120"/>
-            </w:tcMar>
-          </w:tcPr>
-          <w:p>
-            <w:pPr>
-              <w:spacing w:after="0"/>
-            </w:pPr>
-            <w:r>
-              <w:rPr>
-                <w:b/>
-                <w:bCs/>
-                <w:sz w:val="18"/>
-                <w:szCs w:val="18"/>
-              </w:rPr>
-              <w:t xml:space="preserve">$1.565 / hr  ≈  $37.56 / day</w:t>
+              <w:t xml:space="preserve">$0.855 / hr  ≈  $20.52 / day</w:t>
             </w:r>
           </w:p>
         </w:tc>
@@ -1717,7 +1425,7 @@
                 <w:sz w:val="20"/>
                 <w:szCs w:val="20"/>
               </w:rPr>
-              <w:t xml:space="preserve">Estimated trial budget: CPU-only testing (7 days) ≈ $48. One full day with 2 GPU nodes running constantly ≈ $38. The $300 credit comfortably covers 2–3 weeks of realistic testing as long as you avoid Filestore and scale GPU nodes down after each test.</w:t>
+              <w:t xml:space="preserve">Estimated trial budget: CPU testing (7 days, baseline 3 nodes) ≈ $48. Even at peak scale (9 nodes for 7 days) ≈ $144. The $300 credit comfortably covers 2–3 weeks of realistic testing as long as you avoid Filestore and scale down after each session.</w:t>
             </w:r>
           </w:p>
         </w:tc>
@@ -3806,7 +3514,114 @@
         <w:spacing w:after="160" w:before="240"/>
       </w:pPr>
       <w:r>
-        <w:t xml:space="preserve">3.4  Add the GPU Node Pool</w:t>
+        <w:t xml:space="preserve">3.4  Cluster Features</w:t>
+      </w:r>
+    </w:p>
+    <w:p>
+      <w:pPr>
+        <w:spacing w:after="120" w:before="0"/>
+      </w:pPr>
+      <w:r>
+        <w:rPr>
+          <w:sz w:val="20"/>
+          <w:szCs w:val="20"/>
+        </w:rPr>
+        <w:t xml:space="preserve">Click Cluster in the left panel (the root item, not a node pool).</w:t>
+      </w:r>
+    </w:p>
+    <w:p>
+      <w:pPr>
+        <w:pStyle w:val="ListParagraph"/>
+        <w:numPr>
+          <w:ilvl w:val="0"/>
+          <w:numId w:val="3"/>
+        </w:numPr>
+        <w:spacing w:after="80" w:before="0"/>
+      </w:pPr>
+      <w:r>
+        <w:rPr>
+          <w:b/>
+          <w:bCs/>
+          <w:sz w:val="20"/>
+          <w:szCs w:val="20"/>
+        </w:rPr>
+        <w:t xml:space="preserve">Security → Workload Identity: </w:t>
+      </w:r>
+      <w:r>
+        <w:rPr>
+          <w:sz w:val="20"/>
+          <w:szCs w:val="20"/>
+        </w:rPr>
+        <w:t xml:space="preserve">Enable  (turns on GKE Workload Identity — no service account key files needed)</w:t>
+      </w:r>
+    </w:p>
+    <w:p>
+      <w:pPr>
+        <w:pStyle w:val="ListParagraph"/>
+        <w:numPr>
+          <w:ilvl w:val="0"/>
+          <w:numId w:val="3"/>
+        </w:numPr>
+        <w:spacing w:after="80" w:before="0"/>
+      </w:pPr>
+      <w:r>
+        <w:rPr>
+          <w:b/>
+          <w:bCs/>
+          <w:sz w:val="20"/>
+          <w:szCs w:val="20"/>
+        </w:rPr>
+        <w:t xml:space="preserve">Features → Filestore CSI driver: </w:t>
+      </w:r>
+      <w:r>
+        <w:rPr>
+          <w:sz w:val="20"/>
+          <w:szCs w:val="20"/>
+        </w:rPr>
+        <w:t xml:space="preserve">Enable  (required for ReadWriteMany persistent volumes)</w:t>
+      </w:r>
+    </w:p>
+    <w:p>
+      <w:pPr>
+        <w:pStyle w:val="ListParagraph"/>
+        <w:numPr>
+          <w:ilvl w:val="0"/>
+          <w:numId w:val="3"/>
+        </w:numPr>
+        <w:spacing w:after="80" w:before="0"/>
+      </w:pPr>
+      <w:r>
+        <w:rPr>
+          <w:b/>
+          <w:bCs/>
+          <w:sz w:val="20"/>
+          <w:szCs w:val="20"/>
+        </w:rPr>
+        <w:t xml:space="preserve">Features → Compute Engine persistent disk CSI driver: </w:t>
+      </w:r>
+      <w:r>
+        <w:rPr>
+          <w:sz w:val="20"/>
+          <w:szCs w:val="20"/>
+        </w:rPr>
+        <w:t xml:space="preserve">Should already be enabled by default</w:t>
+      </w:r>
+    </w:p>
+    <w:p>
+      <w:pPr>
+        <w:spacing w:after="80" w:before="0"/>
+      </w:pPr>
+      <w:r>
+        <w:t xml:space="preserve"/>
+      </w:r>
+    </w:p>
+    <w:p>
+      <w:pPr>
+        <w:pStyle w:val="Heading2"/>
+        <w:spacing w:after="160" w:before="240"/>
+      </w:pPr>
+      <w:r>
+        <w:t xml:space="preserve">3.5  Create the Cluster</w:t>
       </w:r>
     </w:p>
     <w:p>
@@ -3823,7 +3638,7 @@
           <w:sz w:val="20"/>
           <w:szCs w:val="20"/>
         </w:rPr>
-        <w:t xml:space="preserve">In the left panel click Add Node Pool.</w:t>
+        <w:t xml:space="preserve">Click Create at the bottom. Provisioning typically takes 5–10 minutes.</w:t>
       </w:r>
     </w:p>
     <w:p>
@@ -3837,801 +3652,10 @@
       </w:pPr>
       <w:r>
         <w:rPr>
-          <w:b/>
-          <w:bCs/>
           <w:sz w:val="20"/>
           <w:szCs w:val="20"/>
         </w:rPr>
-        <w:t xml:space="preserve">Name: </w:t>
-      </w:r>
-      <w:r>
-        <w:rPr>
-          <w:sz w:val="20"/>
-          <w:szCs w:val="20"/>
-        </w:rPr>
-        <w:t xml:space="preserve">gpu-pool</w:t>
-      </w:r>
-    </w:p>
-    <w:p>
-      <w:pPr>
-        <w:spacing w:after="80" w:before="0"/>
-      </w:pPr>
-      <w:r>
-        <w:t xml:space="preserve"/>
-      </w:r>
-    </w:p>
-    <w:p>
-      <w:pPr>
-        <w:pStyle w:val="Heading3"/>
-        <w:spacing w:after="120" w:before="200"/>
-      </w:pPr>
-      <w:r>
-        <w:t xml:space="preserve">Nodes tab:</w:t>
-      </w:r>
-    </w:p>
-    <w:tbl>
-      <w:tblPr>
-        <w:tblW w:type="dxa" w:w="10080"/>
-        <w:tblBorders>
-          <w:top w:val="single" w:color="auto" w:sz="4"/>
-          <w:left w:val="single" w:color="auto" w:sz="4"/>
-          <w:bottom w:val="single" w:color="auto" w:sz="4"/>
-          <w:right w:val="single" w:color="auto" w:sz="4"/>
-          <w:insideH w:val="single" w:color="auto" w:sz="4"/>
-          <w:insideV w:val="single" w:color="auto" w:sz="4"/>
-        </w:tblBorders>
-      </w:tblPr>
-      <w:tblGrid>
-        <w:gridCol w:w="3000"/>
-        <w:gridCol w:w="7080"/>
-      </w:tblGrid>
-      <w:tr>
-        <w:trPr>
-          <w:tblHeader/>
-        </w:trPr>
-        <w:tc>
-          <w:tcPr>
-            <w:tcW w:type="dxa" w:w="3000"/>
-            <w:tcBorders>
-              <w:top w:val="single" w:color="1F4E79" w:sz="4"/>
-              <w:left w:val="single" w:color="1F4E79" w:sz="4"/>
-              <w:bottom w:val="single" w:color="1F4E79" w:sz="4"/>
-              <w:right w:val="single" w:color="1F4E79" w:sz="4"/>
-            </w:tcBorders>
-            <w:shd w:fill="1F4E79" w:val="clear"/>
-            <w:tcMar>
-              <w:top w:type="dxa" w:w="80"/>
-              <w:left w:type="dxa" w:w="120"/>
-              <w:bottom w:type="dxa" w:w="80"/>
-              <w:right w:type="dxa" w:w="120"/>
-            </w:tcMar>
-          </w:tcPr>
-          <w:p>
-            <w:pPr>
-              <w:spacing w:after="0"/>
-            </w:pPr>
-            <w:r>
-              <w:rPr>
-                <w:b/>
-                <w:bCs/>
-                <w:color w:val="FFFFFF"/>
-                <w:sz w:val="18"/>
-                <w:szCs w:val="18"/>
-              </w:rPr>
-              <w:t xml:space="preserve">Field</w:t>
-            </w:r>
-          </w:p>
-        </w:tc>
-        <w:tc>
-          <w:tcPr>
-            <w:tcW w:type="dxa" w:w="7080"/>
-            <w:tcBorders>
-              <w:top w:val="single" w:color="1F4E79" w:sz="4"/>
-              <w:left w:val="single" w:color="1F4E79" w:sz="4"/>
-              <w:bottom w:val="single" w:color="1F4E79" w:sz="4"/>
-              <w:right w:val="single" w:color="1F4E79" w:sz="4"/>
-            </w:tcBorders>
-            <w:shd w:fill="1F4E79" w:val="clear"/>
-            <w:tcMar>
-              <w:top w:type="dxa" w:w="80"/>
-              <w:left w:type="dxa" w:w="120"/>
-              <w:bottom w:type="dxa" w:w="80"/>
-              <w:right w:type="dxa" w:w="120"/>
-            </w:tcMar>
-          </w:tcPr>
-          <w:p>
-            <w:pPr>
-              <w:spacing w:after="0"/>
-            </w:pPr>
-            <w:r>
-              <w:rPr>
-                <w:b/>
-                <w:bCs/>
-                <w:color w:val="FFFFFF"/>
-                <w:sz w:val="18"/>
-                <w:szCs w:val="18"/>
-              </w:rPr>
-              <w:t xml:space="preserve">Value</w:t>
-            </w:r>
-          </w:p>
-        </w:tc>
-      </w:tr>
-      <w:tr>
-        <w:tc>
-          <w:tcPr>
-            <w:tcW w:type="dxa" w:w="3000"/>
-            <w:tcBorders>
-              <w:top w:val="single" w:color="CCCCCC" w:sz="4"/>
-              <w:left w:val="single" w:color="CCCCCC" w:sz="4"/>
-              <w:bottom w:val="single" w:color="CCCCCC" w:sz="4"/>
-              <w:right w:val="single" w:color="CCCCCC" w:sz="4"/>
-            </w:tcBorders>
-            <w:shd w:fill="FFFFFF" w:val="clear"/>
-            <w:tcMar>
-              <w:top w:type="dxa" w:w="60"/>
-              <w:left w:type="dxa" w:w="120"/>
-              <w:bottom w:type="dxa" w:w="60"/>
-              <w:right w:type="dxa" w:w="120"/>
-            </w:tcMar>
-          </w:tcPr>
-          <w:p>
-            <w:pPr>
-              <w:spacing w:after="0"/>
-            </w:pPr>
-            <w:r>
-              <w:rPr>
-                <w:b/>
-                <w:bCs/>
-                <w:sz w:val="18"/>
-                <w:szCs w:val="18"/>
-              </w:rPr>
-              <w:t xml:space="preserve">Number of nodes</w:t>
-            </w:r>
-          </w:p>
-        </w:tc>
-        <w:tc>
-          <w:tcPr>
-            <w:tcW w:type="dxa" w:w="7080"/>
-            <w:tcBorders>
-              <w:top w:val="single" w:color="CCCCCC" w:sz="4"/>
-              <w:left w:val="single" w:color="CCCCCC" w:sz="4"/>
-              <w:bottom w:val="single" w:color="CCCCCC" w:sz="4"/>
-              <w:right w:val="single" w:color="CCCCCC" w:sz="4"/>
-            </w:tcBorders>
-            <w:shd w:fill="FFFFFF" w:val="clear"/>
-            <w:tcMar>
-              <w:top w:type="dxa" w:w="60"/>
-              <w:left w:type="dxa" w:w="120"/>
-              <w:bottom w:type="dxa" w:w="60"/>
-              <w:right w:type="dxa" w:w="120"/>
-            </w:tcMar>
-          </w:tcPr>
-          <w:p>
-            <w:pPr>
-              <w:spacing w:after="0"/>
-            </w:pPr>
-            <w:r>
-              <w:rPr>
-                <w:b w:val="false"/>
-                <w:bCs w:val="false"/>
-                <w:sz w:val="18"/>
-                <w:szCs w:val="18"/>
-              </w:rPr>
-              <w:t xml:space="preserve">0  (scales from zero; no cost when idle)</w:t>
-            </w:r>
-          </w:p>
-        </w:tc>
-      </w:tr>
-      <w:tr>
-        <w:tc>
-          <w:tcPr>
-            <w:tcW w:type="dxa" w:w="3000"/>
-            <w:tcBorders>
-              <w:top w:val="single" w:color="CCCCCC" w:sz="4"/>
-              <w:left w:val="single" w:color="CCCCCC" w:sz="4"/>
-              <w:bottom w:val="single" w:color="CCCCCC" w:sz="4"/>
-              <w:right w:val="single" w:color="CCCCCC" w:sz="4"/>
-            </w:tcBorders>
-            <w:shd w:fill="EEF4F9" w:val="clear"/>
-            <w:tcMar>
-              <w:top w:type="dxa" w:w="60"/>
-              <w:left w:type="dxa" w:w="120"/>
-              <w:bottom w:type="dxa" w:w="60"/>
-              <w:right w:type="dxa" w:w="120"/>
-            </w:tcMar>
-          </w:tcPr>
-          <w:p>
-            <w:pPr>
-              <w:spacing w:after="0"/>
-            </w:pPr>
-            <w:r>
-              <w:rPr>
-                <w:b/>
-                <w:bCs/>
-                <w:sz w:val="18"/>
-                <w:szCs w:val="18"/>
-              </w:rPr>
-              <w:t xml:space="preserve">Machine type</w:t>
-            </w:r>
-          </w:p>
-        </w:tc>
-        <w:tc>
-          <w:tcPr>
-            <w:tcW w:type="dxa" w:w="7080"/>
-            <w:tcBorders>
-              <w:top w:val="single" w:color="CCCCCC" w:sz="4"/>
-              <w:left w:val="single" w:color="CCCCCC" w:sz="4"/>
-              <w:bottom w:val="single" w:color="CCCCCC" w:sz="4"/>
-              <w:right w:val="single" w:color="CCCCCC" w:sz="4"/>
-            </w:tcBorders>
-            <w:shd w:fill="EEF4F9" w:val="clear"/>
-            <w:tcMar>
-              <w:top w:type="dxa" w:w="60"/>
-              <w:left w:type="dxa" w:w="120"/>
-              <w:bottom w:type="dxa" w:w="60"/>
-              <w:right w:type="dxa" w:w="120"/>
-            </w:tcMar>
-          </w:tcPr>
-          <w:p>
-            <w:pPr>
-              <w:spacing w:after="0"/>
-            </w:pPr>
-            <w:r>
-              <w:rPr>
-                <w:b w:val="false"/>
-                <w:bCs w:val="false"/>
-                <w:sz w:val="18"/>
-                <w:szCs w:val="18"/>
-              </w:rPr>
-              <w:t xml:space="preserve">n1-standard-4  (4 vCPU, 15 GB RAM)</w:t>
-            </w:r>
-          </w:p>
-        </w:tc>
-      </w:tr>
-      <w:tr>
-        <w:tc>
-          <w:tcPr>
-            <w:tcW w:type="dxa" w:w="3000"/>
-            <w:tcBorders>
-              <w:top w:val="single" w:color="CCCCCC" w:sz="4"/>
-              <w:left w:val="single" w:color="CCCCCC" w:sz="4"/>
-              <w:bottom w:val="single" w:color="CCCCCC" w:sz="4"/>
-              <w:right w:val="single" w:color="CCCCCC" w:sz="4"/>
-            </w:tcBorders>
-            <w:shd w:fill="FFFFFF" w:val="clear"/>
-            <w:tcMar>
-              <w:top w:type="dxa" w:w="60"/>
-              <w:left w:type="dxa" w:w="120"/>
-              <w:bottom w:type="dxa" w:w="60"/>
-              <w:right w:type="dxa" w:w="120"/>
-            </w:tcMar>
-          </w:tcPr>
-          <w:p>
-            <w:pPr>
-              <w:spacing w:after="0"/>
-            </w:pPr>
-            <w:r>
-              <w:rPr>
-                <w:b/>
-                <w:bCs/>
-                <w:sz w:val="18"/>
-                <w:szCs w:val="18"/>
-              </w:rPr>
-              <w:t xml:space="preserve">GPU type</w:t>
-            </w:r>
-          </w:p>
-        </w:tc>
-        <w:tc>
-          <w:tcPr>
-            <w:tcW w:type="dxa" w:w="7080"/>
-            <w:tcBorders>
-              <w:top w:val="single" w:color="CCCCCC" w:sz="4"/>
-              <w:left w:val="single" w:color="CCCCCC" w:sz="4"/>
-              <w:bottom w:val="single" w:color="CCCCCC" w:sz="4"/>
-              <w:right w:val="single" w:color="CCCCCC" w:sz="4"/>
-            </w:tcBorders>
-            <w:shd w:fill="FFFFFF" w:val="clear"/>
-            <w:tcMar>
-              <w:top w:type="dxa" w:w="60"/>
-              <w:left w:type="dxa" w:w="120"/>
-              <w:bottom w:type="dxa" w:w="60"/>
-              <w:right w:type="dxa" w:w="120"/>
-            </w:tcMar>
-          </w:tcPr>
-          <w:p>
-            <w:pPr>
-              <w:spacing w:after="0"/>
-            </w:pPr>
-            <w:r>
-              <w:rPr>
-                <w:b w:val="false"/>
-                <w:bCs w:val="false"/>
-                <w:sz w:val="18"/>
-                <w:szCs w:val="18"/>
-              </w:rPr>
-              <w:t xml:space="preserve">NVIDIA Tesla K80</w:t>
-            </w:r>
-          </w:p>
-        </w:tc>
-      </w:tr>
-      <w:tr>
-        <w:tc>
-          <w:tcPr>
-            <w:tcW w:type="dxa" w:w="3000"/>
-            <w:tcBorders>
-              <w:top w:val="single" w:color="CCCCCC" w:sz="4"/>
-              <w:left w:val="single" w:color="CCCCCC" w:sz="4"/>
-              <w:bottom w:val="single" w:color="CCCCCC" w:sz="4"/>
-              <w:right w:val="single" w:color="CCCCCC" w:sz="4"/>
-            </w:tcBorders>
-            <w:shd w:fill="EEF4F9" w:val="clear"/>
-            <w:tcMar>
-              <w:top w:type="dxa" w:w="60"/>
-              <w:left w:type="dxa" w:w="120"/>
-              <w:bottom w:type="dxa" w:w="60"/>
-              <w:right w:type="dxa" w:w="120"/>
-            </w:tcMar>
-          </w:tcPr>
-          <w:p>
-            <w:pPr>
-              <w:spacing w:after="0"/>
-            </w:pPr>
-            <w:r>
-              <w:rPr>
-                <w:b/>
-                <w:bCs/>
-                <w:sz w:val="18"/>
-                <w:szCs w:val="18"/>
-              </w:rPr>
-              <w:t xml:space="preserve">Number of GPUs</w:t>
-            </w:r>
-          </w:p>
-        </w:tc>
-        <w:tc>
-          <w:tcPr>
-            <w:tcW w:type="dxa" w:w="7080"/>
-            <w:tcBorders>
-              <w:top w:val="single" w:color="CCCCCC" w:sz="4"/>
-              <w:left w:val="single" w:color="CCCCCC" w:sz="4"/>
-              <w:bottom w:val="single" w:color="CCCCCC" w:sz="4"/>
-              <w:right w:val="single" w:color="CCCCCC" w:sz="4"/>
-            </w:tcBorders>
-            <w:shd w:fill="EEF4F9" w:val="clear"/>
-            <w:tcMar>
-              <w:top w:type="dxa" w:w="60"/>
-              <w:left w:type="dxa" w:w="120"/>
-              <w:bottom w:type="dxa" w:w="60"/>
-              <w:right w:type="dxa" w:w="120"/>
-            </w:tcMar>
-          </w:tcPr>
-          <w:p>
-            <w:pPr>
-              <w:spacing w:after="0"/>
-            </w:pPr>
-            <w:r>
-              <w:rPr>
-                <w:b w:val="false"/>
-                <w:bCs w:val="false"/>
-                <w:sz w:val="18"/>
-                <w:szCs w:val="18"/>
-              </w:rPr>
-              <w:t xml:space="preserve">1</w:t>
-            </w:r>
-          </w:p>
-        </w:tc>
-      </w:tr>
-      <w:tr>
-        <w:tc>
-          <w:tcPr>
-            <w:tcW w:type="dxa" w:w="3000"/>
-            <w:tcBorders>
-              <w:top w:val="single" w:color="CCCCCC" w:sz="4"/>
-              <w:left w:val="single" w:color="CCCCCC" w:sz="4"/>
-              <w:bottom w:val="single" w:color="CCCCCC" w:sz="4"/>
-              <w:right w:val="single" w:color="CCCCCC" w:sz="4"/>
-            </w:tcBorders>
-            <w:shd w:fill="FFFFFF" w:val="clear"/>
-            <w:tcMar>
-              <w:top w:type="dxa" w:w="60"/>
-              <w:left w:type="dxa" w:w="120"/>
-              <w:bottom w:type="dxa" w:w="60"/>
-              <w:right w:type="dxa" w:w="120"/>
-            </w:tcMar>
-          </w:tcPr>
-          <w:p>
-            <w:pPr>
-              <w:spacing w:after="0"/>
-            </w:pPr>
-            <w:r>
-              <w:rPr>
-                <w:b/>
-                <w:bCs/>
-                <w:sz w:val="18"/>
-                <w:szCs w:val="18"/>
-              </w:rPr>
-              <w:t xml:space="preserve">GPU driver installation</w:t>
-            </w:r>
-          </w:p>
-        </w:tc>
-        <w:tc>
-          <w:tcPr>
-            <w:tcW w:type="dxa" w:w="7080"/>
-            <w:tcBorders>
-              <w:top w:val="single" w:color="CCCCCC" w:sz="4"/>
-              <w:left w:val="single" w:color="CCCCCC" w:sz="4"/>
-              <w:bottom w:val="single" w:color="CCCCCC" w:sz="4"/>
-              <w:right w:val="single" w:color="CCCCCC" w:sz="4"/>
-            </w:tcBorders>
-            <w:shd w:fill="FFFFFF" w:val="clear"/>
-            <w:tcMar>
-              <w:top w:type="dxa" w:w="60"/>
-              <w:left w:type="dxa" w:w="120"/>
-              <w:bottom w:type="dxa" w:w="60"/>
-              <w:right w:type="dxa" w:w="120"/>
-            </w:tcMar>
-          </w:tcPr>
-          <w:p>
-            <w:pPr>
-              <w:spacing w:after="0"/>
-            </w:pPr>
-            <w:r>
-              <w:rPr>
-                <w:b w:val="false"/>
-                <w:bCs w:val="false"/>
-                <w:sz w:val="18"/>
-                <w:szCs w:val="18"/>
-              </w:rPr>
-              <w:t xml:space="preserve">Google-managed (automatically installs NVIDIA drivers)</w:t>
-            </w:r>
-          </w:p>
-        </w:tc>
-      </w:tr>
-      <w:tr>
-        <w:tc>
-          <w:tcPr>
-            <w:tcW w:type="dxa" w:w="3000"/>
-            <w:tcBorders>
-              <w:top w:val="single" w:color="CCCCCC" w:sz="4"/>
-              <w:left w:val="single" w:color="CCCCCC" w:sz="4"/>
-              <w:bottom w:val="single" w:color="CCCCCC" w:sz="4"/>
-              <w:right w:val="single" w:color="CCCCCC" w:sz="4"/>
-            </w:tcBorders>
-            <w:shd w:fill="EEF4F9" w:val="clear"/>
-            <w:tcMar>
-              <w:top w:type="dxa" w:w="60"/>
-              <w:left w:type="dxa" w:w="120"/>
-              <w:bottom w:type="dxa" w:w="60"/>
-              <w:right w:type="dxa" w:w="120"/>
-            </w:tcMar>
-          </w:tcPr>
-          <w:p>
-            <w:pPr>
-              <w:spacing w:after="0"/>
-            </w:pPr>
-            <w:r>
-              <w:rPr>
-                <w:b/>
-                <w:bCs/>
-                <w:sz w:val="18"/>
-                <w:szCs w:val="18"/>
-              </w:rPr>
-              <w:t xml:space="preserve">Boot disk type</w:t>
-            </w:r>
-          </w:p>
-        </w:tc>
-        <w:tc>
-          <w:tcPr>
-            <w:tcW w:type="dxa" w:w="7080"/>
-            <w:tcBorders>
-              <w:top w:val="single" w:color="CCCCCC" w:sz="4"/>
-              <w:left w:val="single" w:color="CCCCCC" w:sz="4"/>
-              <w:bottom w:val="single" w:color="CCCCCC" w:sz="4"/>
-              <w:right w:val="single" w:color="CCCCCC" w:sz="4"/>
-            </w:tcBorders>
-            <w:shd w:fill="EEF4F9" w:val="clear"/>
-            <w:tcMar>
-              <w:top w:type="dxa" w:w="60"/>
-              <w:left w:type="dxa" w:w="120"/>
-              <w:bottom w:type="dxa" w:w="60"/>
-              <w:right w:type="dxa" w:w="120"/>
-            </w:tcMar>
-          </w:tcPr>
-          <w:p>
-            <w:pPr>
-              <w:spacing w:after="0"/>
-            </w:pPr>
-            <w:r>
-              <w:rPr>
-                <w:b w:val="false"/>
-                <w:bCs w:val="false"/>
-                <w:sz w:val="18"/>
-                <w:szCs w:val="18"/>
-              </w:rPr>
-              <w:t xml:space="preserve">SSD persistent disk</w:t>
-            </w:r>
-          </w:p>
-        </w:tc>
-      </w:tr>
-      <w:tr>
-        <w:tc>
-          <w:tcPr>
-            <w:tcW w:type="dxa" w:w="3000"/>
-            <w:tcBorders>
-              <w:top w:val="single" w:color="CCCCCC" w:sz="4"/>
-              <w:left w:val="single" w:color="CCCCCC" w:sz="4"/>
-              <w:bottom w:val="single" w:color="CCCCCC" w:sz="4"/>
-              <w:right w:val="single" w:color="CCCCCC" w:sz="4"/>
-            </w:tcBorders>
-            <w:shd w:fill="FFFFFF" w:val="clear"/>
-            <w:tcMar>
-              <w:top w:type="dxa" w:w="60"/>
-              <w:left w:type="dxa" w:w="120"/>
-              <w:bottom w:type="dxa" w:w="60"/>
-              <w:right w:type="dxa" w:w="120"/>
-            </w:tcMar>
-          </w:tcPr>
-          <w:p>
-            <w:pPr>
-              <w:spacing w:after="0"/>
-            </w:pPr>
-            <w:r>
-              <w:rPr>
-                <w:b/>
-                <w:bCs/>
-                <w:sz w:val="18"/>
-                <w:szCs w:val="18"/>
-              </w:rPr>
-              <w:t xml:space="preserve">Boot disk size</w:t>
-            </w:r>
-          </w:p>
-        </w:tc>
-        <w:tc>
-          <w:tcPr>
-            <w:tcW w:type="dxa" w:w="7080"/>
-            <w:tcBorders>
-              <w:top w:val="single" w:color="CCCCCC" w:sz="4"/>
-              <w:left w:val="single" w:color="CCCCCC" w:sz="4"/>
-              <w:bottom w:val="single" w:color="CCCCCC" w:sz="4"/>
-              <w:right w:val="single" w:color="CCCCCC" w:sz="4"/>
-            </w:tcBorders>
-            <w:shd w:fill="FFFFFF" w:val="clear"/>
-            <w:tcMar>
-              <w:top w:type="dxa" w:w="60"/>
-              <w:left w:type="dxa" w:w="120"/>
-              <w:bottom w:type="dxa" w:w="60"/>
-              <w:right w:type="dxa" w:w="120"/>
-            </w:tcMar>
-          </w:tcPr>
-          <w:p>
-            <w:pPr>
-              <w:spacing w:after="0"/>
-            </w:pPr>
-            <w:r>
-              <w:rPr>
-                <w:b w:val="false"/>
-                <w:bCs w:val="false"/>
-                <w:sz w:val="18"/>
-                <w:szCs w:val="18"/>
-              </w:rPr>
-              <w:t xml:space="preserve">100 GB</w:t>
-            </w:r>
-          </w:p>
-        </w:tc>
-      </w:tr>
-      <w:tr>
-        <w:tc>
-          <w:tcPr>
-            <w:tcW w:type="dxa" w:w="3000"/>
-            <w:tcBorders>
-              <w:top w:val="single" w:color="CCCCCC" w:sz="4"/>
-              <w:left w:val="single" w:color="CCCCCC" w:sz="4"/>
-              <w:bottom w:val="single" w:color="CCCCCC" w:sz="4"/>
-              <w:right w:val="single" w:color="CCCCCC" w:sz="4"/>
-            </w:tcBorders>
-            <w:shd w:fill="EEF4F9" w:val="clear"/>
-            <w:tcMar>
-              <w:top w:type="dxa" w:w="60"/>
-              <w:left w:type="dxa" w:w="120"/>
-              <w:bottom w:type="dxa" w:w="60"/>
-              <w:right w:type="dxa" w:w="120"/>
-            </w:tcMar>
-          </w:tcPr>
-          <w:p>
-            <w:pPr>
-              <w:spacing w:after="0"/>
-            </w:pPr>
-            <w:r>
-              <w:rPr>
-                <w:b/>
-                <w:bCs/>
-                <w:sz w:val="18"/>
-                <w:szCs w:val="18"/>
-              </w:rPr>
-              <w:t xml:space="preserve">Enable autoscaling</w:t>
-            </w:r>
-          </w:p>
-        </w:tc>
-        <w:tc>
-          <w:tcPr>
-            <w:tcW w:type="dxa" w:w="7080"/>
-            <w:tcBorders>
-              <w:top w:val="single" w:color="CCCCCC" w:sz="4"/>
-              <w:left w:val="single" w:color="CCCCCC" w:sz="4"/>
-              <w:bottom w:val="single" w:color="CCCCCC" w:sz="4"/>
-              <w:right w:val="single" w:color="CCCCCC" w:sz="4"/>
-            </w:tcBorders>
-            <w:shd w:fill="EEF4F9" w:val="clear"/>
-            <w:tcMar>
-              <w:top w:type="dxa" w:w="60"/>
-              <w:left w:type="dxa" w:w="120"/>
-              <w:bottom w:type="dxa" w:w="60"/>
-              <w:right w:type="dxa" w:w="120"/>
-            </w:tcMar>
-          </w:tcPr>
-          <w:p>
-            <w:pPr>
-              <w:spacing w:after="0"/>
-            </w:pPr>
-            <w:r>
-              <w:rPr>
-                <w:b w:val="false"/>
-                <w:bCs w:val="false"/>
-                <w:sz w:val="18"/>
-                <w:szCs w:val="18"/>
-              </w:rPr>
-              <w:t xml:space="preserve">ON</w:t>
-            </w:r>
-          </w:p>
-        </w:tc>
-      </w:tr>
-      <w:tr>
-        <w:tc>
-          <w:tcPr>
-            <w:tcW w:type="dxa" w:w="3000"/>
-            <w:tcBorders>
-              <w:top w:val="single" w:color="CCCCCC" w:sz="4"/>
-              <w:left w:val="single" w:color="CCCCCC" w:sz="4"/>
-              <w:bottom w:val="single" w:color="CCCCCC" w:sz="4"/>
-              <w:right w:val="single" w:color="CCCCCC" w:sz="4"/>
-            </w:tcBorders>
-            <w:shd w:fill="FFFFFF" w:val="clear"/>
-            <w:tcMar>
-              <w:top w:type="dxa" w:w="60"/>
-              <w:left w:type="dxa" w:w="120"/>
-              <w:bottom w:type="dxa" w:w="60"/>
-              <w:right w:type="dxa" w:w="120"/>
-            </w:tcMar>
-          </w:tcPr>
-          <w:p>
-            <w:pPr>
-              <w:spacing w:after="0"/>
-            </w:pPr>
-            <w:r>
-              <w:rPr>
-                <w:b/>
-                <w:bCs/>
-                <w:sz w:val="18"/>
-                <w:szCs w:val="18"/>
-              </w:rPr>
-              <w:t xml:space="preserve">Minimum nodes</w:t>
-            </w:r>
-          </w:p>
-        </w:tc>
-        <w:tc>
-          <w:tcPr>
-            <w:tcW w:type="dxa" w:w="7080"/>
-            <w:tcBorders>
-              <w:top w:val="single" w:color="CCCCCC" w:sz="4"/>
-              <w:left w:val="single" w:color="CCCCCC" w:sz="4"/>
-              <w:bottom w:val="single" w:color="CCCCCC" w:sz="4"/>
-              <w:right w:val="single" w:color="CCCCCC" w:sz="4"/>
-            </w:tcBorders>
-            <w:shd w:fill="FFFFFF" w:val="clear"/>
-            <w:tcMar>
-              <w:top w:type="dxa" w:w="60"/>
-              <w:left w:type="dxa" w:w="120"/>
-              <w:bottom w:type="dxa" w:w="60"/>
-              <w:right w:type="dxa" w:w="120"/>
-            </w:tcMar>
-          </w:tcPr>
-          <w:p>
-            <w:pPr>
-              <w:spacing w:after="0"/>
-            </w:pPr>
-            <w:r>
-              <w:rPr>
-                <w:b w:val="false"/>
-                <w:bCs w:val="false"/>
-                <w:sz w:val="18"/>
-                <w:szCs w:val="18"/>
-              </w:rPr>
-              <w:t xml:space="preserve">0</w:t>
-            </w:r>
-          </w:p>
-        </w:tc>
-      </w:tr>
-      <w:tr>
-        <w:tc>
-          <w:tcPr>
-            <w:tcW w:type="dxa" w:w="3000"/>
-            <w:tcBorders>
-              <w:top w:val="single" w:color="CCCCCC" w:sz="4"/>
-              <w:left w:val="single" w:color="CCCCCC" w:sz="4"/>
-              <w:bottom w:val="single" w:color="CCCCCC" w:sz="4"/>
-              <w:right w:val="single" w:color="CCCCCC" w:sz="4"/>
-            </w:tcBorders>
-            <w:shd w:fill="EEF4F9" w:val="clear"/>
-            <w:tcMar>
-              <w:top w:type="dxa" w:w="60"/>
-              <w:left w:type="dxa" w:w="120"/>
-              <w:bottom w:type="dxa" w:w="60"/>
-              <w:right w:type="dxa" w:w="120"/>
-            </w:tcMar>
-          </w:tcPr>
-          <w:p>
-            <w:pPr>
-              <w:spacing w:after="0"/>
-            </w:pPr>
-            <w:r>
-              <w:rPr>
-                <w:b/>
-                <w:bCs/>
-                <w:sz w:val="18"/>
-                <w:szCs w:val="18"/>
-              </w:rPr>
-              <w:t xml:space="preserve">Maximum nodes</w:t>
-            </w:r>
-          </w:p>
-        </w:tc>
-        <w:tc>
-          <w:tcPr>
-            <w:tcW w:type="dxa" w:w="7080"/>
-            <w:tcBorders>
-              <w:top w:val="single" w:color="CCCCCC" w:sz="4"/>
-              <w:left w:val="single" w:color="CCCCCC" w:sz="4"/>
-              <w:bottom w:val="single" w:color="CCCCCC" w:sz="4"/>
-              <w:right w:val="single" w:color="CCCCCC" w:sz="4"/>
-            </w:tcBorders>
-            <w:shd w:fill="EEF4F9" w:val="clear"/>
-            <w:tcMar>
-              <w:top w:type="dxa" w:w="60"/>
-              <w:left w:type="dxa" w:w="120"/>
-              <w:bottom w:type="dxa" w:w="60"/>
-              <w:right w:type="dxa" w:w="120"/>
-            </w:tcMar>
-          </w:tcPr>
-          <w:p>
-            <w:pPr>
-              <w:spacing w:after="0"/>
-            </w:pPr>
-            <w:r>
-              <w:rPr>
-                <w:b w:val="false"/>
-                <w:bCs w:val="false"/>
-                <w:sz w:val="18"/>
-                <w:szCs w:val="18"/>
-              </w:rPr>
-              <w:t xml:space="preserve">2  (quota limit: 2 × K80 = 2 GPUs)</w:t>
-            </w:r>
-          </w:p>
-        </w:tc>
-      </w:tr>
-    </w:tbl>
-    <w:p>
-      <w:pPr>
-        <w:spacing w:after="80" w:before="0"/>
-      </w:pPr>
-      <w:r>
-        <w:t xml:space="preserve"/>
-      </w:r>
-    </w:p>
-    <w:p>
-      <w:pPr>
-        <w:pStyle w:val="Heading3"/>
-        <w:spacing w:after="120" w:before="200"/>
-      </w:pPr>
-      <w:r>
-        <w:t xml:space="preserve">Metadata tab (Node Labels &amp; Taints):</w:t>
+        <w:t xml:space="preserve">When the cluster status shows a green tick, click the Connect button.</w:t>
       </w:r>
     </w:p>
     <w:p>
@@ -4650,14 +3674,14 @@
           <w:sz w:val="20"/>
           <w:szCs w:val="20"/>
         </w:rPr>
-        <w:t xml:space="preserve">Click "Add node label": </w:t>
+        <w:t xml:space="preserve">Copy the gcloud command</w:t>
       </w:r>
       <w:r>
         <w:rPr>
           <w:sz w:val="20"/>
           <w:szCs w:val="20"/>
         </w:rPr>
-        <w:t xml:space="preserve">Key = accelerator  |  Value = nvidia</w:t>
+        <w:t xml:space="preserve"> shown in the dialog (looks like: gcloud container clusters get-credentials parcs-cluster --zone us-central1-c --project YOUR_PROJECT_ID).</w:t>
       </w:r>
     </w:p>
     <w:p>
@@ -4671,19 +3695,10 @@
       </w:pPr>
       <w:r>
         <w:rPr>
-          <w:b/>
-          <w:bCs/>
           <w:sz w:val="20"/>
           <w:szCs w:val="20"/>
         </w:rPr>
-        <w:t xml:space="preserve">Click "Add node taint": </w:t>
-      </w:r>
-      <w:r>
-        <w:rPr>
-          <w:sz w:val="20"/>
-          <w:szCs w:val="20"/>
-        </w:rPr>
-        <w:t xml:space="preserve">Key = sku  |  Value = gpu  |  Effect = NoSchedule</w:t>
+        <w:t xml:space="preserve">Click Run in Cloud Shell and paste the command. This configures kubectl.</w:t>
       </w:r>
     </w:p>
     <w:p>
@@ -4714,12 +3729,12 @@
           <w:tcPr>
             <w:tcW w:type="dxa" w:w="10080"/>
             <w:tcBorders>
-              <w:top w:val="single" w:color="2E75B6" w:sz="4"/>
-              <w:left w:val="single" w:color="2E75B6" w:sz="18"/>
-              <w:bottom w:val="single" w:color="2E75B6" w:sz="4"/>
-              <w:right w:val="single" w:color="2E75B6" w:sz="4"/>
-            </w:tcBorders>
-            <w:shd w:fill="DEEAF1" w:val="clear"/>
+              <w:top w:val="single" w:color="4CAF50" w:sz="4"/>
+              <w:left w:val="single" w:color="4CAF50" w:sz="18"/>
+              <w:bottom w:val="single" w:color="4CAF50" w:sz="4"/>
+              <w:right w:val="single" w:color="4CAF50" w:sz="4"/>
+            </w:tcBorders>
+            <w:shd w:fill="E2EFDA" w:val="clear"/>
             <w:tcMar>
               <w:top w:type="dxa" w:w="100"/>
               <w:left w:type="dxa" w:w="200"/>
@@ -4738,14 +3753,14 @@
                 <w:sz w:val="20"/>
                 <w:szCs w:val="20"/>
               </w:rPr>
-              <w:t xml:space="preserve">NOTE: </w:t>
+              <w:t xml:space="preserve">TIP: </w:t>
             </w:r>
             <w:r>
               <w:rPr>
                 <w:sz w:val="20"/>
                 <w:szCs w:val="20"/>
               </w:rPr>
-              <w:t xml:space="preserve">The taint prevents non-GPU pods from landing on expensive GPU nodes. Only the daemon pods in deployment.gcp.yaml carry the matching toleration (sku=gpu:NoSchedule), so only they will be scheduled there.</w:t>
+              <w:t xml:space="preserve">Verify the connection: kubectl get nodes — you should see 3 nodes in the cpu-pool. The gpu-pool has 0 nodes at this point and will not appear until a GPU workload is scheduled.</w:t>
             </w:r>
           </w:p>
         </w:tc>
@@ -4753,211 +3768,12 @@
     </w:tbl>
     <w:p>
       <w:pPr>
-        <w:spacing w:after="80" w:before="0"/>
-      </w:pPr>
-      <w:r>
-        <w:t xml:space="preserve"/>
-      </w:r>
-    </w:p>
-    <w:p>
-      <w:pPr>
-        <w:pStyle w:val="Heading2"/>
-        <w:spacing w:after="160" w:before="240"/>
-      </w:pPr>
-      <w:r>
-        <w:t xml:space="preserve">3.5  Cluster Features</w:t>
-      </w:r>
-    </w:p>
-    <w:p>
-      <w:pPr>
-        <w:spacing w:after="120" w:before="0"/>
-      </w:pPr>
-      <w:r>
-        <w:rPr>
-          <w:sz w:val="20"/>
-          <w:szCs w:val="20"/>
-        </w:rPr>
-        <w:t xml:space="preserve">Click Cluster in the left panel (the root item, not a node pool).</w:t>
-      </w:r>
-    </w:p>
-    <w:p>
-      <w:pPr>
-        <w:pStyle w:val="ListParagraph"/>
-        <w:numPr>
-          <w:ilvl w:val="0"/>
-          <w:numId w:val="3"/>
-        </w:numPr>
-        <w:spacing w:after="80" w:before="0"/>
-      </w:pPr>
-      <w:r>
-        <w:rPr>
-          <w:b/>
-          <w:bCs/>
-          <w:sz w:val="20"/>
-          <w:szCs w:val="20"/>
-        </w:rPr>
-        <w:t xml:space="preserve">Security → Workload Identity: </w:t>
-      </w:r>
-      <w:r>
-        <w:rPr>
-          <w:sz w:val="20"/>
-          <w:szCs w:val="20"/>
-        </w:rPr>
-        <w:t xml:space="preserve">Enable  (turns on GKE Workload Identity — no service account key files needed)</w:t>
-      </w:r>
-    </w:p>
-    <w:p>
-      <w:pPr>
-        <w:pStyle w:val="ListParagraph"/>
-        <w:numPr>
-          <w:ilvl w:val="0"/>
-          <w:numId w:val="3"/>
-        </w:numPr>
-        <w:spacing w:after="80" w:before="0"/>
-      </w:pPr>
-      <w:r>
-        <w:rPr>
-          <w:b/>
-          <w:bCs/>
-          <w:sz w:val="20"/>
-          <w:szCs w:val="20"/>
-        </w:rPr>
-        <w:t xml:space="preserve">Features → Filestore CSI driver: </w:t>
-      </w:r>
-      <w:r>
-        <w:rPr>
-          <w:sz w:val="20"/>
-          <w:szCs w:val="20"/>
-        </w:rPr>
-        <w:t xml:space="preserve">Enable  (required for ReadWriteMany persistent volumes)</w:t>
-      </w:r>
-    </w:p>
-    <w:p>
-      <w:pPr>
-        <w:pStyle w:val="ListParagraph"/>
-        <w:numPr>
-          <w:ilvl w:val="0"/>
-          <w:numId w:val="3"/>
-        </w:numPr>
-        <w:spacing w:after="80" w:before="0"/>
-      </w:pPr>
-      <w:r>
-        <w:rPr>
-          <w:b/>
-          <w:bCs/>
-          <w:sz w:val="20"/>
-          <w:szCs w:val="20"/>
-        </w:rPr>
-        <w:t xml:space="preserve">Features → Compute Engine persistent disk CSI driver: </w:t>
-      </w:r>
-      <w:r>
-        <w:rPr>
-          <w:sz w:val="20"/>
-          <w:szCs w:val="20"/>
-        </w:rPr>
-        <w:t xml:space="preserve">Should already be enabled by default</w:t>
-      </w:r>
-    </w:p>
-    <w:p>
-      <w:pPr>
-        <w:spacing w:after="80" w:before="0"/>
-      </w:pPr>
-      <w:r>
-        <w:t xml:space="preserve"/>
-      </w:r>
-    </w:p>
-    <w:p>
-      <w:pPr>
-        <w:pStyle w:val="Heading2"/>
-        <w:spacing w:after="160" w:before="240"/>
-      </w:pPr>
-      <w:r>
-        <w:t xml:space="preserve">3.6  Create the Cluster</w:t>
-      </w:r>
-    </w:p>
-    <w:p>
-      <w:pPr>
-        <w:pStyle w:val="ListParagraph"/>
-        <w:numPr>
-          <w:ilvl w:val="0"/>
-          <w:numId w:val="2"/>
-        </w:numPr>
-        <w:spacing w:after="100" w:before="0"/>
-      </w:pPr>
-      <w:r>
-        <w:rPr>
-          <w:sz w:val="20"/>
-          <w:szCs w:val="20"/>
-        </w:rPr>
-        <w:t xml:space="preserve">Click Create at the bottom. Provisioning typically takes 5–10 minutes.</w:t>
-      </w:r>
-    </w:p>
-    <w:p>
-      <w:pPr>
-        <w:pStyle w:val="ListParagraph"/>
-        <w:numPr>
-          <w:ilvl w:val="0"/>
-          <w:numId w:val="2"/>
-        </w:numPr>
-        <w:spacing w:after="100" w:before="0"/>
-      </w:pPr>
-      <w:r>
-        <w:rPr>
-          <w:sz w:val="20"/>
-          <w:szCs w:val="20"/>
-        </w:rPr>
-        <w:t xml:space="preserve">When the cluster status shows a green tick, click the Connect button.</w:t>
-      </w:r>
-    </w:p>
-    <w:p>
-      <w:pPr>
-        <w:pStyle w:val="ListParagraph"/>
-        <w:numPr>
-          <w:ilvl w:val="0"/>
-          <w:numId w:val="2"/>
-        </w:numPr>
-        <w:spacing w:after="100" w:before="0"/>
-      </w:pPr>
-      <w:r>
-        <w:rPr>
-          <w:b/>
-          <w:bCs/>
-          <w:sz w:val="20"/>
-          <w:szCs w:val="20"/>
-        </w:rPr>
-        <w:t xml:space="preserve">Copy the gcloud command</w:t>
-      </w:r>
-      <w:r>
-        <w:rPr>
-          <w:sz w:val="20"/>
-          <w:szCs w:val="20"/>
-        </w:rPr>
-        <w:t xml:space="preserve"> shown in the dialog (looks like: gcloud container clusters get-credentials parcs-cluster --zone us-central1-c --project YOUR_PROJECT_ID).</w:t>
-      </w:r>
-    </w:p>
-    <w:p>
-      <w:pPr>
-        <w:pStyle w:val="ListParagraph"/>
-        <w:numPr>
-          <w:ilvl w:val="0"/>
-          <w:numId w:val="2"/>
-        </w:numPr>
-        <w:spacing w:after="100" w:before="0"/>
-      </w:pPr>
-      <w:r>
-        <w:rPr>
-          <w:sz w:val="20"/>
-          <w:szCs w:val="20"/>
-        </w:rPr>
-        <w:t xml:space="preserve">Click Run in Cloud Shell and paste the command. This configures kubectl.</w:t>
-      </w:r>
-    </w:p>
-    <w:p>
-      <w:pPr>
-        <w:spacing w:after="80" w:before="0"/>
-      </w:pPr>
-      <w:r>
-        <w:t xml:space="preserve"/>
+        <w:pStyle w:val="Heading1"/>
+        <w:pageBreakBefore/>
+        <w:spacing w:after="200" w:before="0"/>
+      </w:pPr>
+      <w:r>
+        <w:t xml:space="preserve">Artifact Registry, Pub/Sub &amp; Storage</w:t>
       </w:r>
     </w:p>
     <w:tbl>
@@ -4980,12 +3796,12 @@
           <w:tcPr>
             <w:tcW w:type="dxa" w:w="10080"/>
             <w:tcBorders>
-              <w:top w:val="single" w:color="4CAF50" w:sz="4"/>
-              <w:left w:val="single" w:color="4CAF50" w:sz="18"/>
-              <w:bottom w:val="single" w:color="4CAF50" w:sz="4"/>
-              <w:right w:val="single" w:color="4CAF50" w:sz="4"/>
-            </w:tcBorders>
-            <w:shd w:fill="E2EFDA" w:val="clear"/>
+              <w:top w:val="single" w:color="2E75B6" w:sz="4"/>
+              <w:left w:val="single" w:color="2E75B6" w:sz="18"/>
+              <w:bottom w:val="single" w:color="2E75B6" w:sz="4"/>
+              <w:right w:val="single" w:color="2E75B6" w:sz="4"/>
+            </w:tcBorders>
+            <w:shd w:fill="DEEAF1" w:val="clear"/>
             <w:tcMar>
               <w:top w:type="dxa" w:w="100"/>
               <w:left w:type="dxa" w:w="200"/>
@@ -5004,14 +3820,14 @@
                 <w:sz w:val="20"/>
                 <w:szCs w:val="20"/>
               </w:rPr>
-              <w:t xml:space="preserve">TIP: </w:t>
+              <w:t xml:space="preserve">NOTE: </w:t>
             </w:r>
             <w:r>
               <w:rPr>
                 <w:sz w:val="20"/>
                 <w:szCs w:val="20"/>
               </w:rPr>
-              <w:t xml:space="preserve">Verify the connection: kubectl get nodes — you should see 3 nodes in the cpu-pool. The gpu-pool has 0 nodes at this point and will not appear until a GPU workload is scheduled.</w:t>
+              <w:t xml:space="preserve">Artifact Registry is not required — all PARCS images are published to DockerHub. Skip to Pub/Sub setup below.</w:t>
             </w:r>
           </w:p>
         </w:tc>
@@ -5019,12 +3835,10 @@
     </w:tbl>
     <w:p>
       <w:pPr>
-        <w:pStyle w:val="Heading1"/>
-        <w:pageBreakBefore/>
-        <w:spacing w:after="200" w:before="0"/>
-      </w:pPr>
-      <w:r>
-        <w:t xml:space="preserve">Artifact Registry, Pub/Sub &amp; Storage</w:t>
+        <w:spacing w:after="80" w:before="0"/>
+      </w:pPr>
+      <w:r>
+        <w:t xml:space="preserve"/>
       </w:r>
     </w:p>
     <w:p>
@@ -5033,410 +3847,7 @@
         <w:spacing w:after="160" w:before="240"/>
       </w:pPr>
       <w:r>
-        <w:t xml:space="preserve">4.1  Create the Artifact Registry Repository</w:t>
-      </w:r>
-    </w:p>
-    <w:p>
-      <w:pPr>
-        <w:pStyle w:val="ListParagraph"/>
-        <w:numPr>
-          <w:ilvl w:val="0"/>
-          <w:numId w:val="2"/>
-        </w:numPr>
-        <w:spacing w:after="100" w:before="0"/>
-      </w:pPr>
-      <w:r>
-        <w:rPr>
-          <w:sz w:val="20"/>
-          <w:szCs w:val="20"/>
-        </w:rPr>
-        <w:t xml:space="preserve">Navigation menu → Artifact Registry → Repositories → Create Repository.</w:t>
-      </w:r>
-    </w:p>
-    <w:tbl>
-      <w:tblPr>
-        <w:tblW w:type="dxa" w:w="10080"/>
-        <w:tblBorders>
-          <w:top w:val="single" w:color="auto" w:sz="4"/>
-          <w:left w:val="single" w:color="auto" w:sz="4"/>
-          <w:bottom w:val="single" w:color="auto" w:sz="4"/>
-          <w:right w:val="single" w:color="auto" w:sz="4"/>
-          <w:insideH w:val="single" w:color="auto" w:sz="4"/>
-          <w:insideV w:val="single" w:color="auto" w:sz="4"/>
-        </w:tblBorders>
-      </w:tblPr>
-      <w:tblGrid>
-        <w:gridCol w:w="3000"/>
-        <w:gridCol w:w="7080"/>
-      </w:tblGrid>
-      <w:tr>
-        <w:trPr>
-          <w:tblHeader/>
-        </w:trPr>
-        <w:tc>
-          <w:tcPr>
-            <w:tcW w:type="dxa" w:w="3000"/>
-            <w:tcBorders>
-              <w:top w:val="single" w:color="1F4E79" w:sz="4"/>
-              <w:left w:val="single" w:color="1F4E79" w:sz="4"/>
-              <w:bottom w:val="single" w:color="1F4E79" w:sz="4"/>
-              <w:right w:val="single" w:color="1F4E79" w:sz="4"/>
-            </w:tcBorders>
-            <w:shd w:fill="1F4E79" w:val="clear"/>
-            <w:tcMar>
-              <w:top w:type="dxa" w:w="80"/>
-              <w:left w:type="dxa" w:w="120"/>
-              <w:bottom w:type="dxa" w:w="80"/>
-              <w:right w:type="dxa" w:w="120"/>
-            </w:tcMar>
-          </w:tcPr>
-          <w:p>
-            <w:pPr>
-              <w:spacing w:after="0"/>
-            </w:pPr>
-            <w:r>
-              <w:rPr>
-                <w:b/>
-                <w:bCs/>
-                <w:color w:val="FFFFFF"/>
-                <w:sz w:val="18"/>
-                <w:szCs w:val="18"/>
-              </w:rPr>
-              <w:t xml:space="preserve">Field</w:t>
-            </w:r>
-          </w:p>
-        </w:tc>
-        <w:tc>
-          <w:tcPr>
-            <w:tcW w:type="dxa" w:w="7080"/>
-            <w:tcBorders>
-              <w:top w:val="single" w:color="1F4E79" w:sz="4"/>
-              <w:left w:val="single" w:color="1F4E79" w:sz="4"/>
-              <w:bottom w:val="single" w:color="1F4E79" w:sz="4"/>
-              <w:right w:val="single" w:color="1F4E79" w:sz="4"/>
-            </w:tcBorders>
-            <w:shd w:fill="1F4E79" w:val="clear"/>
-            <w:tcMar>
-              <w:top w:type="dxa" w:w="80"/>
-              <w:left w:type="dxa" w:w="120"/>
-              <w:bottom w:type="dxa" w:w="80"/>
-              <w:right w:type="dxa" w:w="120"/>
-            </w:tcMar>
-          </w:tcPr>
-          <w:p>
-            <w:pPr>
-              <w:spacing w:after="0"/>
-            </w:pPr>
-            <w:r>
-              <w:rPr>
-                <w:b/>
-                <w:bCs/>
-                <w:color w:val="FFFFFF"/>
-                <w:sz w:val="18"/>
-                <w:szCs w:val="18"/>
-              </w:rPr>
-              <w:t xml:space="preserve">Value</w:t>
-            </w:r>
-          </w:p>
-        </w:tc>
-      </w:tr>
-      <w:tr>
-        <w:tc>
-          <w:tcPr>
-            <w:tcW w:type="dxa" w:w="3000"/>
-            <w:tcBorders>
-              <w:top w:val="single" w:color="CCCCCC" w:sz="4"/>
-              <w:left w:val="single" w:color="CCCCCC" w:sz="4"/>
-              <w:bottom w:val="single" w:color="CCCCCC" w:sz="4"/>
-              <w:right w:val="single" w:color="CCCCCC" w:sz="4"/>
-            </w:tcBorders>
-            <w:shd w:fill="FFFFFF" w:val="clear"/>
-            <w:tcMar>
-              <w:top w:type="dxa" w:w="60"/>
-              <w:left w:type="dxa" w:w="120"/>
-              <w:bottom w:type="dxa" w:w="60"/>
-              <w:right w:type="dxa" w:w="120"/>
-            </w:tcMar>
-          </w:tcPr>
-          <w:p>
-            <w:pPr>
-              <w:spacing w:after="0"/>
-            </w:pPr>
-            <w:r>
-              <w:rPr>
-                <w:b/>
-                <w:bCs/>
-                <w:sz w:val="18"/>
-                <w:szCs w:val="18"/>
-              </w:rPr>
-              <w:t xml:space="preserve">Name</w:t>
-            </w:r>
-          </w:p>
-        </w:tc>
-        <w:tc>
-          <w:tcPr>
-            <w:tcW w:type="dxa" w:w="7080"/>
-            <w:tcBorders>
-              <w:top w:val="single" w:color="CCCCCC" w:sz="4"/>
-              <w:left w:val="single" w:color="CCCCCC" w:sz="4"/>
-              <w:bottom w:val="single" w:color="CCCCCC" w:sz="4"/>
-              <w:right w:val="single" w:color="CCCCCC" w:sz="4"/>
-            </w:tcBorders>
-            <w:shd w:fill="FFFFFF" w:val="clear"/>
-            <w:tcMar>
-              <w:top w:type="dxa" w:w="60"/>
-              <w:left w:type="dxa" w:w="120"/>
-              <w:bottom w:type="dxa" w:w="60"/>
-              <w:right w:type="dxa" w:w="120"/>
-            </w:tcMar>
-          </w:tcPr>
-          <w:p>
-            <w:pPr>
-              <w:spacing w:after="0"/>
-            </w:pPr>
-            <w:r>
-              <w:rPr>
-                <w:b w:val="false"/>
-                <w:bCs w:val="false"/>
-                <w:sz w:val="18"/>
-                <w:szCs w:val="18"/>
-              </w:rPr>
-              <w:t xml:space="preserve">parcs</w:t>
-            </w:r>
-          </w:p>
-        </w:tc>
-      </w:tr>
-      <w:tr>
-        <w:tc>
-          <w:tcPr>
-            <w:tcW w:type="dxa" w:w="3000"/>
-            <w:tcBorders>
-              <w:top w:val="single" w:color="CCCCCC" w:sz="4"/>
-              <w:left w:val="single" w:color="CCCCCC" w:sz="4"/>
-              <w:bottom w:val="single" w:color="CCCCCC" w:sz="4"/>
-              <w:right w:val="single" w:color="CCCCCC" w:sz="4"/>
-            </w:tcBorders>
-            <w:shd w:fill="EEF4F9" w:val="clear"/>
-            <w:tcMar>
-              <w:top w:type="dxa" w:w="60"/>
-              <w:left w:type="dxa" w:w="120"/>
-              <w:bottom w:type="dxa" w:w="60"/>
-              <w:right w:type="dxa" w:w="120"/>
-            </w:tcMar>
-          </w:tcPr>
-          <w:p>
-            <w:pPr>
-              <w:spacing w:after="0"/>
-            </w:pPr>
-            <w:r>
-              <w:rPr>
-                <w:b/>
-                <w:bCs/>
-                <w:sz w:val="18"/>
-                <w:szCs w:val="18"/>
-              </w:rPr>
-              <w:t xml:space="preserve">Format</w:t>
-            </w:r>
-          </w:p>
-        </w:tc>
-        <w:tc>
-          <w:tcPr>
-            <w:tcW w:type="dxa" w:w="7080"/>
-            <w:tcBorders>
-              <w:top w:val="single" w:color="CCCCCC" w:sz="4"/>
-              <w:left w:val="single" w:color="CCCCCC" w:sz="4"/>
-              <w:bottom w:val="single" w:color="CCCCCC" w:sz="4"/>
-              <w:right w:val="single" w:color="CCCCCC" w:sz="4"/>
-            </w:tcBorders>
-            <w:shd w:fill="EEF4F9" w:val="clear"/>
-            <w:tcMar>
-              <w:top w:type="dxa" w:w="60"/>
-              <w:left w:type="dxa" w:w="120"/>
-              <w:bottom w:type="dxa" w:w="60"/>
-              <w:right w:type="dxa" w:w="120"/>
-            </w:tcMar>
-          </w:tcPr>
-          <w:p>
-            <w:pPr>
-              <w:spacing w:after="0"/>
-            </w:pPr>
-            <w:r>
-              <w:rPr>
-                <w:b w:val="false"/>
-                <w:bCs w:val="false"/>
-                <w:sz w:val="18"/>
-                <w:szCs w:val="18"/>
-              </w:rPr>
-              <w:t xml:space="preserve">Docker</w:t>
-            </w:r>
-          </w:p>
-        </w:tc>
-      </w:tr>
-      <w:tr>
-        <w:tc>
-          <w:tcPr>
-            <w:tcW w:type="dxa" w:w="3000"/>
-            <w:tcBorders>
-              <w:top w:val="single" w:color="CCCCCC" w:sz="4"/>
-              <w:left w:val="single" w:color="CCCCCC" w:sz="4"/>
-              <w:bottom w:val="single" w:color="CCCCCC" w:sz="4"/>
-              <w:right w:val="single" w:color="CCCCCC" w:sz="4"/>
-            </w:tcBorders>
-            <w:shd w:fill="FFFFFF" w:val="clear"/>
-            <w:tcMar>
-              <w:top w:type="dxa" w:w="60"/>
-              <w:left w:type="dxa" w:w="120"/>
-              <w:bottom w:type="dxa" w:w="60"/>
-              <w:right w:type="dxa" w:w="120"/>
-            </w:tcMar>
-          </w:tcPr>
-          <w:p>
-            <w:pPr>
-              <w:spacing w:after="0"/>
-            </w:pPr>
-            <w:r>
-              <w:rPr>
-                <w:b/>
-                <w:bCs/>
-                <w:sz w:val="18"/>
-                <w:szCs w:val="18"/>
-              </w:rPr>
-              <w:t xml:space="preserve">Location type</w:t>
-            </w:r>
-          </w:p>
-        </w:tc>
-        <w:tc>
-          <w:tcPr>
-            <w:tcW w:type="dxa" w:w="7080"/>
-            <w:tcBorders>
-              <w:top w:val="single" w:color="CCCCCC" w:sz="4"/>
-              <w:left w:val="single" w:color="CCCCCC" w:sz="4"/>
-              <w:bottom w:val="single" w:color="CCCCCC" w:sz="4"/>
-              <w:right w:val="single" w:color="CCCCCC" w:sz="4"/>
-            </w:tcBorders>
-            <w:shd w:fill="FFFFFF" w:val="clear"/>
-            <w:tcMar>
-              <w:top w:type="dxa" w:w="60"/>
-              <w:left w:type="dxa" w:w="120"/>
-              <w:bottom w:type="dxa" w:w="60"/>
-              <w:right w:type="dxa" w:w="120"/>
-            </w:tcMar>
-          </w:tcPr>
-          <w:p>
-            <w:pPr>
-              <w:spacing w:after="0"/>
-            </w:pPr>
-            <w:r>
-              <w:rPr>
-                <w:b w:val="false"/>
-                <w:bCs w:val="false"/>
-                <w:sz w:val="18"/>
-                <w:szCs w:val="18"/>
-              </w:rPr>
-              <w:t xml:space="preserve">Region</w:t>
-            </w:r>
-          </w:p>
-        </w:tc>
-      </w:tr>
-      <w:tr>
-        <w:tc>
-          <w:tcPr>
-            <w:tcW w:type="dxa" w:w="3000"/>
-            <w:tcBorders>
-              <w:top w:val="single" w:color="CCCCCC" w:sz="4"/>
-              <w:left w:val="single" w:color="CCCCCC" w:sz="4"/>
-              <w:bottom w:val="single" w:color="CCCCCC" w:sz="4"/>
-              <w:right w:val="single" w:color="CCCCCC" w:sz="4"/>
-            </w:tcBorders>
-            <w:shd w:fill="EEF4F9" w:val="clear"/>
-            <w:tcMar>
-              <w:top w:type="dxa" w:w="60"/>
-              <w:left w:type="dxa" w:w="120"/>
-              <w:bottom w:type="dxa" w:w="60"/>
-              <w:right w:type="dxa" w:w="120"/>
-            </w:tcMar>
-          </w:tcPr>
-          <w:p>
-            <w:pPr>
-              <w:spacing w:after="0"/>
-            </w:pPr>
-            <w:r>
-              <w:rPr>
-                <w:b/>
-                <w:bCs/>
-                <w:sz w:val="18"/>
-                <w:szCs w:val="18"/>
-              </w:rPr>
-              <w:t xml:space="preserve">Region</w:t>
-            </w:r>
-          </w:p>
-        </w:tc>
-        <w:tc>
-          <w:tcPr>
-            <w:tcW w:type="dxa" w:w="7080"/>
-            <w:tcBorders>
-              <w:top w:val="single" w:color="CCCCCC" w:sz="4"/>
-              <w:left w:val="single" w:color="CCCCCC" w:sz="4"/>
-              <w:bottom w:val="single" w:color="CCCCCC" w:sz="4"/>
-              <w:right w:val="single" w:color="CCCCCC" w:sz="4"/>
-            </w:tcBorders>
-            <w:shd w:fill="EEF4F9" w:val="clear"/>
-            <w:tcMar>
-              <w:top w:type="dxa" w:w="60"/>
-              <w:left w:type="dxa" w:w="120"/>
-              <w:bottom w:type="dxa" w:w="60"/>
-              <w:right w:type="dxa" w:w="120"/>
-            </w:tcMar>
-          </w:tcPr>
-          <w:p>
-            <w:pPr>
-              <w:spacing w:after="0"/>
-            </w:pPr>
-            <w:r>
-              <w:rPr>
-                <w:b w:val="false"/>
-                <w:bCs w:val="false"/>
-                <w:sz w:val="18"/>
-                <w:szCs w:val="18"/>
-              </w:rPr>
-              <w:t xml:space="preserve">us-central1</w:t>
-            </w:r>
-          </w:p>
-        </w:tc>
-      </w:tr>
-    </w:tbl>
-    <w:p>
-      <w:pPr>
-        <w:pStyle w:val="ListParagraph"/>
-        <w:numPr>
-          <w:ilvl w:val="0"/>
-          <w:numId w:val="2"/>
-        </w:numPr>
-        <w:spacing w:after="100" w:before="0"/>
-      </w:pPr>
-      <w:r>
-        <w:rPr>
-          <w:sz w:val="20"/>
-          <w:szCs w:val="20"/>
-        </w:rPr>
-        <w:t xml:space="preserve">Click Create. Note the repository URL — it will be: us-central1-docker.pkg.dev/YOUR_PROJECT_ID/parcs</w:t>
-      </w:r>
-    </w:p>
-    <w:p>
-      <w:pPr>
-        <w:spacing w:after="80" w:before="0"/>
-      </w:pPr>
-      <w:r>
-        <w:t xml:space="preserve"/>
-      </w:r>
-    </w:p>
-    <w:p>
-      <w:pPr>
-        <w:pStyle w:val="Heading2"/>
-        <w:spacing w:after="160" w:before="240"/>
-      </w:pPr>
-      <w:r>
-        <w:t xml:space="preserve">4.2  Create the Pub/Sub Topic</w:t>
+        <w:t xml:space="preserve">4.1  Create the Pub/Sub Topic</w:t>
       </w:r>
     </w:p>
     <w:p>
@@ -5513,7 +3924,7 @@
         <w:spacing w:after="160" w:before="240"/>
       </w:pPr>
       <w:r>
-        <w:t xml:space="preserve">4.3  Create the Dead-Letter Topic</w:t>
+        <w:t xml:space="preserve">4.2  Create the Dead-Letter Topic</w:t>
       </w:r>
     </w:p>
     <w:p>
@@ -5559,7 +3970,7 @@
         <w:spacing w:after="160" w:before="240"/>
       </w:pPr>
       <w:r>
-        <w:t xml:space="preserve">4.4  Create the Pub/Sub Subscription</w:t>
+        <w:t xml:space="preserve">4.3  Create the Pub/Sub Subscription</w:t>
       </w:r>
     </w:p>
     <w:p>
@@ -6160,7 +4571,7 @@
         <w:spacing w:after="160" w:before="240"/>
       </w:pPr>
       <w:r>
-        <w:t xml:space="preserve">4.5  Storage: Avoiding Filestore Costs</w:t>
+        <w:t xml:space="preserve">4.4  Storage: Avoiding Filestore Costs</w:t>
       </w:r>
     </w:p>
     <w:tbl>
@@ -6535,7 +4946,7 @@
         <w:spacing w:after="160" w:before="240"/>
       </w:pPr>
       <w:r>
-        <w:t xml:space="preserve">4.6  Install Helm (if not available in Cloud Shell)</w:t>
+        <w:t xml:space="preserve">4.5  Install Helm (if not available in Cloud Shell)</w:t>
       </w:r>
     </w:p>
     <w:tbl>
@@ -7730,36 +6141,7 @@
         <w:spacing w:after="200" w:before="0"/>
       </w:pPr>
       <w:r>
-        <w:t xml:space="preserve">Build &amp; Push Docker Images</w:t>
-      </w:r>
-    </w:p>
-    <w:p>
-      <w:pPr>
-        <w:spacing w:after="120" w:before="0"/>
-      </w:pPr>
-      <w:r>
-        <w:rPr>
-          <w:sz w:val="20"/>
-          <w:szCs w:val="20"/>
-        </w:rPr>
-        <w:t xml:space="preserve">Run all commands in Cloud Shell. If your source code is not in Cloud Shell, upload the repository first (Cloud Shell → More → Upload files / use git clone from your repository).</w:t>
-      </w:r>
-    </w:p>
-    <w:p>
-      <w:pPr>
-        <w:spacing w:after="80" w:before="0"/>
-      </w:pPr>
-      <w:r>
-        <w:t xml:space="preserve"/>
-      </w:r>
-    </w:p>
-    <w:p>
-      <w:pPr>
-        <w:pStyle w:val="Heading2"/>
-        <w:spacing w:after="160" w:before="240"/>
-      </w:pPr>
-      <w:r>
-        <w:t xml:space="preserve">6.1  Authenticate Docker to Artifact Registry</w:t>
+        <w:t xml:space="preserve">Docker Images</w:t>
       </w:r>
     </w:p>
     <w:tbl>
@@ -7782,87 +6164,38 @@
           <w:tcPr>
             <w:tcW w:type="dxa" w:w="10080"/>
             <w:tcBorders>
-              <w:top w:val="single" w:color="999999" w:sz="4"/>
-              <w:left w:val="single" w:color="999999" w:sz="4"/>
-              <w:bottom w:val="single" w:color="999999" w:sz="4"/>
-              <w:right w:val="single" w:color="999999" w:sz="4"/>
-            </w:tcBorders>
-            <w:shd w:fill="F4F4F4" w:val="clear"/>
+              <w:top w:val="single" w:color="4CAF50" w:sz="4"/>
+              <w:left w:val="single" w:color="4CAF50" w:sz="18"/>
+              <w:bottom w:val="single" w:color="4CAF50" w:sz="4"/>
+              <w:right w:val="single" w:color="4CAF50" w:sz="4"/>
+            </w:tcBorders>
+            <w:shd w:fill="E2EFDA" w:val="clear"/>
             <w:tcMar>
               <w:top w:type="dxa" w:w="100"/>
-              <w:left w:type="dxa" w:w="160"/>
+              <w:left w:type="dxa" w:w="200"/>
               <w:bottom w:type="dxa" w:w="100"/>
-              <w:right w:type="dxa" w:w="120"/>
-            </w:tcMar>
-          </w:tcPr>
-          <w:p>
-            <w:pPr>
-              <w:spacing w:after="0"/>
-            </w:pPr>
-            <w:r>
-              <w:rPr>
-                <w:rFonts w:ascii="Courier New" w:cs="Courier New" w:eastAsia="Courier New" w:hAnsi="Courier New"/>
-                <w:color w:val="1A1A1A"/>
-                <w:sz w:val="18"/>
-                <w:szCs w:val="18"/>
-              </w:rPr>
-              <w:t xml:space="preserve">PROJECT_ID=$(gcloud config get-value project)</w:t>
-            </w:r>
-          </w:p>
-          <w:p>
-            <w:pPr>
-              <w:spacing w:after="0"/>
-            </w:pPr>
-            <w:r>
-              <w:rPr>
-                <w:rFonts w:ascii="Courier New" w:cs="Courier New" w:eastAsia="Courier New" w:hAnsi="Courier New"/>
-                <w:color w:val="1A1A1A"/>
-                <w:sz w:val="18"/>
-                <w:szCs w:val="18"/>
-              </w:rPr>
-              <w:t xml:space="preserve">REGION=us-central1</w:t>
-            </w:r>
-          </w:p>
-          <w:p>
-            <w:pPr>
-              <w:spacing w:after="0"/>
-            </w:pPr>
-            <w:r>
-              <w:rPr>
-                <w:rFonts w:ascii="Courier New" w:cs="Courier New" w:eastAsia="Courier New" w:hAnsi="Courier New"/>
-                <w:color w:val="1A1A1A"/>
-                <w:sz w:val="18"/>
-                <w:szCs w:val="18"/>
-              </w:rPr>
-              <w:t xml:space="preserve">REPO="${REGION}-docker.pkg.dev/${PROJECT_ID}/parcs"</w:t>
-            </w:r>
-          </w:p>
-          <w:p>
-            <w:pPr>
-              <w:spacing w:after="0"/>
-            </w:pPr>
-            <w:r>
-              <w:rPr>
-                <w:rFonts w:ascii="Courier New" w:cs="Courier New" w:eastAsia="Courier New" w:hAnsi="Courier New"/>
-                <w:color w:val="1A1A1A"/>
-                <w:sz w:val="18"/>
-                <w:szCs w:val="18"/>
-              </w:rPr>
-              <w:t xml:space="preserve"/>
-            </w:r>
-          </w:p>
-          <w:p>
-            <w:pPr>
-              <w:spacing w:after="0"/>
-            </w:pPr>
-            <w:r>
-              <w:rPr>
-                <w:rFonts w:ascii="Courier New" w:cs="Courier New" w:eastAsia="Courier New" w:hAnsi="Courier New"/>
-                <w:color w:val="1A1A1A"/>
-                <w:sz w:val="18"/>
-                <w:szCs w:val="18"/>
-              </w:rPr>
-              <w:t xml:space="preserve">gcloud auth configure-docker ${REGION}-docker.pkg.dev</w:t>
+              <w:right w:type="dxa" w:w="160"/>
+            </w:tcMar>
+          </w:tcPr>
+          <w:p>
+            <w:pPr>
+              <w:spacing w:after="0"/>
+            </w:pPr>
+            <w:r>
+              <w:rPr>
+                <w:b/>
+                <w:bCs/>
+                <w:sz w:val="20"/>
+                <w:szCs w:val="20"/>
+              </w:rPr>
+              <w:t xml:space="preserve">TIP: </w:t>
+            </w:r>
+            <w:r>
+              <w:rPr>
+                <w:sz w:val="20"/>
+                <w:szCs w:val="20"/>
+              </w:rPr>
+              <w:t xml:space="preserve">All PARCS solution images are already published to DockerHub. No Artifact Registry setup and no local Docker build is required. Kubernetes will pull images automatically on first deployment.</w:t>
             </w:r>
           </w:p>
         </w:tc>
@@ -7882,7 +6215,7 @@
         <w:spacing w:after="160" w:before="240"/>
       </w:pPr>
       <w:r>
-        <w:t xml:space="preserve">6.2  Build and Push Each Image</w:t>
+        <w:t xml:space="preserve">6.1  Image Reference Summary</w:t>
       </w:r>
     </w:p>
     <w:p>
@@ -7894,7 +6227,746 @@
           <w:sz w:val="20"/>
           <w:szCs w:val="20"/>
         </w:rPr>
-        <w:t xml:space="preserve">Replace /path/to/parcs with the actual path to your repository root.</w:t>
+        <w:t xml:space="preserve">These are the exact image names used in kube/deployment.gcp.yaml:</w:t>
+      </w:r>
+    </w:p>
+    <w:tbl>
+      <w:tblPr>
+        <w:tblW w:type="dxa" w:w="10080"/>
+        <w:tblBorders>
+          <w:top w:val="single" w:color="auto" w:sz="4"/>
+          <w:left w:val="single" w:color="auto" w:sz="4"/>
+          <w:bottom w:val="single" w:color="auto" w:sz="4"/>
+          <w:right w:val="single" w:color="auto" w:sz="4"/>
+          <w:insideH w:val="single" w:color="auto" w:sz="4"/>
+          <w:insideV w:val="single" w:color="auto" w:sz="4"/>
+        </w:tblBorders>
+      </w:tblPr>
+      <w:tblGrid>
+        <w:gridCol w:w="3200"/>
+        <w:gridCol w:w="3600"/>
+        <w:gridCol w:w="3280"/>
+      </w:tblGrid>
+      <w:tr>
+        <w:trPr>
+          <w:tblHeader/>
+        </w:trPr>
+        <w:tc>
+          <w:tcPr>
+            <w:tcW w:type="dxa" w:w="3200"/>
+            <w:tcBorders>
+              <w:top w:val="single" w:color="1F4E79" w:sz="4"/>
+              <w:left w:val="single" w:color="1F4E79" w:sz="4"/>
+              <w:bottom w:val="single" w:color="1F4E79" w:sz="4"/>
+              <w:right w:val="single" w:color="1F4E79" w:sz="4"/>
+            </w:tcBorders>
+            <w:shd w:fill="1F4E79" w:val="clear"/>
+            <w:tcMar>
+              <w:top w:type="dxa" w:w="80"/>
+              <w:left w:type="dxa" w:w="120"/>
+              <w:bottom w:type="dxa" w:w="80"/>
+              <w:right w:type="dxa" w:w="120"/>
+            </w:tcMar>
+          </w:tcPr>
+          <w:p>
+            <w:pPr>
+              <w:spacing w:after="0"/>
+            </w:pPr>
+            <w:r>
+              <w:rPr>
+                <w:b/>
+                <w:bCs/>
+                <w:color w:val="FFFFFF"/>
+                <w:sz w:val="18"/>
+                <w:szCs w:val="18"/>
+              </w:rPr>
+              <w:t xml:space="preserve">Component</w:t>
+            </w:r>
+          </w:p>
+        </w:tc>
+        <w:tc>
+          <w:tcPr>
+            <w:tcW w:type="dxa" w:w="3600"/>
+            <w:tcBorders>
+              <w:top w:val="single" w:color="1F4E79" w:sz="4"/>
+              <w:left w:val="single" w:color="1F4E79" w:sz="4"/>
+              <w:bottom w:val="single" w:color="1F4E79" w:sz="4"/>
+              <w:right w:val="single" w:color="1F4E79" w:sz="4"/>
+            </w:tcBorders>
+            <w:shd w:fill="1F4E79" w:val="clear"/>
+            <w:tcMar>
+              <w:top w:type="dxa" w:w="80"/>
+              <w:left w:type="dxa" w:w="120"/>
+              <w:bottom w:type="dxa" w:w="80"/>
+              <w:right w:type="dxa" w:w="120"/>
+            </w:tcMar>
+          </w:tcPr>
+          <w:p>
+            <w:pPr>
+              <w:spacing w:after="0"/>
+            </w:pPr>
+            <w:r>
+              <w:rPr>
+                <w:b/>
+                <w:bCs/>
+                <w:color w:val="FFFFFF"/>
+                <w:sz w:val="18"/>
+                <w:szCs w:val="18"/>
+              </w:rPr>
+              <w:t xml:space="preserve">DockerHub Image</w:t>
+            </w:r>
+          </w:p>
+        </w:tc>
+        <w:tc>
+          <w:tcPr>
+            <w:tcW w:type="dxa" w:w="3280"/>
+            <w:tcBorders>
+              <w:top w:val="single" w:color="1F4E79" w:sz="4"/>
+              <w:left w:val="single" w:color="1F4E79" w:sz="4"/>
+              <w:bottom w:val="single" w:color="1F4E79" w:sz="4"/>
+              <w:right w:val="single" w:color="1F4E79" w:sz="4"/>
+            </w:tcBorders>
+            <w:shd w:fill="1F4E79" w:val="clear"/>
+            <w:tcMar>
+              <w:top w:type="dxa" w:w="80"/>
+              <w:left w:type="dxa" w:w="120"/>
+              <w:bottom w:type="dxa" w:w="80"/>
+              <w:right w:type="dxa" w:w="120"/>
+            </w:tcMar>
+          </w:tcPr>
+          <w:p>
+            <w:pPr>
+              <w:spacing w:after="0"/>
+            </w:pPr>
+            <w:r>
+              <w:rPr>
+                <w:b/>
+                <w:bCs/>
+                <w:color w:val="FFFFFF"/>
+                <w:sz w:val="18"/>
+                <w:szCs w:val="18"/>
+              </w:rPr>
+              <w:t xml:space="preserve">Pull Policy</w:t>
+            </w:r>
+          </w:p>
+        </w:tc>
+      </w:tr>
+      <w:tr>
+        <w:tc>
+          <w:tcPr>
+            <w:tcW w:type="dxa" w:w="3200"/>
+            <w:tcBorders>
+              <w:top w:val="single" w:color="CCCCCC" w:sz="4"/>
+              <w:left w:val="single" w:color="CCCCCC" w:sz="4"/>
+              <w:bottom w:val="single" w:color="CCCCCC" w:sz="4"/>
+              <w:right w:val="single" w:color="CCCCCC" w:sz="4"/>
+            </w:tcBorders>
+            <w:shd w:fill="FFFFFF" w:val="clear"/>
+            <w:tcMar>
+              <w:top w:type="dxa" w:w="60"/>
+              <w:left w:type="dxa" w:w="120"/>
+              <w:bottom w:type="dxa" w:w="60"/>
+              <w:right w:type="dxa" w:w="120"/>
+            </w:tcMar>
+          </w:tcPr>
+          <w:p>
+            <w:pPr>
+              <w:spacing w:after="0"/>
+            </w:pPr>
+            <w:r>
+              <w:rPr>
+                <w:b/>
+                <w:bCs/>
+                <w:sz w:val="18"/>
+                <w:szCs w:val="18"/>
+              </w:rPr>
+              <w:t xml:space="preserve">Daemon (worker pods)</w:t>
+            </w:r>
+          </w:p>
+        </w:tc>
+        <w:tc>
+          <w:tcPr>
+            <w:tcW w:type="dxa" w:w="3600"/>
+            <w:tcBorders>
+              <w:top w:val="single" w:color="CCCCCC" w:sz="4"/>
+              <w:left w:val="single" w:color="CCCCCC" w:sz="4"/>
+              <w:bottom w:val="single" w:color="CCCCCC" w:sz="4"/>
+              <w:right w:val="single" w:color="CCCCCC" w:sz="4"/>
+            </w:tcBorders>
+            <w:shd w:fill="FFFFFF" w:val="clear"/>
+            <w:tcMar>
+              <w:top w:type="dxa" w:w="60"/>
+              <w:left w:type="dxa" w:w="120"/>
+              <w:bottom w:type="dxa" w:w="60"/>
+              <w:right w:type="dxa" w:w="120"/>
+            </w:tcMar>
+          </w:tcPr>
+          <w:p>
+            <w:pPr>
+              <w:spacing w:after="0"/>
+            </w:pPr>
+            <w:r>
+              <w:rPr>
+                <w:b w:val="false"/>
+                <w:bCs w:val="false"/>
+                <w:sz w:val="18"/>
+                <w:szCs w:val="18"/>
+              </w:rPr>
+              <w:t xml:space="preserve">oleksiibohusevych/parcsdaemon:latest</w:t>
+            </w:r>
+          </w:p>
+        </w:tc>
+        <w:tc>
+          <w:tcPr>
+            <w:tcW w:type="dxa" w:w="3280"/>
+            <w:tcBorders>
+              <w:top w:val="single" w:color="CCCCCC" w:sz="4"/>
+              <w:left w:val="single" w:color="CCCCCC" w:sz="4"/>
+              <w:bottom w:val="single" w:color="CCCCCC" w:sz="4"/>
+              <w:right w:val="single" w:color="CCCCCC" w:sz="4"/>
+            </w:tcBorders>
+            <w:shd w:fill="FFFFFF" w:val="clear"/>
+            <w:tcMar>
+              <w:top w:type="dxa" w:w="60"/>
+              <w:left w:type="dxa" w:w="120"/>
+              <w:bottom w:type="dxa" w:w="60"/>
+              <w:right w:type="dxa" w:w="120"/>
+            </w:tcMar>
+          </w:tcPr>
+          <w:p>
+            <w:pPr>
+              <w:spacing w:after="0"/>
+            </w:pPr>
+            <w:r>
+              <w:rPr>
+                <w:b w:val="false"/>
+                <w:bCs w:val="false"/>
+                <w:sz w:val="18"/>
+                <w:szCs w:val="18"/>
+              </w:rPr>
+              <w:t xml:space="preserve">Always</w:t>
+            </w:r>
+          </w:p>
+        </w:tc>
+      </w:tr>
+      <w:tr>
+        <w:tc>
+          <w:tcPr>
+            <w:tcW w:type="dxa" w:w="3200"/>
+            <w:tcBorders>
+              <w:top w:val="single" w:color="CCCCCC" w:sz="4"/>
+              <w:left w:val="single" w:color="CCCCCC" w:sz="4"/>
+              <w:bottom w:val="single" w:color="CCCCCC" w:sz="4"/>
+              <w:right w:val="single" w:color="CCCCCC" w:sz="4"/>
+            </w:tcBorders>
+            <w:shd w:fill="EEF4F9" w:val="clear"/>
+            <w:tcMar>
+              <w:top w:type="dxa" w:w="60"/>
+              <w:left w:type="dxa" w:w="120"/>
+              <w:bottom w:type="dxa" w:w="60"/>
+              <w:right w:type="dxa" w:w="120"/>
+            </w:tcMar>
+          </w:tcPr>
+          <w:p>
+            <w:pPr>
+              <w:spacing w:after="0"/>
+            </w:pPr>
+            <w:r>
+              <w:rPr>
+                <w:b/>
+                <w:bCs/>
+                <w:sz w:val="18"/>
+                <w:szCs w:val="18"/>
+              </w:rPr>
+              <w:t xml:space="preserve">Host API</w:t>
+            </w:r>
+          </w:p>
+        </w:tc>
+        <w:tc>
+          <w:tcPr>
+            <w:tcW w:type="dxa" w:w="3600"/>
+            <w:tcBorders>
+              <w:top w:val="single" w:color="CCCCCC" w:sz="4"/>
+              <w:left w:val="single" w:color="CCCCCC" w:sz="4"/>
+              <w:bottom w:val="single" w:color="CCCCCC" w:sz="4"/>
+              <w:right w:val="single" w:color="CCCCCC" w:sz="4"/>
+            </w:tcBorders>
+            <w:shd w:fill="EEF4F9" w:val="clear"/>
+            <w:tcMar>
+              <w:top w:type="dxa" w:w="60"/>
+              <w:left w:type="dxa" w:w="120"/>
+              <w:bottom w:type="dxa" w:w="60"/>
+              <w:right w:type="dxa" w:w="120"/>
+            </w:tcMar>
+          </w:tcPr>
+          <w:p>
+            <w:pPr>
+              <w:spacing w:after="0"/>
+            </w:pPr>
+            <w:r>
+              <w:rPr>
+                <w:b w:val="false"/>
+                <w:bCs w:val="false"/>
+                <w:sz w:val="18"/>
+                <w:szCs w:val="18"/>
+              </w:rPr>
+              <w:t xml:space="preserve">oleksiibohusevych/parcshost:latest</w:t>
+            </w:r>
+          </w:p>
+        </w:tc>
+        <w:tc>
+          <w:tcPr>
+            <w:tcW w:type="dxa" w:w="3280"/>
+            <w:tcBorders>
+              <w:top w:val="single" w:color="CCCCCC" w:sz="4"/>
+              <w:left w:val="single" w:color="CCCCCC" w:sz="4"/>
+              <w:bottom w:val="single" w:color="CCCCCC" w:sz="4"/>
+              <w:right w:val="single" w:color="CCCCCC" w:sz="4"/>
+            </w:tcBorders>
+            <w:shd w:fill="EEF4F9" w:val="clear"/>
+            <w:tcMar>
+              <w:top w:type="dxa" w:w="60"/>
+              <w:left w:type="dxa" w:w="120"/>
+              <w:bottom w:type="dxa" w:w="60"/>
+              <w:right w:type="dxa" w:w="120"/>
+            </w:tcMar>
+          </w:tcPr>
+          <w:p>
+            <w:pPr>
+              <w:spacing w:after="0"/>
+            </w:pPr>
+            <w:r>
+              <w:rPr>
+                <w:b w:val="false"/>
+                <w:bCs w:val="false"/>
+                <w:sz w:val="18"/>
+                <w:szCs w:val="18"/>
+              </w:rPr>
+              <w:t xml:space="preserve">Always</w:t>
+            </w:r>
+          </w:p>
+        </w:tc>
+      </w:tr>
+      <w:tr>
+        <w:tc>
+          <w:tcPr>
+            <w:tcW w:type="dxa" w:w="3200"/>
+            <w:tcBorders>
+              <w:top w:val="single" w:color="CCCCCC" w:sz="4"/>
+              <w:left w:val="single" w:color="CCCCCC" w:sz="4"/>
+              <w:bottom w:val="single" w:color="CCCCCC" w:sz="4"/>
+              <w:right w:val="single" w:color="CCCCCC" w:sz="4"/>
+            </w:tcBorders>
+            <w:shd w:fill="FFFFFF" w:val="clear"/>
+            <w:tcMar>
+              <w:top w:type="dxa" w:w="60"/>
+              <w:left w:type="dxa" w:w="120"/>
+              <w:bottom w:type="dxa" w:w="60"/>
+              <w:right w:type="dxa" w:w="120"/>
+            </w:tcMar>
+          </w:tcPr>
+          <w:p>
+            <w:pPr>
+              <w:spacing w:after="0"/>
+            </w:pPr>
+            <w:r>
+              <w:rPr>
+                <w:b/>
+                <w:bCs/>
+                <w:sz w:val="18"/>
+                <w:szCs w:val="18"/>
+              </w:rPr>
+              <w:t xml:space="preserve">Portal (Blazor UI)</w:t>
+            </w:r>
+          </w:p>
+        </w:tc>
+        <w:tc>
+          <w:tcPr>
+            <w:tcW w:type="dxa" w:w="3600"/>
+            <w:tcBorders>
+              <w:top w:val="single" w:color="CCCCCC" w:sz="4"/>
+              <w:left w:val="single" w:color="CCCCCC" w:sz="4"/>
+              <w:bottom w:val="single" w:color="CCCCCC" w:sz="4"/>
+              <w:right w:val="single" w:color="CCCCCC" w:sz="4"/>
+            </w:tcBorders>
+            <w:shd w:fill="FFFFFF" w:val="clear"/>
+            <w:tcMar>
+              <w:top w:type="dxa" w:w="60"/>
+              <w:left w:type="dxa" w:w="120"/>
+              <w:bottom w:type="dxa" w:w="60"/>
+              <w:right w:type="dxa" w:w="120"/>
+            </w:tcMar>
+          </w:tcPr>
+          <w:p>
+            <w:pPr>
+              <w:spacing w:after="0"/>
+            </w:pPr>
+            <w:r>
+              <w:rPr>
+                <w:b w:val="false"/>
+                <w:bCs w:val="false"/>
+                <w:sz w:val="18"/>
+                <w:szCs w:val="18"/>
+              </w:rPr>
+              <w:t xml:space="preserve">oleksiibohusevych/parcsportal:latest</w:t>
+            </w:r>
+          </w:p>
+        </w:tc>
+        <w:tc>
+          <w:tcPr>
+            <w:tcW w:type="dxa" w:w="3280"/>
+            <w:tcBorders>
+              <w:top w:val="single" w:color="CCCCCC" w:sz="4"/>
+              <w:left w:val="single" w:color="CCCCCC" w:sz="4"/>
+              <w:bottom w:val="single" w:color="CCCCCC" w:sz="4"/>
+              <w:right w:val="single" w:color="CCCCCC" w:sz="4"/>
+            </w:tcBorders>
+            <w:shd w:fill="FFFFFF" w:val="clear"/>
+            <w:tcMar>
+              <w:top w:type="dxa" w:w="60"/>
+              <w:left w:type="dxa" w:w="120"/>
+              <w:bottom w:type="dxa" w:w="60"/>
+              <w:right w:type="dxa" w:w="120"/>
+            </w:tcMar>
+          </w:tcPr>
+          <w:p>
+            <w:pPr>
+              <w:spacing w:after="0"/>
+            </w:pPr>
+            <w:r>
+              <w:rPr>
+                <w:b w:val="false"/>
+                <w:bCs w:val="false"/>
+                <w:sz w:val="18"/>
+                <w:szCs w:val="18"/>
+              </w:rPr>
+              <w:t xml:space="preserve">Always</w:t>
+            </w:r>
+          </w:p>
+        </w:tc>
+      </w:tr>
+      <w:tr>
+        <w:tc>
+          <w:tcPr>
+            <w:tcW w:type="dxa" w:w="3200"/>
+            <w:tcBorders>
+              <w:top w:val="single" w:color="CCCCCC" w:sz="4"/>
+              <w:left w:val="single" w:color="CCCCCC" w:sz="4"/>
+              <w:bottom w:val="single" w:color="CCCCCC" w:sz="4"/>
+              <w:right w:val="single" w:color="CCCCCC" w:sz="4"/>
+            </w:tcBorders>
+            <w:shd w:fill="EEF4F9" w:val="clear"/>
+            <w:tcMar>
+              <w:top w:type="dxa" w:w="60"/>
+              <w:left w:type="dxa" w:w="120"/>
+              <w:bottom w:type="dxa" w:w="60"/>
+              <w:right w:type="dxa" w:w="120"/>
+            </w:tcMar>
+          </w:tcPr>
+          <w:p>
+            <w:pPr>
+              <w:spacing w:after="0"/>
+            </w:pPr>
+            <w:r>
+              <w:rPr>
+                <w:b/>
+                <w:bCs/>
+                <w:sz w:val="18"/>
+                <w:szCs w:val="18"/>
+              </w:rPr>
+              <w:t xml:space="preserve">MCP Agent</w:t>
+            </w:r>
+          </w:p>
+        </w:tc>
+        <w:tc>
+          <w:tcPr>
+            <w:tcW w:type="dxa" w:w="3600"/>
+            <w:tcBorders>
+              <w:top w:val="single" w:color="CCCCCC" w:sz="4"/>
+              <w:left w:val="single" w:color="CCCCCC" w:sz="4"/>
+              <w:bottom w:val="single" w:color="CCCCCC" w:sz="4"/>
+              <w:right w:val="single" w:color="CCCCCC" w:sz="4"/>
+            </w:tcBorders>
+            <w:shd w:fill="EEF4F9" w:val="clear"/>
+            <w:tcMar>
+              <w:top w:type="dxa" w:w="60"/>
+              <w:left w:type="dxa" w:w="120"/>
+              <w:bottom w:type="dxa" w:w="60"/>
+              <w:right w:type="dxa" w:w="120"/>
+            </w:tcMar>
+          </w:tcPr>
+          <w:p>
+            <w:pPr>
+              <w:spacing w:after="0"/>
+            </w:pPr>
+            <w:r>
+              <w:rPr>
+                <w:b w:val="false"/>
+                <w:bCs w:val="false"/>
+                <w:sz w:val="18"/>
+                <w:szCs w:val="18"/>
+              </w:rPr>
+              <w:t xml:space="preserve">oleksiibohusevych/parcs-agent-mcp:latest</w:t>
+            </w:r>
+          </w:p>
+        </w:tc>
+        <w:tc>
+          <w:tcPr>
+            <w:tcW w:type="dxa" w:w="3280"/>
+            <w:tcBorders>
+              <w:top w:val="single" w:color="CCCCCC" w:sz="4"/>
+              <w:left w:val="single" w:color="CCCCCC" w:sz="4"/>
+              <w:bottom w:val="single" w:color="CCCCCC" w:sz="4"/>
+              <w:right w:val="single" w:color="CCCCCC" w:sz="4"/>
+            </w:tcBorders>
+            <w:shd w:fill="EEF4F9" w:val="clear"/>
+            <w:tcMar>
+              <w:top w:type="dxa" w:w="60"/>
+              <w:left w:type="dxa" w:w="120"/>
+              <w:bottom w:type="dxa" w:w="60"/>
+              <w:right w:type="dxa" w:w="120"/>
+            </w:tcMar>
+          </w:tcPr>
+          <w:p>
+            <w:pPr>
+              <w:spacing w:after="0"/>
+            </w:pPr>
+            <w:r>
+              <w:rPr>
+                <w:b w:val="false"/>
+                <w:bCs w:val="false"/>
+                <w:sz w:val="18"/>
+                <w:szCs w:val="18"/>
+              </w:rPr>
+              <w:t xml:space="preserve">Always</w:t>
+            </w:r>
+          </w:p>
+        </w:tc>
+      </w:tr>
+      <w:tr>
+        <w:tc>
+          <w:tcPr>
+            <w:tcW w:type="dxa" w:w="3200"/>
+            <w:tcBorders>
+              <w:top w:val="single" w:color="CCCCCC" w:sz="4"/>
+              <w:left w:val="single" w:color="CCCCCC" w:sz="4"/>
+              <w:bottom w:val="single" w:color="CCCCCC" w:sz="4"/>
+              <w:right w:val="single" w:color="CCCCCC" w:sz="4"/>
+            </w:tcBorders>
+            <w:shd w:fill="FFFFFF" w:val="clear"/>
+            <w:tcMar>
+              <w:top w:type="dxa" w:w="60"/>
+              <w:left w:type="dxa" w:w="120"/>
+              <w:bottom w:type="dxa" w:w="60"/>
+              <w:right w:type="dxa" w:w="120"/>
+            </w:tcMar>
+          </w:tcPr>
+          <w:p>
+            <w:pPr>
+              <w:spacing w:after="0"/>
+            </w:pPr>
+            <w:r>
+              <w:rPr>
+                <w:b/>
+                <w:bCs/>
+                <w:sz w:val="18"/>
+                <w:szCs w:val="18"/>
+              </w:rPr>
+              <w:t xml:space="preserve">Elasticsearch</w:t>
+            </w:r>
+          </w:p>
+        </w:tc>
+        <w:tc>
+          <w:tcPr>
+            <w:tcW w:type="dxa" w:w="3600"/>
+            <w:tcBorders>
+              <w:top w:val="single" w:color="CCCCCC" w:sz="4"/>
+              <w:left w:val="single" w:color="CCCCCC" w:sz="4"/>
+              <w:bottom w:val="single" w:color="CCCCCC" w:sz="4"/>
+              <w:right w:val="single" w:color="CCCCCC" w:sz="4"/>
+            </w:tcBorders>
+            <w:shd w:fill="FFFFFF" w:val="clear"/>
+            <w:tcMar>
+              <w:top w:type="dxa" w:w="60"/>
+              <w:left w:type="dxa" w:w="120"/>
+              <w:bottom w:type="dxa" w:w="60"/>
+              <w:right w:type="dxa" w:w="120"/>
+            </w:tcMar>
+          </w:tcPr>
+          <w:p>
+            <w:pPr>
+              <w:spacing w:after="0"/>
+            </w:pPr>
+            <w:r>
+              <w:rPr>
+                <w:b w:val="false"/>
+                <w:bCs w:val="false"/>
+                <w:sz w:val="18"/>
+                <w:szCs w:val="18"/>
+              </w:rPr>
+              <w:t xml:space="preserve">elasticsearch:8.15.0</w:t>
+            </w:r>
+          </w:p>
+        </w:tc>
+        <w:tc>
+          <w:tcPr>
+            <w:tcW w:type="dxa" w:w="3280"/>
+            <w:tcBorders>
+              <w:top w:val="single" w:color="CCCCCC" w:sz="4"/>
+              <w:left w:val="single" w:color="CCCCCC" w:sz="4"/>
+              <w:bottom w:val="single" w:color="CCCCCC" w:sz="4"/>
+              <w:right w:val="single" w:color="CCCCCC" w:sz="4"/>
+            </w:tcBorders>
+            <w:shd w:fill="FFFFFF" w:val="clear"/>
+            <w:tcMar>
+              <w:top w:type="dxa" w:w="60"/>
+              <w:left w:type="dxa" w:w="120"/>
+              <w:bottom w:type="dxa" w:w="60"/>
+              <w:right w:type="dxa" w:w="120"/>
+            </w:tcMar>
+          </w:tcPr>
+          <w:p>
+            <w:pPr>
+              <w:spacing w:after="0"/>
+            </w:pPr>
+            <w:r>
+              <w:rPr>
+                <w:b w:val="false"/>
+                <w:bCs w:val="false"/>
+                <w:sz w:val="18"/>
+                <w:szCs w:val="18"/>
+              </w:rPr>
+              <w:t xml:space="preserve">IfNotPresent</w:t>
+            </w:r>
+          </w:p>
+        </w:tc>
+      </w:tr>
+      <w:tr>
+        <w:tc>
+          <w:tcPr>
+            <w:tcW w:type="dxa" w:w="3200"/>
+            <w:tcBorders>
+              <w:top w:val="single" w:color="CCCCCC" w:sz="4"/>
+              <w:left w:val="single" w:color="CCCCCC" w:sz="4"/>
+              <w:bottom w:val="single" w:color="CCCCCC" w:sz="4"/>
+              <w:right w:val="single" w:color="CCCCCC" w:sz="4"/>
+            </w:tcBorders>
+            <w:shd w:fill="EEF4F9" w:val="clear"/>
+            <w:tcMar>
+              <w:top w:type="dxa" w:w="60"/>
+              <w:left w:type="dxa" w:w="120"/>
+              <w:bottom w:type="dxa" w:w="60"/>
+              <w:right w:type="dxa" w:w="120"/>
+            </w:tcMar>
+          </w:tcPr>
+          <w:p>
+            <w:pPr>
+              <w:spacing w:after="0"/>
+            </w:pPr>
+            <w:r>
+              <w:rPr>
+                <w:b/>
+                <w:bCs/>
+                <w:sz w:val="18"/>
+                <w:szCs w:val="18"/>
+              </w:rPr>
+              <w:t xml:space="preserve">PostgreSQL</w:t>
+            </w:r>
+          </w:p>
+        </w:tc>
+        <w:tc>
+          <w:tcPr>
+            <w:tcW w:type="dxa" w:w="3600"/>
+            <w:tcBorders>
+              <w:top w:val="single" w:color="CCCCCC" w:sz="4"/>
+              <w:left w:val="single" w:color="CCCCCC" w:sz="4"/>
+              <w:bottom w:val="single" w:color="CCCCCC" w:sz="4"/>
+              <w:right w:val="single" w:color="CCCCCC" w:sz="4"/>
+            </w:tcBorders>
+            <w:shd w:fill="EEF4F9" w:val="clear"/>
+            <w:tcMar>
+              <w:top w:type="dxa" w:w="60"/>
+              <w:left w:type="dxa" w:w="120"/>
+              <w:bottom w:type="dxa" w:w="60"/>
+              <w:right w:type="dxa" w:w="120"/>
+            </w:tcMar>
+          </w:tcPr>
+          <w:p>
+            <w:pPr>
+              <w:spacing w:after="0"/>
+            </w:pPr>
+            <w:r>
+              <w:rPr>
+                <w:b w:val="false"/>
+                <w:bCs w:val="false"/>
+                <w:sz w:val="18"/>
+                <w:szCs w:val="18"/>
+              </w:rPr>
+              <w:t xml:space="preserve">postgres:latest</w:t>
+            </w:r>
+          </w:p>
+        </w:tc>
+        <w:tc>
+          <w:tcPr>
+            <w:tcW w:type="dxa" w:w="3280"/>
+            <w:tcBorders>
+              <w:top w:val="single" w:color="CCCCCC" w:sz="4"/>
+              <w:left w:val="single" w:color="CCCCCC" w:sz="4"/>
+              <w:bottom w:val="single" w:color="CCCCCC" w:sz="4"/>
+              <w:right w:val="single" w:color="CCCCCC" w:sz="4"/>
+            </w:tcBorders>
+            <w:shd w:fill="EEF4F9" w:val="clear"/>
+            <w:tcMar>
+              <w:top w:type="dxa" w:w="60"/>
+              <w:left w:type="dxa" w:w="120"/>
+              <w:bottom w:type="dxa" w:w="60"/>
+              <w:right w:type="dxa" w:w="120"/>
+            </w:tcMar>
+          </w:tcPr>
+          <w:p>
+            <w:pPr>
+              <w:spacing w:after="0"/>
+            </w:pPr>
+            <w:r>
+              <w:rPr>
+                <w:b w:val="false"/>
+                <w:bCs w:val="false"/>
+                <w:sz w:val="18"/>
+                <w:szCs w:val="18"/>
+              </w:rPr>
+              <w:t xml:space="preserve">IfNotPresent</w:t>
+            </w:r>
+          </w:p>
+        </w:tc>
+      </w:tr>
+    </w:tbl>
+    <w:p>
+      <w:pPr>
+        <w:spacing w:after="80" w:before="0"/>
+      </w:pPr>
+      <w:r>
+        <w:t xml:space="preserve"/>
+      </w:r>
+    </w:p>
+    <w:p>
+      <w:pPr>
+        <w:pStyle w:val="Heading2"/>
+        <w:spacing w:after="160" w:before="240"/>
+      </w:pPr>
+      <w:r>
+        <w:t xml:space="preserve">6.2  Verify Images are Accessible (optional)</w:t>
+      </w:r>
+    </w:p>
+    <w:p>
+      <w:pPr>
+        <w:spacing w:after="120" w:before="0"/>
+      </w:pPr>
+      <w:r>
+        <w:rPr>
+          <w:sz w:val="20"/>
+          <w:szCs w:val="20"/>
+        </w:rPr>
+        <w:t xml:space="preserve">Run in Cloud Shell to confirm the images can be pulled before applying the manifest:</w:t>
       </w:r>
     </w:p>
     <w:tbl>
@@ -7941,175 +7013,49 @@
                 <w:sz w:val="18"/>
                 <w:szCs w:val="18"/>
               </w:rPr>
-              <w:t xml:space="preserve">cd /path/to/parcs</w:t>
-            </w:r>
-          </w:p>
-          <w:p>
-            <w:pPr>
-              <w:spacing w:after="0"/>
-            </w:pPr>
-            <w:r>
-              <w:rPr>
-                <w:rFonts w:ascii="Courier New" w:cs="Courier New" w:eastAsia="Courier New" w:hAnsi="Courier New"/>
-                <w:color w:val="1A1A1A"/>
-                <w:sz w:val="18"/>
-                <w:szCs w:val="18"/>
-              </w:rPr>
-              <w:t xml:space="preserve"/>
-            </w:r>
-          </w:p>
-          <w:p>
-            <w:pPr>
-              <w:spacing w:after="0"/>
-            </w:pPr>
-            <w:r>
-              <w:rPr>
-                <w:rFonts w:ascii="Courier New" w:cs="Courier New" w:eastAsia="Courier New" w:hAnsi="Courier New"/>
-                <w:color w:val="1A1A1A"/>
-                <w:sz w:val="18"/>
-                <w:szCs w:val="18"/>
-              </w:rPr>
-              <w:t xml:space="preserve"># Host API</w:t>
-            </w:r>
-          </w:p>
-          <w:p>
-            <w:pPr>
-              <w:spacing w:after="0"/>
-            </w:pPr>
-            <w:r>
-              <w:rPr>
-                <w:rFonts w:ascii="Courier New" w:cs="Courier New" w:eastAsia="Courier New" w:hAnsi="Courier New"/>
-                <w:color w:val="1A1A1A"/>
-                <w:sz w:val="18"/>
-                <w:szCs w:val="18"/>
-              </w:rPr>
-              <w:t xml:space="preserve">docker build -t ${REPO}/parcshost:latest -f src/Parcs.Host/Dockerfile .</w:t>
-            </w:r>
-          </w:p>
-          <w:p>
-            <w:pPr>
-              <w:spacing w:after="0"/>
-            </w:pPr>
-            <w:r>
-              <w:rPr>
-                <w:rFonts w:ascii="Courier New" w:cs="Courier New" w:eastAsia="Courier New" w:hAnsi="Courier New"/>
-                <w:color w:val="1A1A1A"/>
-                <w:sz w:val="18"/>
-                <w:szCs w:val="18"/>
-              </w:rPr>
-              <w:t xml:space="preserve">docker push ${REPO}/parcshost:latest</w:t>
-            </w:r>
-          </w:p>
-          <w:p>
-            <w:pPr>
-              <w:spacing w:after="0"/>
-            </w:pPr>
-            <w:r>
-              <w:rPr>
-                <w:rFonts w:ascii="Courier New" w:cs="Courier New" w:eastAsia="Courier New" w:hAnsi="Courier New"/>
-                <w:color w:val="1A1A1A"/>
-                <w:sz w:val="18"/>
-                <w:szCs w:val="18"/>
-              </w:rPr>
-              <w:t xml:space="preserve"/>
-            </w:r>
-          </w:p>
-          <w:p>
-            <w:pPr>
-              <w:spacing w:after="0"/>
-            </w:pPr>
-            <w:r>
-              <w:rPr>
-                <w:rFonts w:ascii="Courier New" w:cs="Courier New" w:eastAsia="Courier New" w:hAnsi="Courier New"/>
-                <w:color w:val="1A1A1A"/>
-                <w:sz w:val="18"/>
-                <w:szCs w:val="18"/>
-              </w:rPr>
-              <w:t xml:space="preserve"># Daemon (CPU image — for CPU node pool)</w:t>
-            </w:r>
-          </w:p>
-          <w:p>
-            <w:pPr>
-              <w:spacing w:after="0"/>
-            </w:pPr>
-            <w:r>
-              <w:rPr>
-                <w:rFonts w:ascii="Courier New" w:cs="Courier New" w:eastAsia="Courier New" w:hAnsi="Courier New"/>
-                <w:color w:val="1A1A1A"/>
-                <w:sz w:val="18"/>
-                <w:szCs w:val="18"/>
-              </w:rPr>
-              <w:t xml:space="preserve">docker build -t ${REPO}/parcsdaemon:latest -f src/Parcs.Daemon/Dockerfile .</w:t>
-            </w:r>
-          </w:p>
-          <w:p>
-            <w:pPr>
-              <w:spacing w:after="0"/>
-            </w:pPr>
-            <w:r>
-              <w:rPr>
-                <w:rFonts w:ascii="Courier New" w:cs="Courier New" w:eastAsia="Courier New" w:hAnsi="Courier New"/>
-                <w:color w:val="1A1A1A"/>
-                <w:sz w:val="18"/>
-                <w:szCs w:val="18"/>
-              </w:rPr>
-              <w:t xml:space="preserve">docker push ${REPO}/parcsdaemon:latest</w:t>
-            </w:r>
-          </w:p>
-          <w:p>
-            <w:pPr>
-              <w:spacing w:after="0"/>
-            </w:pPr>
-            <w:r>
-              <w:rPr>
-                <w:rFonts w:ascii="Courier New" w:cs="Courier New" w:eastAsia="Courier New" w:hAnsi="Courier New"/>
-                <w:color w:val="1A1A1A"/>
-                <w:sz w:val="18"/>
-                <w:szCs w:val="18"/>
-              </w:rPr>
-              <w:t xml:space="preserve"/>
-            </w:r>
-          </w:p>
-          <w:p>
-            <w:pPr>
-              <w:spacing w:after="0"/>
-            </w:pPr>
-            <w:r>
-              <w:rPr>
-                <w:rFonts w:ascii="Courier New" w:cs="Courier New" w:eastAsia="Courier New" w:hAnsi="Courier New"/>
-                <w:color w:val="1A1A1A"/>
-                <w:sz w:val="18"/>
-                <w:szCs w:val="18"/>
-              </w:rPr>
-              <w:t xml:space="preserve"># Portal (Blazor UI)</w:t>
-            </w:r>
-          </w:p>
-          <w:p>
-            <w:pPr>
-              <w:spacing w:after="0"/>
-            </w:pPr>
-            <w:r>
-              <w:rPr>
-                <w:rFonts w:ascii="Courier New" w:cs="Courier New" w:eastAsia="Courier New" w:hAnsi="Courier New"/>
-                <w:color w:val="1A1A1A"/>
-                <w:sz w:val="18"/>
-                <w:szCs w:val="18"/>
-              </w:rPr>
-              <w:t xml:space="preserve">docker build -t ${REPO}/parcsportal:latest -f src/Parcs.Portal/Dockerfile .</w:t>
-            </w:r>
-          </w:p>
-          <w:p>
-            <w:pPr>
-              <w:spacing w:after="0"/>
-            </w:pPr>
-            <w:r>
-              <w:rPr>
-                <w:rFonts w:ascii="Courier New" w:cs="Courier New" w:eastAsia="Courier New" w:hAnsi="Courier New"/>
-                <w:color w:val="1A1A1A"/>
-                <w:sz w:val="18"/>
-                <w:szCs w:val="18"/>
-              </w:rPr>
-              <w:t xml:space="preserve">docker push ${REPO}/parcsportal:latest</w:t>
+              <w:t xml:space="preserve">docker pull oleksiibohusevych/parcsdaemon:latest</w:t>
+            </w:r>
+          </w:p>
+          <w:p>
+            <w:pPr>
+              <w:spacing w:after="0"/>
+            </w:pPr>
+            <w:r>
+              <w:rPr>
+                <w:rFonts w:ascii="Courier New" w:cs="Courier New" w:eastAsia="Courier New" w:hAnsi="Courier New"/>
+                <w:color w:val="1A1A1A"/>
+                <w:sz w:val="18"/>
+                <w:szCs w:val="18"/>
+              </w:rPr>
+              <w:t xml:space="preserve">docker pull oleksiibohusevych/parcshost:latest</w:t>
+            </w:r>
+          </w:p>
+          <w:p>
+            <w:pPr>
+              <w:spacing w:after="0"/>
+            </w:pPr>
+            <w:r>
+              <w:rPr>
+                <w:rFonts w:ascii="Courier New" w:cs="Courier New" w:eastAsia="Courier New" w:hAnsi="Courier New"/>
+                <w:color w:val="1A1A1A"/>
+                <w:sz w:val="18"/>
+                <w:szCs w:val="18"/>
+              </w:rPr>
+              <w:t xml:space="preserve">docker pull oleksiibohusevych/parcsportal:latest</w:t>
+            </w:r>
+          </w:p>
+          <w:p>
+            <w:pPr>
+              <w:spacing w:after="0"/>
+            </w:pPr>
+            <w:r>
+              <w:rPr>
+                <w:rFonts w:ascii="Courier New" w:cs="Courier New" w:eastAsia="Courier New" w:hAnsi="Courier New"/>
+                <w:color w:val="1A1A1A"/>
+                <w:sz w:val="18"/>
+                <w:szCs w:val="18"/>
+              </w:rPr>
+              <w:t xml:space="preserve">docker pull oleksiibohusevych/parcs-agent-mcp:latest</w:t>
             </w:r>
           </w:p>
         </w:tc>
@@ -8121,398 +7067,6 @@
       </w:pPr>
       <w:r>
         <w:t xml:space="preserve"/>
-      </w:r>
-    </w:p>
-    <w:p>
-      <w:pPr>
-        <w:pStyle w:val="Heading2"/>
-        <w:spacing w:after="160" w:before="240"/>
-      </w:pPr>
-      <w:r>
-        <w:t xml:space="preserve">6.3  Update Image References in deployment.gcp.yaml</w:t>
-      </w:r>
-    </w:p>
-    <w:p>
-      <w:pPr>
-        <w:spacing w:after="120" w:before="0"/>
-      </w:pPr>
-      <w:r>
-        <w:rPr>
-          <w:sz w:val="20"/>
-          <w:szCs w:val="20"/>
-        </w:rPr>
-        <w:t xml:space="preserve">Open deployment.gcp.yaml and replace the placeholder image names:</w:t>
-      </w:r>
-    </w:p>
-    <w:tbl>
-      <w:tblPr>
-        <w:tblW w:type="dxa" w:w="10080"/>
-        <w:tblBorders>
-          <w:top w:val="single" w:color="auto" w:sz="4"/>
-          <w:left w:val="single" w:color="auto" w:sz="4"/>
-          <w:bottom w:val="single" w:color="auto" w:sz="4"/>
-          <w:right w:val="single" w:color="auto" w:sz="4"/>
-          <w:insideH w:val="single" w:color="auto" w:sz="4"/>
-          <w:insideV w:val="single" w:color="auto" w:sz="4"/>
-        </w:tblBorders>
-      </w:tblPr>
-      <w:tblGrid>
-        <w:gridCol w:w="4500"/>
-        <w:gridCol w:w="5580"/>
-      </w:tblGrid>
-      <w:tr>
-        <w:trPr>
-          <w:tblHeader/>
-        </w:trPr>
-        <w:tc>
-          <w:tcPr>
-            <w:tcW w:type="dxa" w:w="4500"/>
-            <w:tcBorders>
-              <w:top w:val="single" w:color="1F4E79" w:sz="4"/>
-              <w:left w:val="single" w:color="1F4E79" w:sz="4"/>
-              <w:bottom w:val="single" w:color="1F4E79" w:sz="4"/>
-              <w:right w:val="single" w:color="1F4E79" w:sz="4"/>
-            </w:tcBorders>
-            <w:shd w:fill="1F4E79" w:val="clear"/>
-            <w:tcMar>
-              <w:top w:type="dxa" w:w="80"/>
-              <w:left w:type="dxa" w:w="120"/>
-              <w:bottom w:type="dxa" w:w="80"/>
-              <w:right w:type="dxa" w:w="120"/>
-            </w:tcMar>
-          </w:tcPr>
-          <w:p>
-            <w:pPr>
-              <w:spacing w:after="0"/>
-            </w:pPr>
-            <w:r>
-              <w:rPr>
-                <w:b/>
-                <w:bCs/>
-                <w:color w:val="FFFFFF"/>
-                <w:sz w:val="18"/>
-                <w:szCs w:val="18"/>
-              </w:rPr>
-              <w:t xml:space="preserve">Old Value</w:t>
-            </w:r>
-          </w:p>
-        </w:tc>
-        <w:tc>
-          <w:tcPr>
-            <w:tcW w:type="dxa" w:w="5580"/>
-            <w:tcBorders>
-              <w:top w:val="single" w:color="1F4E79" w:sz="4"/>
-              <w:left w:val="single" w:color="1F4E79" w:sz="4"/>
-              <w:bottom w:val="single" w:color="1F4E79" w:sz="4"/>
-              <w:right w:val="single" w:color="1F4E79" w:sz="4"/>
-            </w:tcBorders>
-            <w:shd w:fill="1F4E79" w:val="clear"/>
-            <w:tcMar>
-              <w:top w:type="dxa" w:w="80"/>
-              <w:left w:type="dxa" w:w="120"/>
-              <w:bottom w:type="dxa" w:w="80"/>
-              <w:right w:type="dxa" w:w="120"/>
-            </w:tcMar>
-          </w:tcPr>
-          <w:p>
-            <w:pPr>
-              <w:spacing w:after="0"/>
-            </w:pPr>
-            <w:r>
-              <w:rPr>
-                <w:b/>
-                <w:bCs/>
-                <w:color w:val="FFFFFF"/>
-                <w:sz w:val="18"/>
-                <w:szCs w:val="18"/>
-              </w:rPr>
-              <w:t xml:space="preserve">New Value</w:t>
-            </w:r>
-          </w:p>
-        </w:tc>
-      </w:tr>
-      <w:tr>
-        <w:tc>
-          <w:tcPr>
-            <w:tcW w:type="dxa" w:w="4500"/>
-            <w:tcBorders>
-              <w:top w:val="single" w:color="CCCCCC" w:sz="4"/>
-              <w:left w:val="single" w:color="CCCCCC" w:sz="4"/>
-              <w:bottom w:val="single" w:color="CCCCCC" w:sz="4"/>
-              <w:right w:val="single" w:color="CCCCCC" w:sz="4"/>
-            </w:tcBorders>
-            <w:shd w:fill="FFFFFF" w:val="clear"/>
-            <w:tcMar>
-              <w:top w:type="dxa" w:w="60"/>
-              <w:left w:type="dxa" w:w="120"/>
-              <w:bottom w:type="dxa" w:w="60"/>
-              <w:right w:type="dxa" w:w="120"/>
-            </w:tcMar>
-          </w:tcPr>
-          <w:p>
-            <w:pPr>
-              <w:spacing w:after="0"/>
-            </w:pPr>
-            <w:r>
-              <w:rPr>
-                <w:b w:val="false"/>
-                <w:bCs w:val="false"/>
-                <w:sz w:val="18"/>
-                <w:szCs w:val="18"/>
-              </w:rPr>
-              <w:t xml:space="preserve">oleksiibohusevych/parcsdaemon</w:t>
-            </w:r>
-          </w:p>
-        </w:tc>
-        <w:tc>
-          <w:tcPr>
-            <w:tcW w:type="dxa" w:w="5580"/>
-            <w:tcBorders>
-              <w:top w:val="single" w:color="CCCCCC" w:sz="4"/>
-              <w:left w:val="single" w:color="CCCCCC" w:sz="4"/>
-              <w:bottom w:val="single" w:color="CCCCCC" w:sz="4"/>
-              <w:right w:val="single" w:color="CCCCCC" w:sz="4"/>
-            </w:tcBorders>
-            <w:shd w:fill="FFFFFF" w:val="clear"/>
-            <w:tcMar>
-              <w:top w:type="dxa" w:w="60"/>
-              <w:left w:type="dxa" w:w="120"/>
-              <w:bottom w:type="dxa" w:w="60"/>
-              <w:right w:type="dxa" w:w="120"/>
-            </w:tcMar>
-          </w:tcPr>
-          <w:p>
-            <w:pPr>
-              <w:spacing w:after="0"/>
-            </w:pPr>
-            <w:r>
-              <w:rPr>
-                <w:b w:val="false"/>
-                <w:bCs w:val="false"/>
-                <w:sz w:val="18"/>
-                <w:szCs w:val="18"/>
-              </w:rPr>
-              <w:t xml:space="preserve">${REPO}/parcsdaemon:latest</w:t>
-            </w:r>
-          </w:p>
-        </w:tc>
-      </w:tr>
-      <w:tr>
-        <w:tc>
-          <w:tcPr>
-            <w:tcW w:type="dxa" w:w="4500"/>
-            <w:tcBorders>
-              <w:top w:val="single" w:color="CCCCCC" w:sz="4"/>
-              <w:left w:val="single" w:color="CCCCCC" w:sz="4"/>
-              <w:bottom w:val="single" w:color="CCCCCC" w:sz="4"/>
-              <w:right w:val="single" w:color="CCCCCC" w:sz="4"/>
-            </w:tcBorders>
-            <w:shd w:fill="EEF4F9" w:val="clear"/>
-            <w:tcMar>
-              <w:top w:type="dxa" w:w="60"/>
-              <w:left w:type="dxa" w:w="120"/>
-              <w:bottom w:type="dxa" w:w="60"/>
-              <w:right w:type="dxa" w:w="120"/>
-            </w:tcMar>
-          </w:tcPr>
-          <w:p>
-            <w:pPr>
-              <w:spacing w:after="0"/>
-            </w:pPr>
-            <w:r>
-              <w:rPr>
-                <w:b w:val="false"/>
-                <w:bCs w:val="false"/>
-                <w:sz w:val="18"/>
-                <w:szCs w:val="18"/>
-              </w:rPr>
-              <w:t xml:space="preserve">oleksiibohusevych/parcshost</w:t>
-            </w:r>
-          </w:p>
-        </w:tc>
-        <w:tc>
-          <w:tcPr>
-            <w:tcW w:type="dxa" w:w="5580"/>
-            <w:tcBorders>
-              <w:top w:val="single" w:color="CCCCCC" w:sz="4"/>
-              <w:left w:val="single" w:color="CCCCCC" w:sz="4"/>
-              <w:bottom w:val="single" w:color="CCCCCC" w:sz="4"/>
-              <w:right w:val="single" w:color="CCCCCC" w:sz="4"/>
-            </w:tcBorders>
-            <w:shd w:fill="EEF4F9" w:val="clear"/>
-            <w:tcMar>
-              <w:top w:type="dxa" w:w="60"/>
-              <w:left w:type="dxa" w:w="120"/>
-              <w:bottom w:type="dxa" w:w="60"/>
-              <w:right w:type="dxa" w:w="120"/>
-            </w:tcMar>
-          </w:tcPr>
-          <w:p>
-            <w:pPr>
-              <w:spacing w:after="0"/>
-            </w:pPr>
-            <w:r>
-              <w:rPr>
-                <w:b w:val="false"/>
-                <w:bCs w:val="false"/>
-                <w:sz w:val="18"/>
-                <w:szCs w:val="18"/>
-              </w:rPr>
-              <w:t xml:space="preserve">${REPO}/parcshost:latest</w:t>
-            </w:r>
-          </w:p>
-        </w:tc>
-      </w:tr>
-      <w:tr>
-        <w:tc>
-          <w:tcPr>
-            <w:tcW w:type="dxa" w:w="4500"/>
-            <w:tcBorders>
-              <w:top w:val="single" w:color="CCCCCC" w:sz="4"/>
-              <w:left w:val="single" w:color="CCCCCC" w:sz="4"/>
-              <w:bottom w:val="single" w:color="CCCCCC" w:sz="4"/>
-              <w:right w:val="single" w:color="CCCCCC" w:sz="4"/>
-            </w:tcBorders>
-            <w:shd w:fill="FFFFFF" w:val="clear"/>
-            <w:tcMar>
-              <w:top w:type="dxa" w:w="60"/>
-              <w:left w:type="dxa" w:w="120"/>
-              <w:bottom w:type="dxa" w:w="60"/>
-              <w:right w:type="dxa" w:w="120"/>
-            </w:tcMar>
-          </w:tcPr>
-          <w:p>
-            <w:pPr>
-              <w:spacing w:after="0"/>
-            </w:pPr>
-            <w:r>
-              <w:rPr>
-                <w:b w:val="false"/>
-                <w:bCs w:val="false"/>
-                <w:sz w:val="18"/>
-                <w:szCs w:val="18"/>
-              </w:rPr>
-              <w:t xml:space="preserve">oleksiibohusevych/parcsportal</w:t>
-            </w:r>
-          </w:p>
-        </w:tc>
-        <w:tc>
-          <w:tcPr>
-            <w:tcW w:type="dxa" w:w="5580"/>
-            <w:tcBorders>
-              <w:top w:val="single" w:color="CCCCCC" w:sz="4"/>
-              <w:left w:val="single" w:color="CCCCCC" w:sz="4"/>
-              <w:bottom w:val="single" w:color="CCCCCC" w:sz="4"/>
-              <w:right w:val="single" w:color="CCCCCC" w:sz="4"/>
-            </w:tcBorders>
-            <w:shd w:fill="FFFFFF" w:val="clear"/>
-            <w:tcMar>
-              <w:top w:type="dxa" w:w="60"/>
-              <w:left w:type="dxa" w:w="120"/>
-              <w:bottom w:type="dxa" w:w="60"/>
-              <w:right w:type="dxa" w:w="120"/>
-            </w:tcMar>
-          </w:tcPr>
-          <w:p>
-            <w:pPr>
-              <w:spacing w:after="0"/>
-            </w:pPr>
-            <w:r>
-              <w:rPr>
-                <w:b w:val="false"/>
-                <w:bCs w:val="false"/>
-                <w:sz w:val="18"/>
-                <w:szCs w:val="18"/>
-              </w:rPr>
-              <w:t xml:space="preserve">${REPO}/parcsportal:latest</w:t>
-            </w:r>
-          </w:p>
-        </w:tc>
-      </w:tr>
-      <w:tr>
-        <w:tc>
-          <w:tcPr>
-            <w:tcW w:type="dxa" w:w="4500"/>
-            <w:tcBorders>
-              <w:top w:val="single" w:color="CCCCCC" w:sz="4"/>
-              <w:left w:val="single" w:color="CCCCCC" w:sz="4"/>
-              <w:bottom w:val="single" w:color="CCCCCC" w:sz="4"/>
-              <w:right w:val="single" w:color="CCCCCC" w:sz="4"/>
-            </w:tcBorders>
-            <w:shd w:fill="EEF4F9" w:val="clear"/>
-            <w:tcMar>
-              <w:top w:type="dxa" w:w="60"/>
-              <w:left w:type="dxa" w:w="120"/>
-              <w:bottom w:type="dxa" w:w="60"/>
-              <w:right w:type="dxa" w:w="120"/>
-            </w:tcMar>
-          </w:tcPr>
-          <w:p>
-            <w:pPr>
-              <w:spacing w:after="0"/>
-            </w:pPr>
-            <w:r>
-              <w:rPr>
-                <w:b w:val="false"/>
-                <w:bCs w:val="false"/>
-                <w:sz w:val="18"/>
-                <w:szCs w:val="18"/>
-              </w:rPr>
-              <w:t xml:space="preserve">us-central1-docker.pkg.dev/PROJECT_ID/parcs/parcs-agent-mcp:latest</w:t>
-            </w:r>
-          </w:p>
-        </w:tc>
-        <w:tc>
-          <w:tcPr>
-            <w:tcW w:type="dxa" w:w="5580"/>
-            <w:tcBorders>
-              <w:top w:val="single" w:color="CCCCCC" w:sz="4"/>
-              <w:left w:val="single" w:color="CCCCCC" w:sz="4"/>
-              <w:bottom w:val="single" w:color="CCCCCC" w:sz="4"/>
-              <w:right w:val="single" w:color="CCCCCC" w:sz="4"/>
-            </w:tcBorders>
-            <w:shd w:fill="EEF4F9" w:val="clear"/>
-            <w:tcMar>
-              <w:top w:type="dxa" w:w="60"/>
-              <w:left w:type="dxa" w:w="120"/>
-              <w:bottom w:type="dxa" w:w="60"/>
-              <w:right w:type="dxa" w:w="120"/>
-            </w:tcMar>
-          </w:tcPr>
-          <w:p>
-            <w:pPr>
-              <w:spacing w:after="0"/>
-            </w:pPr>
-            <w:r>
-              <w:rPr>
-                <w:b w:val="false"/>
-                <w:bCs w:val="false"/>
-                <w:sz w:val="18"/>
-                <w:szCs w:val="18"/>
-              </w:rPr>
-              <w:t xml:space="preserve">${REPO}/parcs-agent-mcp:latest  (if used)</w:t>
-            </w:r>
-          </w:p>
-        </w:tc>
-      </w:tr>
-    </w:tbl>
-    <w:p>
-      <w:pPr>
-        <w:pStyle w:val="Heading1"/>
-        <w:pageBreakBefore/>
-        <w:spacing w:after="200" w:before="0"/>
-      </w:pPr>
-      <w:r>
-        <w:t xml:space="preserve">Install KEDA and Deploy PARCS</w:t>
-      </w:r>
-    </w:p>
-    <w:p>
-      <w:pPr>
-        <w:pStyle w:val="Heading2"/>
-        <w:spacing w:after="160" w:before="240"/>
-      </w:pPr>
-      <w:r>
-        <w:t xml:space="preserve">7.1  Install KEDA</w:t>
       </w:r>
     </w:p>
     <w:tbl>
@@ -8535,87 +7089,38 @@
           <w:tcPr>
             <w:tcW w:type="dxa" w:w="10080"/>
             <w:tcBorders>
-              <w:top w:val="single" w:color="999999" w:sz="4"/>
-              <w:left w:val="single" w:color="999999" w:sz="4"/>
-              <w:bottom w:val="single" w:color="999999" w:sz="4"/>
-              <w:right w:val="single" w:color="999999" w:sz="4"/>
-            </w:tcBorders>
-            <w:shd w:fill="F4F4F4" w:val="clear"/>
+              <w:top w:val="single" w:color="2E75B6" w:sz="4"/>
+              <w:left w:val="single" w:color="2E75B6" w:sz="18"/>
+              <w:bottom w:val="single" w:color="2E75B6" w:sz="4"/>
+              <w:right w:val="single" w:color="2E75B6" w:sz="4"/>
+            </w:tcBorders>
+            <w:shd w:fill="DEEAF1" w:val="clear"/>
             <w:tcMar>
               <w:top w:type="dxa" w:w="100"/>
-              <w:left w:type="dxa" w:w="160"/>
+              <w:left w:type="dxa" w:w="200"/>
               <w:bottom w:type="dxa" w:w="100"/>
-              <w:right w:type="dxa" w:w="120"/>
-            </w:tcMar>
-          </w:tcPr>
-          <w:p>
-            <w:pPr>
-              <w:spacing w:after="0"/>
-            </w:pPr>
-            <w:r>
-              <w:rPr>
-                <w:rFonts w:ascii="Courier New" w:cs="Courier New" w:eastAsia="Courier New" w:hAnsi="Courier New"/>
-                <w:color w:val="1A1A1A"/>
-                <w:sz w:val="18"/>
-                <w:szCs w:val="18"/>
-              </w:rPr>
-              <w:t xml:space="preserve"># Install KEDA v2.12 (latest stable that supports gcp-pubsub trigger)</w:t>
-            </w:r>
-          </w:p>
-          <w:p>
-            <w:pPr>
-              <w:spacing w:after="0"/>
-            </w:pPr>
-            <w:r>
-              <w:rPr>
-                <w:rFonts w:ascii="Courier New" w:cs="Courier New" w:eastAsia="Courier New" w:hAnsi="Courier New"/>
-                <w:color w:val="1A1A1A"/>
-                <w:sz w:val="18"/>
-                <w:szCs w:val="18"/>
-              </w:rPr>
-              <w:t xml:space="preserve">kubectl apply -f https://github.com/kedacore/keda/releases/download/v2.12.0/keda-2.12.0.yaml</w:t>
-            </w:r>
-          </w:p>
-          <w:p>
-            <w:pPr>
-              <w:spacing w:after="0"/>
-            </w:pPr>
-            <w:r>
-              <w:rPr>
-                <w:rFonts w:ascii="Courier New" w:cs="Courier New" w:eastAsia="Courier New" w:hAnsi="Courier New"/>
-                <w:color w:val="1A1A1A"/>
-                <w:sz w:val="18"/>
-                <w:szCs w:val="18"/>
-              </w:rPr>
-              <w:t xml:space="preserve"/>
-            </w:r>
-          </w:p>
-          <w:p>
-            <w:pPr>
-              <w:spacing w:after="0"/>
-            </w:pPr>
-            <w:r>
-              <w:rPr>
-                <w:rFonts w:ascii="Courier New" w:cs="Courier New" w:eastAsia="Courier New" w:hAnsi="Courier New"/>
-                <w:color w:val="1A1A1A"/>
-                <w:sz w:val="18"/>
-                <w:szCs w:val="18"/>
-              </w:rPr>
-              <w:t xml:space="preserve"># Wait for KEDA pods to become Ready</w:t>
-            </w:r>
-          </w:p>
-          <w:p>
-            <w:pPr>
-              <w:spacing w:after="0"/>
-            </w:pPr>
-            <w:r>
-              <w:rPr>
-                <w:rFonts w:ascii="Courier New" w:cs="Courier New" w:eastAsia="Courier New" w:hAnsi="Courier New"/>
-                <w:color w:val="1A1A1A"/>
-                <w:sz w:val="18"/>
-                <w:szCs w:val="18"/>
-              </w:rPr>
-              <w:t xml:space="preserve">kubectl wait --for=condition=Ready pod -l app=keda-operator -n keda --timeout=120s</w:t>
+              <w:right w:type="dxa" w:w="160"/>
+            </w:tcMar>
+          </w:tcPr>
+          <w:p>
+            <w:pPr>
+              <w:spacing w:after="0"/>
+            </w:pPr>
+            <w:r>
+              <w:rPr>
+                <w:b/>
+                <w:bCs/>
+                <w:sz w:val="20"/>
+                <w:szCs w:val="20"/>
+              </w:rPr>
+              <w:t xml:space="preserve">NOTE: </w:t>
+            </w:r>
+            <w:r>
+              <w:rPr>
+                <w:sz w:val="20"/>
+                <w:szCs w:val="20"/>
+              </w:rPr>
+              <w:t xml:space="preserve">GKE nodes pull images from DockerHub directly. No authentication is needed for public DockerHub repositories. If the repositories are private, create a Kubernetes imagePullSecret and add it to each pod spec.</w:t>
             </w:r>
           </w:p>
         </w:tc>
@@ -8623,10 +7128,12 @@
     </w:tbl>
     <w:p>
       <w:pPr>
-        <w:spacing w:after="80" w:before="0"/>
-      </w:pPr>
-      <w:r>
-        <w:t xml:space="preserve"/>
+        <w:pStyle w:val="Heading1"/>
+        <w:pageBreakBefore/>
+        <w:spacing w:after="200" w:before="0"/>
+      </w:pPr>
+      <w:r>
+        <w:t xml:space="preserve">Install KEDA and Deploy PARCS</w:t>
       </w:r>
     </w:p>
     <w:p>
@@ -8635,19 +7142,7 @@
         <w:spacing w:after="160" w:before="240"/>
       </w:pPr>
       <w:r>
-        <w:t xml:space="preserve">7.2  Annotate the KEDA Operator Kubernetes Service Account</w:t>
-      </w:r>
-    </w:p>
-    <w:p>
-      <w:pPr>
-        <w:spacing w:after="120" w:before="0"/>
-      </w:pPr>
-      <w:r>
-        <w:rPr>
-          <w:sz w:val="20"/>
-          <w:szCs w:val="20"/>
-        </w:rPr>
-        <w:t xml:space="preserve">This links the KEDA operator pod to the keda-operator GCP service account so it can read Pub/Sub subscription metrics.</w:t>
+        <w:t xml:space="preserve">7.1  Install KEDA</w:t>
       </w:r>
     </w:p>
     <w:tbl>
@@ -8694,7 +7189,21 @@
                 <w:sz w:val="18"/>
                 <w:szCs w:val="18"/>
               </w:rPr>
-              <w:t xml:space="preserve">PROJECT_ID=$(gcloud config get-value project)</w:t>
+              <w:t xml:space="preserve"># Install KEDA v2.12 (latest stable that supports gcp-pubsub trigger)</w:t>
+            </w:r>
+          </w:p>
+          <w:p>
+            <w:pPr>
+              <w:spacing w:after="0"/>
+            </w:pPr>
+            <w:r>
+              <w:rPr>
+                <w:rFonts w:ascii="Courier New" w:cs="Courier New" w:eastAsia="Courier New" w:hAnsi="Courier New"/>
+                <w:color w:val="1A1A1A"/>
+                <w:sz w:val="18"/>
+                <w:szCs w:val="18"/>
+              </w:rPr>
+              <w:t xml:space="preserve">kubectl apply -f https://github.com/kedacore/keda/releases/download/v2.12.0/keda-2.12.0.yaml</w:t>
             </w:r>
           </w:p>
           <w:p>
@@ -8722,21 +7231,21 @@
                 <w:sz w:val="18"/>
                 <w:szCs w:val="18"/>
               </w:rPr>
-              <w:t xml:space="preserve">kubectl annotate serviceaccount keda-operator -n keda \</w:t>
-            </w:r>
-          </w:p>
-          <w:p>
-            <w:pPr>
-              <w:spacing w:after="0"/>
-            </w:pPr>
-            <w:r>
-              <w:rPr>
-                <w:rFonts w:ascii="Courier New" w:cs="Courier New" w:eastAsia="Courier New" w:hAnsi="Courier New"/>
-                <w:color w:val="1A1A1A"/>
-                <w:sz w:val="18"/>
-                <w:szCs w:val="18"/>
-              </w:rPr>
-              <w:t xml:space="preserve">  iam.gke.io/gcp-service-account=keda-operator@${PROJECT_ID}.iam.gserviceaccount.com</w:t>
+              <w:t xml:space="preserve"># Wait for KEDA pods to become Ready</w:t>
+            </w:r>
+          </w:p>
+          <w:p>
+            <w:pPr>
+              <w:spacing w:after="0"/>
+            </w:pPr>
+            <w:r>
+              <w:rPr>
+                <w:rFonts w:ascii="Courier New" w:cs="Courier New" w:eastAsia="Courier New" w:hAnsi="Courier New"/>
+                <w:color w:val="1A1A1A"/>
+                <w:sz w:val="18"/>
+                <w:szCs w:val="18"/>
+              </w:rPr>
+              <w:t xml:space="preserve">kubectl wait --for=condition=Ready pod -l app=keda-operator -n keda --timeout=120s</w:t>
             </w:r>
           </w:p>
         </w:tc>
@@ -8756,7 +7265,19 @@
         <w:spacing w:after="160" w:before="240"/>
       </w:pPr>
       <w:r>
-        <w:t xml:space="preserve">7.3  Create the GCP Project ID Secret</w:t>
+        <w:t xml:space="preserve">7.2  Annotate the KEDA Operator Kubernetes Service Account</w:t>
+      </w:r>
+    </w:p>
+    <w:p>
+      <w:pPr>
+        <w:spacing w:after="120" w:before="0"/>
+      </w:pPr>
+      <w:r>
+        <w:rPr>
+          <w:sz w:val="20"/>
+          <w:szCs w:val="20"/>
+        </w:rPr>
+        <w:t xml:space="preserve">This links the KEDA operator pod to the keda-operator GCP service account so it can read Pub/Sub subscription metrics.</w:t>
       </w:r>
     </w:p>
     <w:tbl>
@@ -8831,21 +7352,21 @@
                 <w:sz w:val="18"/>
                 <w:szCs w:val="18"/>
               </w:rPr>
-              <w:t xml:space="preserve">kubectl create secret generic parcs-gcp-secret \</w:t>
-            </w:r>
-          </w:p>
-          <w:p>
-            <w:pPr>
-              <w:spacing w:after="0"/>
-            </w:pPr>
-            <w:r>
-              <w:rPr>
-                <w:rFonts w:ascii="Courier New" w:cs="Courier New" w:eastAsia="Courier New" w:hAnsi="Courier New"/>
-                <w:color w:val="1A1A1A"/>
-                <w:sz w:val="18"/>
-                <w:szCs w:val="18"/>
-              </w:rPr>
-              <w:t xml:space="preserve">  --from-literal=projectId="${PROJECT_ID}"</w:t>
+              <w:t xml:space="preserve">kubectl annotate serviceaccount keda-operator -n keda \</w:t>
+            </w:r>
+          </w:p>
+          <w:p>
+            <w:pPr>
+              <w:spacing w:after="0"/>
+            </w:pPr>
+            <w:r>
+              <w:rPr>
+                <w:rFonts w:ascii="Courier New" w:cs="Courier New" w:eastAsia="Courier New" w:hAnsi="Courier New"/>
+                <w:color w:val="1A1A1A"/>
+                <w:sz w:val="18"/>
+                <w:szCs w:val="18"/>
+              </w:rPr>
+              <w:t xml:space="preserve">  iam.gke.io/gcp-service-account=keda-operator@${PROJECT_ID}.iam.gserviceaccount.com</w:t>
             </w:r>
           </w:p>
         </w:tc>
@@ -8865,19 +7386,7 @@
         <w:spacing w:after="160" w:before="240"/>
       </w:pPr>
       <w:r>
-        <w:t xml:space="preserve">7.4  Update deployment.gcp.yaml Placeholders</w:t>
-      </w:r>
-    </w:p>
-    <w:p>
-      <w:pPr>
-        <w:spacing w:after="120" w:before="0"/>
-      </w:pPr>
-      <w:r>
-        <w:rPr>
-          <w:sz w:val="20"/>
-          <w:szCs w:val="20"/>
-        </w:rPr>
-        <w:t xml:space="preserve">Open the file and replace every occurrence of PROJECT_ID with your actual GCP project ID:</w:t>
+        <w:t xml:space="preserve">7.3  Create the GCP Project ID Secret</w:t>
       </w:r>
     </w:p>
     <w:tbl>
@@ -8924,7 +7433,49 @@
                 <w:sz w:val="18"/>
                 <w:szCs w:val="18"/>
               </w:rPr>
-              <w:t xml:space="preserve">sed -i "s/PROJECT_ID/${PROJECT_ID}/g" kube/deployment.gcp.yaml</w:t>
+              <w:t xml:space="preserve">PROJECT_ID=$(gcloud config get-value project)</w:t>
+            </w:r>
+          </w:p>
+          <w:p>
+            <w:pPr>
+              <w:spacing w:after="0"/>
+            </w:pPr>
+            <w:r>
+              <w:rPr>
+                <w:rFonts w:ascii="Courier New" w:cs="Courier New" w:eastAsia="Courier New" w:hAnsi="Courier New"/>
+                <w:color w:val="1A1A1A"/>
+                <w:sz w:val="18"/>
+                <w:szCs w:val="18"/>
+              </w:rPr>
+              <w:t xml:space="preserve"/>
+            </w:r>
+          </w:p>
+          <w:p>
+            <w:pPr>
+              <w:spacing w:after="0"/>
+            </w:pPr>
+            <w:r>
+              <w:rPr>
+                <w:rFonts w:ascii="Courier New" w:cs="Courier New" w:eastAsia="Courier New" w:hAnsi="Courier New"/>
+                <w:color w:val="1A1A1A"/>
+                <w:sz w:val="18"/>
+                <w:szCs w:val="18"/>
+              </w:rPr>
+              <w:t xml:space="preserve">kubectl create secret generic parcs-gcp-secret \</w:t>
+            </w:r>
+          </w:p>
+          <w:p>
+            <w:pPr>
+              <w:spacing w:after="0"/>
+            </w:pPr>
+            <w:r>
+              <w:rPr>
+                <w:rFonts w:ascii="Courier New" w:cs="Courier New" w:eastAsia="Courier New" w:hAnsi="Courier New"/>
+                <w:color w:val="1A1A1A"/>
+                <w:sz w:val="18"/>
+                <w:szCs w:val="18"/>
+              </w:rPr>
+              <w:t xml:space="preserve">  --from-literal=projectId="${PROJECT_ID}"</w:t>
             </w:r>
           </w:p>
         </w:tc>
@@ -8944,7 +7495,19 @@
         <w:spacing w:after="160" w:before="240"/>
       </w:pPr>
       <w:r>
-        <w:t xml:space="preserve">7.5  Apply the Kubernetes Manifests</w:t>
+        <w:t xml:space="preserve">7.4  Update deployment.gcp.yaml Placeholders</w:t>
+      </w:r>
+    </w:p>
+    <w:p>
+      <w:pPr>
+        <w:spacing w:after="120" w:before="0"/>
+      </w:pPr>
+      <w:r>
+        <w:rPr>
+          <w:sz w:val="20"/>
+          <w:szCs w:val="20"/>
+        </w:rPr>
+        <w:t xml:space="preserve">Open the file and replace every occurrence of PROJECT_ID with your actual GCP project ID:</w:t>
       </w:r>
     </w:p>
     <w:tbl>
@@ -8991,49 +7554,7 @@
                 <w:sz w:val="18"/>
                 <w:szCs w:val="18"/>
               </w:rPr>
-              <w:t xml:space="preserve">kubectl apply -f kube/deployment.gcp.yaml</w:t>
-            </w:r>
-          </w:p>
-          <w:p>
-            <w:pPr>
-              <w:spacing w:after="0"/>
-            </w:pPr>
-            <w:r>
-              <w:rPr>
-                <w:rFonts w:ascii="Courier New" w:cs="Courier New" w:eastAsia="Courier New" w:hAnsi="Courier New"/>
-                <w:color w:val="1A1A1A"/>
-                <w:sz w:val="18"/>
-                <w:szCs w:val="18"/>
-              </w:rPr>
-              <w:t xml:space="preserve"/>
-            </w:r>
-          </w:p>
-          <w:p>
-            <w:pPr>
-              <w:spacing w:after="0"/>
-            </w:pPr>
-            <w:r>
-              <w:rPr>
-                <w:rFonts w:ascii="Courier New" w:cs="Courier New" w:eastAsia="Courier New" w:hAnsi="Courier New"/>
-                <w:color w:val="1A1A1A"/>
-                <w:sz w:val="18"/>
-                <w:szCs w:val="18"/>
-              </w:rPr>
-              <w:t xml:space="preserve"># Watch pods come up</w:t>
-            </w:r>
-          </w:p>
-          <w:p>
-            <w:pPr>
-              <w:spacing w:after="0"/>
-            </w:pPr>
-            <w:r>
-              <w:rPr>
-                <w:rFonts w:ascii="Courier New" w:cs="Courier New" w:eastAsia="Courier New" w:hAnsi="Courier New"/>
-                <w:color w:val="1A1A1A"/>
-                <w:sz w:val="18"/>
-                <w:szCs w:val="18"/>
-              </w:rPr>
-              <w:t xml:space="preserve">kubectl get pods -w</w:t>
+              <w:t xml:space="preserve">sed -i "s/PROJECT_ID/${PROJECT_ID}/g" kube/deployment.gcp.yaml</w:t>
             </w:r>
           </w:p>
         </w:tc>
@@ -9053,7 +7574,7 @@
         <w:spacing w:after="160" w:before="240"/>
       </w:pPr>
       <w:r>
-        <w:t xml:space="preserve">7.6  Verify the Deployment</w:t>
+        <w:t xml:space="preserve">7.5  Apply the Kubernetes Manifests</w:t>
       </w:r>
     </w:p>
     <w:tbl>
@@ -9100,21 +7621,7 @@
                 <w:sz w:val="18"/>
                 <w:szCs w:val="18"/>
               </w:rPr>
-              <w:t xml:space="preserve"># All pods should be Running or Completed</w:t>
-            </w:r>
-          </w:p>
-          <w:p>
-            <w:pPr>
-              <w:spacing w:after="0"/>
-            </w:pPr>
-            <w:r>
-              <w:rPr>
-                <w:rFonts w:ascii="Courier New" w:cs="Courier New" w:eastAsia="Courier New" w:hAnsi="Courier New"/>
-                <w:color w:val="1A1A1A"/>
-                <w:sz w:val="18"/>
-                <w:szCs w:val="18"/>
-              </w:rPr>
-              <w:t xml:space="preserve">kubectl get pods</w:t>
+              <w:t xml:space="preserve">kubectl apply -f kube/deployment.gcp.yaml</w:t>
             </w:r>
           </w:p>
           <w:p>
@@ -9142,63 +7649,21 @@
                 <w:sz w:val="18"/>
                 <w:szCs w:val="18"/>
               </w:rPr>
-              <w:t xml:space="preserve"># Check Host API logs for successful startup</w:t>
-            </w:r>
-          </w:p>
-          <w:p>
-            <w:pPr>
-              <w:spacing w:after="0"/>
-            </w:pPr>
-            <w:r>
-              <w:rPr>
-                <w:rFonts w:ascii="Courier New" w:cs="Courier New" w:eastAsia="Courier New" w:hAnsi="Courier New"/>
-                <w:color w:val="1A1A1A"/>
-                <w:sz w:val="18"/>
-                <w:szCs w:val="18"/>
-              </w:rPr>
-              <w:t xml:space="preserve">kubectl logs -l app=parcs-hostapi --tail=50</w:t>
-            </w:r>
-          </w:p>
-          <w:p>
-            <w:pPr>
-              <w:spacing w:after="0"/>
-            </w:pPr>
-            <w:r>
-              <w:rPr>
-                <w:rFonts w:ascii="Courier New" w:cs="Courier New" w:eastAsia="Courier New" w:hAnsi="Courier New"/>
-                <w:color w:val="1A1A1A"/>
-                <w:sz w:val="18"/>
-                <w:szCs w:val="18"/>
-              </w:rPr>
-              <w:t xml:space="preserve"/>
-            </w:r>
-          </w:p>
-          <w:p>
-            <w:pPr>
-              <w:spacing w:after="0"/>
-            </w:pPr>
-            <w:r>
-              <w:rPr>
-                <w:rFonts w:ascii="Courier New" w:cs="Courier New" w:eastAsia="Courier New" w:hAnsi="Courier New"/>
-                <w:color w:val="1A1A1A"/>
-                <w:sz w:val="18"/>
-                <w:szCs w:val="18"/>
-              </w:rPr>
-              <w:t xml:space="preserve"># Check KEDA has registered the ScaledJob</w:t>
-            </w:r>
-          </w:p>
-          <w:p>
-            <w:pPr>
-              <w:spacing w:after="0"/>
-            </w:pPr>
-            <w:r>
-              <w:rPr>
-                <w:rFonts w:ascii="Courier New" w:cs="Courier New" w:eastAsia="Courier New" w:hAnsi="Courier New"/>
-                <w:color w:val="1A1A1A"/>
-                <w:sz w:val="18"/>
-                <w:szCs w:val="18"/>
-              </w:rPr>
-              <w:t xml:space="preserve">kubectl get scaledjob</w:t>
+              <w:t xml:space="preserve"># Watch pods come up</w:t>
+            </w:r>
+          </w:p>
+          <w:p>
+            <w:pPr>
+              <w:spacing w:after="0"/>
+            </w:pPr>
+            <w:r>
+              <w:rPr>
+                <w:rFonts w:ascii="Courier New" w:cs="Courier New" w:eastAsia="Courier New" w:hAnsi="Courier New"/>
+                <w:color w:val="1A1A1A"/>
+                <w:sz w:val="18"/>
+                <w:szCs w:val="18"/>
+              </w:rPr>
+              <w:t xml:space="preserve">kubectl get pods -w</w:t>
             </w:r>
           </w:p>
         </w:tc>
@@ -9210,6 +7675,15 @@
       </w:pPr>
       <w:r>
         <w:t xml:space="preserve"/>
+      </w:r>
+    </w:p>
+    <w:p>
+      <w:pPr>
+        <w:pStyle w:val="Heading2"/>
+        <w:spacing w:after="160" w:before="240"/>
+      </w:pPr>
+      <w:r>
+        <w:t xml:space="preserve">7.6  Verify the Deployment</w:t>
       </w:r>
     </w:p>
     <w:tbl>
@@ -9232,38 +7706,129 @@
           <w:tcPr>
             <w:tcW w:type="dxa" w:w="10080"/>
             <w:tcBorders>
-              <w:top w:val="single" w:color="2E75B6" w:sz="4"/>
-              <w:left w:val="single" w:color="2E75B6" w:sz="18"/>
-              <w:bottom w:val="single" w:color="2E75B6" w:sz="4"/>
-              <w:right w:val="single" w:color="2E75B6" w:sz="4"/>
-            </w:tcBorders>
-            <w:shd w:fill="DEEAF1" w:val="clear"/>
+              <w:top w:val="single" w:color="999999" w:sz="4"/>
+              <w:left w:val="single" w:color="999999" w:sz="4"/>
+              <w:bottom w:val="single" w:color="999999" w:sz="4"/>
+              <w:right w:val="single" w:color="999999" w:sz="4"/>
+            </w:tcBorders>
+            <w:shd w:fill="F4F4F4" w:val="clear"/>
             <w:tcMar>
               <w:top w:type="dxa" w:w="100"/>
-              <w:left w:type="dxa" w:w="200"/>
+              <w:left w:type="dxa" w:w="160"/>
               <w:bottom w:type="dxa" w:w="100"/>
-              <w:right w:type="dxa" w:w="160"/>
-            </w:tcMar>
-          </w:tcPr>
-          <w:p>
-            <w:pPr>
-              <w:spacing w:after="0"/>
-            </w:pPr>
-            <w:r>
-              <w:rPr>
-                <w:b/>
-                <w:bCs/>
-                <w:sz w:val="20"/>
-                <w:szCs w:val="20"/>
-              </w:rPr>
-              <w:t xml:space="preserve">NOTE: </w:t>
-            </w:r>
-            <w:r>
-              <w:rPr>
-                <w:sz w:val="20"/>
-                <w:szCs w:val="20"/>
-              </w:rPr>
-              <w:t xml:space="preserve">The daemon ScaledJob will show 0 active replicas at idle — this is correct. KEDA will create daemon pods only when messages appear in the point-requested-sub subscription.</w:t>
+              <w:right w:type="dxa" w:w="120"/>
+            </w:tcMar>
+          </w:tcPr>
+          <w:p>
+            <w:pPr>
+              <w:spacing w:after="0"/>
+            </w:pPr>
+            <w:r>
+              <w:rPr>
+                <w:rFonts w:ascii="Courier New" w:cs="Courier New" w:eastAsia="Courier New" w:hAnsi="Courier New"/>
+                <w:color w:val="1A1A1A"/>
+                <w:sz w:val="18"/>
+                <w:szCs w:val="18"/>
+              </w:rPr>
+              <w:t xml:space="preserve"># All pods should be Running or Completed</w:t>
+            </w:r>
+          </w:p>
+          <w:p>
+            <w:pPr>
+              <w:spacing w:after="0"/>
+            </w:pPr>
+            <w:r>
+              <w:rPr>
+                <w:rFonts w:ascii="Courier New" w:cs="Courier New" w:eastAsia="Courier New" w:hAnsi="Courier New"/>
+                <w:color w:val="1A1A1A"/>
+                <w:sz w:val="18"/>
+                <w:szCs w:val="18"/>
+              </w:rPr>
+              <w:t xml:space="preserve">kubectl get pods</w:t>
+            </w:r>
+          </w:p>
+          <w:p>
+            <w:pPr>
+              <w:spacing w:after="0"/>
+            </w:pPr>
+            <w:r>
+              <w:rPr>
+                <w:rFonts w:ascii="Courier New" w:cs="Courier New" w:eastAsia="Courier New" w:hAnsi="Courier New"/>
+                <w:color w:val="1A1A1A"/>
+                <w:sz w:val="18"/>
+                <w:szCs w:val="18"/>
+              </w:rPr>
+              <w:t xml:space="preserve"/>
+            </w:r>
+          </w:p>
+          <w:p>
+            <w:pPr>
+              <w:spacing w:after="0"/>
+            </w:pPr>
+            <w:r>
+              <w:rPr>
+                <w:rFonts w:ascii="Courier New" w:cs="Courier New" w:eastAsia="Courier New" w:hAnsi="Courier New"/>
+                <w:color w:val="1A1A1A"/>
+                <w:sz w:val="18"/>
+                <w:szCs w:val="18"/>
+              </w:rPr>
+              <w:t xml:space="preserve"># Check Host API logs for successful startup</w:t>
+            </w:r>
+          </w:p>
+          <w:p>
+            <w:pPr>
+              <w:spacing w:after="0"/>
+            </w:pPr>
+            <w:r>
+              <w:rPr>
+                <w:rFonts w:ascii="Courier New" w:cs="Courier New" w:eastAsia="Courier New" w:hAnsi="Courier New"/>
+                <w:color w:val="1A1A1A"/>
+                <w:sz w:val="18"/>
+                <w:szCs w:val="18"/>
+              </w:rPr>
+              <w:t xml:space="preserve">kubectl logs -l app=parcs-hostapi --tail=50</w:t>
+            </w:r>
+          </w:p>
+          <w:p>
+            <w:pPr>
+              <w:spacing w:after="0"/>
+            </w:pPr>
+            <w:r>
+              <w:rPr>
+                <w:rFonts w:ascii="Courier New" w:cs="Courier New" w:eastAsia="Courier New" w:hAnsi="Courier New"/>
+                <w:color w:val="1A1A1A"/>
+                <w:sz w:val="18"/>
+                <w:szCs w:val="18"/>
+              </w:rPr>
+              <w:t xml:space="preserve"/>
+            </w:r>
+          </w:p>
+          <w:p>
+            <w:pPr>
+              <w:spacing w:after="0"/>
+            </w:pPr>
+            <w:r>
+              <w:rPr>
+                <w:rFonts w:ascii="Courier New" w:cs="Courier New" w:eastAsia="Courier New" w:hAnsi="Courier New"/>
+                <w:color w:val="1A1A1A"/>
+                <w:sz w:val="18"/>
+                <w:szCs w:val="18"/>
+              </w:rPr>
+              <w:t xml:space="preserve"># Check KEDA has registered the ScaledJob</w:t>
+            </w:r>
+          </w:p>
+          <w:p>
+            <w:pPr>
+              <w:spacing w:after="0"/>
+            </w:pPr>
+            <w:r>
+              <w:rPr>
+                <w:rFonts w:ascii="Courier New" w:cs="Courier New" w:eastAsia="Courier New" w:hAnsi="Courier New"/>
+                <w:color w:val="1A1A1A"/>
+                <w:sz w:val="18"/>
+                <w:szCs w:val="18"/>
+              </w:rPr>
+              <w:t xml:space="preserve">kubectl get scaledjob</w:t>
             </w:r>
           </w:p>
         </w:tc>
@@ -9271,12 +7836,10 @@
     </w:tbl>
     <w:p>
       <w:pPr>
-        <w:pStyle w:val="Heading1"/>
-        <w:pageBreakBefore/>
-        <w:spacing w:after="200" w:before="0"/>
-      </w:pPr>
-      <w:r>
-        <w:t xml:space="preserve">GPU Quota on Trial Accounts</w:t>
+        <w:spacing w:after="80" w:before="0"/>
+      </w:pPr>
+      <w:r>
+        <w:t xml:space="preserve"/>
       </w:r>
     </w:p>
     <w:tbl>
@@ -9299,12 +7862,12 @@
           <w:tcPr>
             <w:tcW w:type="dxa" w:w="10080"/>
             <w:tcBorders>
-              <w:top w:val="single" w:color="C00000" w:sz="4"/>
-              <w:left w:val="single" w:color="C00000" w:sz="18"/>
-              <w:bottom w:val="single" w:color="C00000" w:sz="4"/>
-              <w:right w:val="single" w:color="C00000" w:sz="4"/>
-            </w:tcBorders>
-            <w:shd w:fill="FCE4D6" w:val="clear"/>
+              <w:top w:val="single" w:color="2E75B6" w:sz="4"/>
+              <w:left w:val="single" w:color="2E75B6" w:sz="18"/>
+              <w:bottom w:val="single" w:color="2E75B6" w:sz="4"/>
+              <w:right w:val="single" w:color="2E75B6" w:sz="4"/>
+            </w:tcBorders>
+            <w:shd w:fill="DEEAF1" w:val="clear"/>
             <w:tcMar>
               <w:top w:type="dxa" w:w="100"/>
               <w:left w:type="dxa" w:w="200"/>
@@ -9323,14 +7886,14 @@
                 <w:sz w:val="20"/>
                 <w:szCs w:val="20"/>
               </w:rPr>
-              <w:t xml:space="preserve">WARNING: </w:t>
+              <w:t xml:space="preserve">NOTE: </w:t>
             </w:r>
             <w:r>
               <w:rPr>
                 <w:sz w:val="20"/>
                 <w:szCs w:val="20"/>
               </w:rPr>
-              <w:t xml:space="preserve">Trial accounts start with 0 GPU quota. Google typically does not approve GPU quota increases for free-trial accounts. If your request is denied, GPU testing is not possible during the trial — but all CPU functionality, KEDA scaling, and Pub/Sub integration tests can be completed without GPU nodes.</w:t>
+              <w:t xml:space="preserve">The daemon ScaledJob will show 0 active replicas at idle — this is correct. KEDA will create daemon pods only when messages appear in the point-requested-sub subscription.</w:t>
             </w:r>
           </w:p>
         </w:tc>
@@ -9338,36 +7901,53 @@
     </w:tbl>
     <w:p>
       <w:pPr>
-        <w:spacing w:after="80" w:before="0"/>
-      </w:pPr>
-      <w:r>
-        <w:t xml:space="preserve"/>
-      </w:r>
-    </w:p>
-    <w:p>
-      <w:pPr>
-        <w:pStyle w:val="Heading2"/>
-        <w:spacing w:after="160" w:before="240"/>
-      </w:pPr>
-      <w:r>
-        <w:t xml:space="preserve">8.1  Check Current GPU Quota</w:t>
-      </w:r>
-    </w:p>
-    <w:p>
-      <w:pPr>
-        <w:pStyle w:val="ListParagraph"/>
-        <w:numPr>
-          <w:ilvl w:val="0"/>
-          <w:numId w:val="2"/>
-        </w:numPr>
-        <w:spacing w:after="100" w:before="0"/>
+        <w:pStyle w:val="Heading1"/>
+        <w:pageBreakBefore/>
+        <w:spacing w:after="200" w:before="0"/>
+      </w:pPr>
+      <w:r>
+        <w:t xml:space="preserve">MCP Server Access &amp; Agentic Mode</w:t>
+      </w:r>
+    </w:p>
+    <w:p>
+      <w:pPr>
+        <w:spacing w:after="120" w:before="0"/>
       </w:pPr>
       <w:r>
         <w:rPr>
           <w:sz w:val="20"/>
           <w:szCs w:val="20"/>
         </w:rPr>
-        <w:t xml:space="preserve">Navigation menu → IAM &amp; Admin → Quotas.</w:t>
+        <w:t xml:space="preserve">The PARCS MCP server exposes a Model Context Protocol interface that lets an AI agent (e.g. Claude) act as the programmer for distributed parallel computations. This section covers how to access the server after deployment and how to connect Claude to it.</w:t>
+      </w:r>
+    </w:p>
+    <w:p>
+      <w:pPr>
+        <w:spacing w:after="80" w:before="0"/>
+      </w:pPr>
+      <w:r>
+        <w:t xml:space="preserve"/>
+      </w:r>
+    </w:p>
+    <w:p>
+      <w:pPr>
+        <w:pStyle w:val="Heading2"/>
+        <w:spacing w:after="160" w:before="240"/>
+      </w:pPr>
+      <w:r>
+        <w:t xml:space="preserve">9.1  Execution Model — Statements as Layers</w:t>
+      </w:r>
+    </w:p>
+    <w:p>
+      <w:pPr>
+        <w:spacing w:after="120" w:before="0"/>
+      </w:pPr>
+      <w:r>
+        <w:rPr>
+          <w:sz w:val="20"/>
+          <w:szCs w:val="20"/>
+        </w:rPr>
+        <w:t xml:space="preserve">The key abstraction is that an agent's computation is structured as a sequence of layers, one per statement:</w:t>
       </w:r>
     </w:p>
     <w:p>
@@ -9375,9 +7955,9 @@
         <w:pStyle w:val="ListParagraph"/>
         <w:numPr>
           <w:ilvl w:val="0"/>
-          <w:numId w:val="2"/>
+          <w:numId w:val="3"/>
         </w:numPr>
-        <w:spacing w:after="100" w:before="0"/>
+        <w:spacing w:after="80" w:before="0"/>
       </w:pPr>
       <w:r>
         <w:rPr>
@@ -9386,14 +7966,14 @@
           <w:sz w:val="20"/>
           <w:szCs w:val="20"/>
         </w:rPr>
-        <w:t xml:space="preserve">Filter: </w:t>
+        <w:t xml:space="preserve">create_session(sourceCode) </w:t>
       </w:r>
       <w:r>
         <w:rPr>
           <w:sz w:val="20"/>
           <w:szCs w:val="20"/>
         </w:rPr>
-        <w:t xml:space="preserve">search for "NVIDIA_K80_GPUS" in region us-central1.</w:t>
+        <w:t xml:space="preserve">— compiles C# code implementing IAgentComputation into a session.</w:t>
       </w:r>
     </w:p>
     <w:p>
@@ -9401,60 +7981,9 @@
         <w:pStyle w:val="ListParagraph"/>
         <w:numPr>
           <w:ilvl w:val="0"/>
-          <w:numId w:val="2"/>
+          <w:numId w:val="3"/>
         </w:numPr>
-        <w:spacing w:after="100" w:before="0"/>
-      </w:pPr>
-      <w:r>
-        <w:rPr>
-          <w:sz w:val="20"/>
-          <w:szCs w:val="20"/>
-        </w:rPr>
-        <w:t xml:space="preserve">Current limit is shown in the Limit column. If it is 0, follow the steps below.</w:t>
-      </w:r>
-    </w:p>
-    <w:p>
-      <w:pPr>
         <w:spacing w:after="80" w:before="0"/>
-      </w:pPr>
-      <w:r>
-        <w:t xml:space="preserve"/>
-      </w:r>
-    </w:p>
-    <w:p>
-      <w:pPr>
-        <w:pStyle w:val="Heading2"/>
-        <w:spacing w:after="160" w:before="240"/>
-      </w:pPr>
-      <w:r>
-        <w:t xml:space="preserve">8.2  Request a GPU Quota Increase</w:t>
-      </w:r>
-    </w:p>
-    <w:p>
-      <w:pPr>
-        <w:pStyle w:val="ListParagraph"/>
-        <w:numPr>
-          <w:ilvl w:val="0"/>
-          <w:numId w:val="2"/>
-        </w:numPr>
-        <w:spacing w:after="100" w:before="0"/>
-      </w:pPr>
-      <w:r>
-        <w:rPr>
-          <w:sz w:val="20"/>
-          <w:szCs w:val="20"/>
-        </w:rPr>
-        <w:t xml:space="preserve">Tick the checkbox next to the NVIDIA_K80_GPUS quota → Edit Quotas.</w:t>
-      </w:r>
-    </w:p>
-    <w:p>
-      <w:pPr>
-        <w:pStyle w:val="ListParagraph"/>
-        <w:numPr>
-          <w:ilvl w:val="0"/>
-          <w:numId w:val="2"/>
-        </w:numPr>
-        <w:spacing w:after="100" w:before="0"/>
       </w:pPr>
       <w:r>
         <w:rPr>
@@ -9463,14 +7992,14 @@
           <w:sz w:val="20"/>
           <w:szCs w:val="20"/>
         </w:rPr>
-        <w:t xml:space="preserve">New limit: </w:t>
+        <w:t xml:space="preserve">run_layer(sessionId, parallelism, previousLayerResultJson?) </w:t>
       </w:r>
       <w:r>
         <w:rPr>
           <w:sz w:val="20"/>
           <w:szCs w:val="20"/>
         </w:rPr>
-        <w:t xml:space="preserve">2  (matches gpu_node_max_count in Terraform / deployment.gcp.yaml).</w:t>
+        <w:t xml:space="preserve">— fans out to N daemon workers, blocks until all complete, returns aggregated results.</w:t>
       </w:r>
     </w:p>
     <w:p>
@@ -9478,33 +8007,25 @@
         <w:pStyle w:val="ListParagraph"/>
         <w:numPr>
           <w:ilvl w:val="0"/>
-          <w:numId w:val="2"/>
+          <w:numId w:val="3"/>
         </w:numPr>
-        <w:spacing w:after="100" w:before="0"/>
-      </w:pPr>
+        <w:spacing w:after="80" w:before="0"/>
+      </w:pPr>
+      <w:r>
+        <w:rPr>
+          <w:b/>
+          <w:bCs/>
+          <w:sz w:val="20"/>
+          <w:szCs w:val="20"/>
+        </w:rPr>
+        <w:t xml:space="preserve">Next statement </w:t>
+      </w:r>
       <w:r>
         <w:rPr>
           <w:sz w:val="20"/>
           <w:szCs w:val="20"/>
         </w:rPr>
-        <w:t xml:space="preserve">Provide a justification such as: "Testing GPU-accelerated .NET workloads on GKE for a research/academic project."</w:t>
-      </w:r>
-    </w:p>
-    <w:p>
-      <w:pPr>
-        <w:pStyle w:val="ListParagraph"/>
-        <w:numPr>
-          <w:ilvl w:val="0"/>
-          <w:numId w:val="2"/>
-        </w:numPr>
-        <w:spacing w:after="100" w:before="0"/>
-      </w:pPr>
-      <w:r>
-        <w:rPr>
-          <w:sz w:val="20"/>
-          <w:szCs w:val="20"/>
-        </w:rPr>
-        <w:t xml:space="preserve">Submit. You will receive an email decision within 24–48 hours.</w:t>
+        <w:t xml:space="preserve">— the agent calls run_layer again with a new or updated session, passing the previous layer's resultJson as context. This is how state flows between layers.</w:t>
       </w:r>
     </w:p>
     <w:p>
@@ -9535,6 +8056,1139 @@
           <w:tcPr>
             <w:tcW w:type="dxa" w:w="10080"/>
             <w:tcBorders>
+              <w:top w:val="single" w:color="2E75B6" w:sz="4"/>
+              <w:left w:val="single" w:color="2E75B6" w:sz="18"/>
+              <w:bottom w:val="single" w:color="2E75B6" w:sz="4"/>
+              <w:right w:val="single" w:color="2E75B6" w:sz="4"/>
+            </w:tcBorders>
+            <w:shd w:fill="DEEAF1" w:val="clear"/>
+            <w:tcMar>
+              <w:top w:type="dxa" w:w="100"/>
+              <w:left w:type="dxa" w:w="200"/>
+              <w:bottom w:type="dxa" w:w="100"/>
+              <w:right w:type="dxa" w:w="160"/>
+            </w:tcMar>
+          </w:tcPr>
+          <w:p>
+            <w:pPr>
+              <w:spacing w:after="0"/>
+            </w:pPr>
+            <w:r>
+              <w:rPr>
+                <w:b/>
+                <w:bCs/>
+                <w:sz w:val="20"/>
+                <w:szCs w:val="20"/>
+              </w:rPr>
+              <w:t xml:space="preserve">NOTE: </w:t>
+            </w:r>
+            <w:r>
+              <w:rPr>
+                <w:sz w:val="20"/>
+                <w:szCs w:val="20"/>
+              </w:rPr>
+              <w:t xml:space="preserve">Error recovery: if a layer fails (compile error or runtime exception), the agent calls create_session with corrected code and re-runs from the last successful layer's resultJson — no earlier computation is lost.</w:t>
+            </w:r>
+          </w:p>
+        </w:tc>
+      </w:tr>
+    </w:tbl>
+    <w:p>
+      <w:pPr>
+        <w:spacing w:after="80" w:before="0"/>
+      </w:pPr>
+      <w:r>
+        <w:t xml:space="preserve"/>
+      </w:r>
+    </w:p>
+    <w:p>
+      <w:pPr>
+        <w:pStyle w:val="Heading2"/>
+        <w:spacing w:after="160" w:before="240"/>
+      </w:pPr>
+      <w:r>
+        <w:t xml:space="preserve">9.2  Available MCP Tools</w:t>
+      </w:r>
+    </w:p>
+    <w:tbl>
+      <w:tblPr>
+        <w:tblW w:type="dxa" w:w="10080"/>
+        <w:tblBorders>
+          <w:top w:val="single" w:color="auto" w:sz="4"/>
+          <w:left w:val="single" w:color="auto" w:sz="4"/>
+          <w:bottom w:val="single" w:color="auto" w:sz="4"/>
+          <w:right w:val="single" w:color="auto" w:sz="4"/>
+          <w:insideH w:val="single" w:color="auto" w:sz="4"/>
+          <w:insideV w:val="single" w:color="auto" w:sz="4"/>
+        </w:tblBorders>
+      </w:tblPr>
+      <w:tblGrid>
+        <w:gridCol w:w="2600"/>
+        <w:gridCol w:w="7480"/>
+      </w:tblGrid>
+      <w:tr>
+        <w:trPr>
+          <w:tblHeader/>
+        </w:trPr>
+        <w:tc>
+          <w:tcPr>
+            <w:tcW w:type="dxa" w:w="2600"/>
+            <w:tcBorders>
+              <w:top w:val="single" w:color="1F4E79" w:sz="4"/>
+              <w:left w:val="single" w:color="1F4E79" w:sz="4"/>
+              <w:bottom w:val="single" w:color="1F4E79" w:sz="4"/>
+              <w:right w:val="single" w:color="1F4E79" w:sz="4"/>
+            </w:tcBorders>
+            <w:shd w:fill="1F4E79" w:val="clear"/>
+            <w:tcMar>
+              <w:top w:type="dxa" w:w="80"/>
+              <w:left w:type="dxa" w:w="120"/>
+              <w:bottom w:type="dxa" w:w="80"/>
+              <w:right w:type="dxa" w:w="120"/>
+            </w:tcMar>
+          </w:tcPr>
+          <w:p>
+            <w:pPr>
+              <w:spacing w:after="0"/>
+            </w:pPr>
+            <w:r>
+              <w:rPr>
+                <w:b/>
+                <w:bCs/>
+                <w:color w:val="FFFFFF"/>
+                <w:sz w:val="18"/>
+                <w:szCs w:val="18"/>
+              </w:rPr>
+              <w:t xml:space="preserve">Tool</w:t>
+            </w:r>
+          </w:p>
+        </w:tc>
+        <w:tc>
+          <w:tcPr>
+            <w:tcW w:type="dxa" w:w="7480"/>
+            <w:tcBorders>
+              <w:top w:val="single" w:color="1F4E79" w:sz="4"/>
+              <w:left w:val="single" w:color="1F4E79" w:sz="4"/>
+              <w:bottom w:val="single" w:color="1F4E79" w:sz="4"/>
+              <w:right w:val="single" w:color="1F4E79" w:sz="4"/>
+            </w:tcBorders>
+            <w:shd w:fill="1F4E79" w:val="clear"/>
+            <w:tcMar>
+              <w:top w:type="dxa" w:w="80"/>
+              <w:left w:type="dxa" w:w="120"/>
+              <w:bottom w:type="dxa" w:w="80"/>
+              <w:right w:type="dxa" w:w="120"/>
+            </w:tcMar>
+          </w:tcPr>
+          <w:p>
+            <w:pPr>
+              <w:spacing w:after="0"/>
+            </w:pPr>
+            <w:r>
+              <w:rPr>
+                <w:b/>
+                <w:bCs/>
+                <w:color w:val="FFFFFF"/>
+                <w:sz w:val="18"/>
+                <w:szCs w:val="18"/>
+              </w:rPr>
+              <w:t xml:space="preserve">Purpose</w:t>
+            </w:r>
+          </w:p>
+        </w:tc>
+      </w:tr>
+      <w:tr>
+        <w:tc>
+          <w:tcPr>
+            <w:tcW w:type="dxa" w:w="2600"/>
+            <w:tcBorders>
+              <w:top w:val="single" w:color="CCCCCC" w:sz="4"/>
+              <w:left w:val="single" w:color="CCCCCC" w:sz="4"/>
+              <w:bottom w:val="single" w:color="CCCCCC" w:sz="4"/>
+              <w:right w:val="single" w:color="CCCCCC" w:sz="4"/>
+            </w:tcBorders>
+            <w:shd w:fill="FFFFFF" w:val="clear"/>
+            <w:tcMar>
+              <w:top w:type="dxa" w:w="60"/>
+              <w:left w:type="dxa" w:w="120"/>
+              <w:bottom w:type="dxa" w:w="60"/>
+              <w:right w:type="dxa" w:w="120"/>
+            </w:tcMar>
+          </w:tcPr>
+          <w:p>
+            <w:pPr>
+              <w:spacing w:after="0"/>
+            </w:pPr>
+            <w:r>
+              <w:rPr>
+                <w:b/>
+                <w:bCs/>
+                <w:sz w:val="18"/>
+                <w:szCs w:val="18"/>
+              </w:rPr>
+              <w:t xml:space="preserve">get_cluster_info</w:t>
+            </w:r>
+          </w:p>
+        </w:tc>
+        <w:tc>
+          <w:tcPr>
+            <w:tcW w:type="dxa" w:w="7480"/>
+            <w:tcBorders>
+              <w:top w:val="single" w:color="CCCCCC" w:sz="4"/>
+              <w:left w:val="single" w:color="CCCCCC" w:sz="4"/>
+              <w:bottom w:val="single" w:color="CCCCCC" w:sz="4"/>
+              <w:right w:val="single" w:color="CCCCCC" w:sz="4"/>
+            </w:tcBorders>
+            <w:shd w:fill="FFFFFF" w:val="clear"/>
+            <w:tcMar>
+              <w:top w:type="dxa" w:w="60"/>
+              <w:left w:type="dxa" w:w="120"/>
+              <w:bottom w:type="dxa" w:w="60"/>
+              <w:right w:type="dxa" w:w="120"/>
+            </w:tcMar>
+          </w:tcPr>
+          <w:p>
+            <w:pPr>
+              <w:spacing w:after="0"/>
+            </w:pPr>
+            <w:r>
+              <w:rPr>
+                <w:b w:val="false"/>
+                <w:bCs w:val="false"/>
+                <w:sz w:val="18"/>
+                <w:szCs w:val="18"/>
+              </w:rPr>
+              <w:t xml:space="preserve">Query available worker count and max parallelism</w:t>
+            </w:r>
+          </w:p>
+        </w:tc>
+      </w:tr>
+      <w:tr>
+        <w:tc>
+          <w:tcPr>
+            <w:tcW w:type="dxa" w:w="2600"/>
+            <w:tcBorders>
+              <w:top w:val="single" w:color="CCCCCC" w:sz="4"/>
+              <w:left w:val="single" w:color="CCCCCC" w:sz="4"/>
+              <w:bottom w:val="single" w:color="CCCCCC" w:sz="4"/>
+              <w:right w:val="single" w:color="CCCCCC" w:sz="4"/>
+            </w:tcBorders>
+            <w:shd w:fill="EEF4F9" w:val="clear"/>
+            <w:tcMar>
+              <w:top w:type="dxa" w:w="60"/>
+              <w:left w:type="dxa" w:w="120"/>
+              <w:bottom w:type="dxa" w:w="60"/>
+              <w:right w:type="dxa" w:w="120"/>
+            </w:tcMar>
+          </w:tcPr>
+          <w:p>
+            <w:pPr>
+              <w:spacing w:after="0"/>
+            </w:pPr>
+            <w:r>
+              <w:rPr>
+                <w:b/>
+                <w:bCs/>
+                <w:sz w:val="18"/>
+                <w:szCs w:val="18"/>
+              </w:rPr>
+              <w:t xml:space="preserve">create_session</w:t>
+            </w:r>
+          </w:p>
+        </w:tc>
+        <w:tc>
+          <w:tcPr>
+            <w:tcW w:type="dxa" w:w="7480"/>
+            <w:tcBorders>
+              <w:top w:val="single" w:color="CCCCCC" w:sz="4"/>
+              <w:left w:val="single" w:color="CCCCCC" w:sz="4"/>
+              <w:bottom w:val="single" w:color="CCCCCC" w:sz="4"/>
+              <w:right w:val="single" w:color="CCCCCC" w:sz="4"/>
+            </w:tcBorders>
+            <w:shd w:fill="EEF4F9" w:val="clear"/>
+            <w:tcMar>
+              <w:top w:type="dxa" w:w="60"/>
+              <w:left w:type="dxa" w:w="120"/>
+              <w:bottom w:type="dxa" w:w="60"/>
+              <w:right w:type="dxa" w:w="120"/>
+            </w:tcMar>
+          </w:tcPr>
+          <w:p>
+            <w:pPr>
+              <w:spacing w:after="0"/>
+            </w:pPr>
+            <w:r>
+              <w:rPr>
+                <w:b w:val="false"/>
+                <w:bCs w:val="false"/>
+                <w:sz w:val="18"/>
+                <w:szCs w:val="18"/>
+              </w:rPr>
+              <w:t xml:space="preserve">Compile C# IAgentComputation code; returns sessionId</w:t>
+            </w:r>
+          </w:p>
+        </w:tc>
+      </w:tr>
+      <w:tr>
+        <w:tc>
+          <w:tcPr>
+            <w:tcW w:type="dxa" w:w="2600"/>
+            <w:tcBorders>
+              <w:top w:val="single" w:color="CCCCCC" w:sz="4"/>
+              <w:left w:val="single" w:color="CCCCCC" w:sz="4"/>
+              <w:bottom w:val="single" w:color="CCCCCC" w:sz="4"/>
+              <w:right w:val="single" w:color="CCCCCC" w:sz="4"/>
+            </w:tcBorders>
+            <w:shd w:fill="FFFFFF" w:val="clear"/>
+            <w:tcMar>
+              <w:top w:type="dxa" w:w="60"/>
+              <w:left w:type="dxa" w:w="120"/>
+              <w:bottom w:type="dxa" w:w="60"/>
+              <w:right w:type="dxa" w:w="120"/>
+            </w:tcMar>
+          </w:tcPr>
+          <w:p>
+            <w:pPr>
+              <w:spacing w:after="0"/>
+            </w:pPr>
+            <w:r>
+              <w:rPr>
+                <w:b/>
+                <w:bCs/>
+                <w:sz w:val="18"/>
+                <w:szCs w:val="18"/>
+              </w:rPr>
+              <w:t xml:space="preserve">run_layer</w:t>
+            </w:r>
+          </w:p>
+        </w:tc>
+        <w:tc>
+          <w:tcPr>
+            <w:tcW w:type="dxa" w:w="7480"/>
+            <w:tcBorders>
+              <w:top w:val="single" w:color="CCCCCC" w:sz="4"/>
+              <w:left w:val="single" w:color="CCCCCC" w:sz="4"/>
+              <w:bottom w:val="single" w:color="CCCCCC" w:sz="4"/>
+              <w:right w:val="single" w:color="CCCCCC" w:sz="4"/>
+            </w:tcBorders>
+            <w:shd w:fill="FFFFFF" w:val="clear"/>
+            <w:tcMar>
+              <w:top w:type="dxa" w:w="60"/>
+              <w:left w:type="dxa" w:w="120"/>
+              <w:bottom w:type="dxa" w:w="60"/>
+              <w:right w:type="dxa" w:w="120"/>
+            </w:tcMar>
+          </w:tcPr>
+          <w:p>
+            <w:pPr>
+              <w:spacing w:after="0"/>
+            </w:pPr>
+            <w:r>
+              <w:rPr>
+                <w:b w:val="false"/>
+                <w:bCs w:val="false"/>
+                <w:sz w:val="18"/>
+                <w:szCs w:val="18"/>
+              </w:rPr>
+              <w:t xml:space="preserve">Execute one layer synchronously (preferred for incremental use)</w:t>
+            </w:r>
+          </w:p>
+        </w:tc>
+      </w:tr>
+      <w:tr>
+        <w:tc>
+          <w:tcPr>
+            <w:tcW w:type="dxa" w:w="2600"/>
+            <w:tcBorders>
+              <w:top w:val="single" w:color="CCCCCC" w:sz="4"/>
+              <w:left w:val="single" w:color="CCCCCC" w:sz="4"/>
+              <w:bottom w:val="single" w:color="CCCCCC" w:sz="4"/>
+              <w:right w:val="single" w:color="CCCCCC" w:sz="4"/>
+            </w:tcBorders>
+            <w:shd w:fill="EEF4F9" w:val="clear"/>
+            <w:tcMar>
+              <w:top w:type="dxa" w:w="60"/>
+              <w:left w:type="dxa" w:w="120"/>
+              <w:bottom w:type="dxa" w:w="60"/>
+              <w:right w:type="dxa" w:w="120"/>
+            </w:tcMar>
+          </w:tcPr>
+          <w:p>
+            <w:pPr>
+              <w:spacing w:after="0"/>
+            </w:pPr>
+            <w:r>
+              <w:rPr>
+                <w:b/>
+                <w:bCs/>
+                <w:sz w:val="18"/>
+                <w:szCs w:val="18"/>
+              </w:rPr>
+              <w:t xml:space="preserve">submit_layer</w:t>
+            </w:r>
+          </w:p>
+        </w:tc>
+        <w:tc>
+          <w:tcPr>
+            <w:tcW w:type="dxa" w:w="7480"/>
+            <w:tcBorders>
+              <w:top w:val="single" w:color="CCCCCC" w:sz="4"/>
+              <w:left w:val="single" w:color="CCCCCC" w:sz="4"/>
+              <w:bottom w:val="single" w:color="CCCCCC" w:sz="4"/>
+              <w:right w:val="single" w:color="CCCCCC" w:sz="4"/>
+            </w:tcBorders>
+            <w:shd w:fill="EEF4F9" w:val="clear"/>
+            <w:tcMar>
+              <w:top w:type="dxa" w:w="60"/>
+              <w:left w:type="dxa" w:w="120"/>
+              <w:bottom w:type="dxa" w:w="60"/>
+              <w:right w:type="dxa" w:w="120"/>
+            </w:tcMar>
+          </w:tcPr>
+          <w:p>
+            <w:pPr>
+              <w:spacing w:after="0"/>
+            </w:pPr>
+            <w:r>
+              <w:rPr>
+                <w:b w:val="false"/>
+                <w:bCs w:val="false"/>
+                <w:sz w:val="18"/>
+                <w:szCs w:val="18"/>
+              </w:rPr>
+              <w:t xml:space="preserve">Submit a layer asynchronously and return immediately</w:t>
+            </w:r>
+          </w:p>
+        </w:tc>
+      </w:tr>
+      <w:tr>
+        <w:tc>
+          <w:tcPr>
+            <w:tcW w:type="dxa" w:w="2600"/>
+            <w:tcBorders>
+              <w:top w:val="single" w:color="CCCCCC" w:sz="4"/>
+              <w:left w:val="single" w:color="CCCCCC" w:sz="4"/>
+              <w:bottom w:val="single" w:color="CCCCCC" w:sz="4"/>
+              <w:right w:val="single" w:color="CCCCCC" w:sz="4"/>
+            </w:tcBorders>
+            <w:shd w:fill="FFFFFF" w:val="clear"/>
+            <w:tcMar>
+              <w:top w:type="dxa" w:w="60"/>
+              <w:left w:type="dxa" w:w="120"/>
+              <w:bottom w:type="dxa" w:w="60"/>
+              <w:right w:type="dxa" w:w="120"/>
+            </w:tcMar>
+          </w:tcPr>
+          <w:p>
+            <w:pPr>
+              <w:spacing w:after="0"/>
+            </w:pPr>
+            <w:r>
+              <w:rPr>
+                <w:b/>
+                <w:bCs/>
+                <w:sz w:val="18"/>
+                <w:szCs w:val="18"/>
+              </w:rPr>
+              <w:t xml:space="preserve">get_layer_results</w:t>
+            </w:r>
+          </w:p>
+        </w:tc>
+        <w:tc>
+          <w:tcPr>
+            <w:tcW w:type="dxa" w:w="7480"/>
+            <w:tcBorders>
+              <w:top w:val="single" w:color="CCCCCC" w:sz="4"/>
+              <w:left w:val="single" w:color="CCCCCC" w:sz="4"/>
+              <w:bottom w:val="single" w:color="CCCCCC" w:sz="4"/>
+              <w:right w:val="single" w:color="CCCCCC" w:sz="4"/>
+            </w:tcBorders>
+            <w:shd w:fill="FFFFFF" w:val="clear"/>
+            <w:tcMar>
+              <w:top w:type="dxa" w:w="60"/>
+              <w:left w:type="dxa" w:w="120"/>
+              <w:bottom w:type="dxa" w:w="60"/>
+              <w:right w:type="dxa" w:w="120"/>
+            </w:tcMar>
+          </w:tcPr>
+          <w:p>
+            <w:pPr>
+              <w:spacing w:after="0"/>
+            </w:pPr>
+            <w:r>
+              <w:rPr>
+                <w:b w:val="false"/>
+                <w:bCs w:val="false"/>
+                <w:sz w:val="18"/>
+                <w:szCs w:val="18"/>
+              </w:rPr>
+              <w:t xml:space="preserve">Poll for results of a submit_layer call</w:t>
+            </w:r>
+          </w:p>
+        </w:tc>
+      </w:tr>
+      <w:tr>
+        <w:tc>
+          <w:tcPr>
+            <w:tcW w:type="dxa" w:w="2600"/>
+            <w:tcBorders>
+              <w:top w:val="single" w:color="CCCCCC" w:sz="4"/>
+              <w:left w:val="single" w:color="CCCCCC" w:sz="4"/>
+              <w:bottom w:val="single" w:color="CCCCCC" w:sz="4"/>
+              <w:right w:val="single" w:color="CCCCCC" w:sz="4"/>
+            </w:tcBorders>
+            <w:shd w:fill="EEF4F9" w:val="clear"/>
+            <w:tcMar>
+              <w:top w:type="dxa" w:w="60"/>
+              <w:left w:type="dxa" w:w="120"/>
+              <w:bottom w:type="dxa" w:w="60"/>
+              <w:right w:type="dxa" w:w="120"/>
+            </w:tcMar>
+          </w:tcPr>
+          <w:p>
+            <w:pPr>
+              <w:spacing w:after="0"/>
+            </w:pPr>
+            <w:r>
+              <w:rPr>
+                <w:b/>
+                <w:bCs/>
+                <w:sz w:val="18"/>
+                <w:szCs w:val="18"/>
+              </w:rPr>
+              <w:t xml:space="preserve">list_sessions</w:t>
+            </w:r>
+          </w:p>
+        </w:tc>
+        <w:tc>
+          <w:tcPr>
+            <w:tcW w:type="dxa" w:w="7480"/>
+            <w:tcBorders>
+              <w:top w:val="single" w:color="CCCCCC" w:sz="4"/>
+              <w:left w:val="single" w:color="CCCCCC" w:sz="4"/>
+              <w:bottom w:val="single" w:color="CCCCCC" w:sz="4"/>
+              <w:right w:val="single" w:color="CCCCCC" w:sz="4"/>
+            </w:tcBorders>
+            <w:shd w:fill="EEF4F9" w:val="clear"/>
+            <w:tcMar>
+              <w:top w:type="dxa" w:w="60"/>
+              <w:left w:type="dxa" w:w="120"/>
+              <w:bottom w:type="dxa" w:w="60"/>
+              <w:right w:type="dxa" w:w="120"/>
+            </w:tcMar>
+          </w:tcPr>
+          <w:p>
+            <w:pPr>
+              <w:spacing w:after="0"/>
+            </w:pPr>
+            <w:r>
+              <w:rPr>
+                <w:b w:val="false"/>
+                <w:bCs w:val="false"/>
+                <w:sz w:val="18"/>
+                <w:szCs w:val="18"/>
+              </w:rPr>
+              <w:t xml:space="preserve">List all active sessions (useful after reconnection)</w:t>
+            </w:r>
+          </w:p>
+        </w:tc>
+      </w:tr>
+    </w:tbl>
+    <w:p>
+      <w:pPr>
+        <w:spacing w:after="80" w:before="0"/>
+      </w:pPr>
+      <w:r>
+        <w:t xml:space="preserve"/>
+      </w:r>
+    </w:p>
+    <w:p>
+      <w:pPr>
+        <w:pStyle w:val="Heading2"/>
+        <w:spacing w:after="160" w:before="240"/>
+      </w:pPr>
+      <w:r>
+        <w:t xml:space="preserve">9.3  Get the External IP After Deployment</w:t>
+      </w:r>
+    </w:p>
+    <w:p>
+      <w:pPr>
+        <w:spacing w:after="120" w:before="0"/>
+      </w:pPr>
+      <w:r>
+        <w:rPr>
+          <w:sz w:val="20"/>
+          <w:szCs w:val="20"/>
+        </w:rPr>
+        <w:t xml:space="preserve">The deployment.gcp.yaml creates a LoadBalancer service for the MCP server. Run this in Cloud Shell after applying the manifests:</w:t>
+      </w:r>
+    </w:p>
+    <w:tbl>
+      <w:tblPr>
+        <w:tblW w:type="dxa" w:w="10080"/>
+        <w:tblBorders>
+          <w:top w:val="single" w:color="auto" w:sz="4"/>
+          <w:left w:val="single" w:color="auto" w:sz="4"/>
+          <w:bottom w:val="single" w:color="auto" w:sz="4"/>
+          <w:right w:val="single" w:color="auto" w:sz="4"/>
+          <w:insideH w:val="single" w:color="auto" w:sz="4"/>
+          <w:insideV w:val="single" w:color="auto" w:sz="4"/>
+        </w:tblBorders>
+      </w:tblPr>
+      <w:tblGrid>
+        <w:gridCol w:w="10080"/>
+      </w:tblGrid>
+      <w:tr>
+        <w:tc>
+          <w:tcPr>
+            <w:tcW w:type="dxa" w:w="10080"/>
+            <w:tcBorders>
+              <w:top w:val="single" w:color="999999" w:sz="4"/>
+              <w:left w:val="single" w:color="999999" w:sz="4"/>
+              <w:bottom w:val="single" w:color="999999" w:sz="4"/>
+              <w:right w:val="single" w:color="999999" w:sz="4"/>
+            </w:tcBorders>
+            <w:shd w:fill="F4F4F4" w:val="clear"/>
+            <w:tcMar>
+              <w:top w:type="dxa" w:w="100"/>
+              <w:left w:type="dxa" w:w="160"/>
+              <w:bottom w:type="dxa" w:w="100"/>
+              <w:right w:type="dxa" w:w="120"/>
+            </w:tcMar>
+          </w:tcPr>
+          <w:p>
+            <w:pPr>
+              <w:spacing w:after="0"/>
+            </w:pPr>
+            <w:r>
+              <w:rPr>
+                <w:rFonts w:ascii="Courier New" w:cs="Courier New" w:eastAsia="Courier New" w:hAnsi="Courier New"/>
+                <w:color w:val="1A1A1A"/>
+                <w:sz w:val="18"/>
+                <w:szCs w:val="18"/>
+              </w:rPr>
+              <w:t xml:space="preserve"># Wait for the external IP to be assigned (takes ~60 seconds)</w:t>
+            </w:r>
+          </w:p>
+          <w:p>
+            <w:pPr>
+              <w:spacing w:after="0"/>
+            </w:pPr>
+            <w:r>
+              <w:rPr>
+                <w:rFonts w:ascii="Courier New" w:cs="Courier New" w:eastAsia="Courier New" w:hAnsi="Courier New"/>
+                <w:color w:val="1A1A1A"/>
+                <w:sz w:val="18"/>
+                <w:szCs w:val="18"/>
+              </w:rPr>
+              <w:t xml:space="preserve">kubectl get svc parcs-agent-mcp-external -w</w:t>
+            </w:r>
+          </w:p>
+          <w:p>
+            <w:pPr>
+              <w:spacing w:after="0"/>
+            </w:pPr>
+            <w:r>
+              <w:rPr>
+                <w:rFonts w:ascii="Courier New" w:cs="Courier New" w:eastAsia="Courier New" w:hAnsi="Courier New"/>
+                <w:color w:val="1A1A1A"/>
+                <w:sz w:val="18"/>
+                <w:szCs w:val="18"/>
+              </w:rPr>
+              <w:t xml:space="preserve"/>
+            </w:r>
+          </w:p>
+          <w:p>
+            <w:pPr>
+              <w:spacing w:after="0"/>
+            </w:pPr>
+            <w:r>
+              <w:rPr>
+                <w:rFonts w:ascii="Courier New" w:cs="Courier New" w:eastAsia="Courier New" w:hAnsi="Courier New"/>
+                <w:color w:val="1A1A1A"/>
+                <w:sz w:val="18"/>
+                <w:szCs w:val="18"/>
+              </w:rPr>
+              <w:t xml:space="preserve"># Once EXTERNAL-IP shows a real IP address (not &lt;pending&gt;), note it:</w:t>
+            </w:r>
+          </w:p>
+          <w:p>
+            <w:pPr>
+              <w:spacing w:after="0"/>
+            </w:pPr>
+            <w:r>
+              <w:rPr>
+                <w:rFonts w:ascii="Courier New" w:cs="Courier New" w:eastAsia="Courier New" w:hAnsi="Courier New"/>
+                <w:color w:val="1A1A1A"/>
+                <w:sz w:val="18"/>
+                <w:szCs w:val="18"/>
+              </w:rPr>
+              <w:t xml:space="preserve">kubectl get svc parcs-agent-mcp-external -o jsonpath='{.status.loadBalancer.ingress[0].ip}'</w:t>
+            </w:r>
+          </w:p>
+          <w:p>
+            <w:pPr>
+              <w:spacing w:after="0"/>
+            </w:pPr>
+            <w:r>
+              <w:rPr>
+                <w:rFonts w:ascii="Courier New" w:cs="Courier New" w:eastAsia="Courier New" w:hAnsi="Courier New"/>
+                <w:color w:val="1A1A1A"/>
+                <w:sz w:val="18"/>
+                <w:szCs w:val="18"/>
+              </w:rPr>
+              <w:t xml:space="preserve"/>
+            </w:r>
+          </w:p>
+          <w:p>
+            <w:pPr>
+              <w:spacing w:after="0"/>
+            </w:pPr>
+            <w:r>
+              <w:rPr>
+                <w:rFonts w:ascii="Courier New" w:cs="Courier New" w:eastAsia="Courier New" w:hAnsi="Courier New"/>
+                <w:color w:val="1A1A1A"/>
+                <w:sz w:val="18"/>
+                <w:szCs w:val="18"/>
+              </w:rPr>
+              <w:t xml:space="preserve"># Verify the MCP server is responding</w:t>
+            </w:r>
+          </w:p>
+          <w:p>
+            <w:pPr>
+              <w:spacing w:after="0"/>
+            </w:pPr>
+            <w:r>
+              <w:rPr>
+                <w:rFonts w:ascii="Courier New" w:cs="Courier New" w:eastAsia="Courier New" w:hAnsi="Courier New"/>
+                <w:color w:val="1A1A1A"/>
+                <w:sz w:val="18"/>
+                <w:szCs w:val="18"/>
+              </w:rPr>
+              <w:t xml:space="preserve">curl http://EXTERNAL-IP:8080/health</w:t>
+            </w:r>
+          </w:p>
+          <w:p>
+            <w:pPr>
+              <w:spacing w:after="0"/>
+            </w:pPr>
+            <w:r>
+              <w:rPr>
+                <w:rFonts w:ascii="Courier New" w:cs="Courier New" w:eastAsia="Courier New" w:hAnsi="Courier New"/>
+                <w:color w:val="1A1A1A"/>
+                <w:sz w:val="18"/>
+                <w:szCs w:val="18"/>
+              </w:rPr>
+              <w:t xml:space="preserve"># Expected: HTTP 200</w:t>
+            </w:r>
+          </w:p>
+        </w:tc>
+      </w:tr>
+    </w:tbl>
+    <w:p>
+      <w:pPr>
+        <w:spacing w:after="80" w:before="0"/>
+      </w:pPr>
+      <w:r>
+        <w:t xml:space="preserve"/>
+      </w:r>
+    </w:p>
+    <w:p>
+      <w:pPr>
+        <w:pStyle w:val="Heading2"/>
+        <w:spacing w:after="160" w:before="240"/>
+      </w:pPr>
+      <w:r>
+        <w:t xml:space="preserve">9.4  Connect Claude Code to the MCP Server</w:t>
+      </w:r>
+    </w:p>
+    <w:p>
+      <w:pPr>
+        <w:spacing w:after="120" w:before="0"/>
+      </w:pPr>
+      <w:r>
+        <w:rPr>
+          <w:sz w:val="20"/>
+          <w:szCs w:val="20"/>
+        </w:rPr>
+        <w:t xml:space="preserve">Add the PARCS server to Claude Code's MCP configuration so Claude can use the tools directly from a conversation:</w:t>
+      </w:r>
+    </w:p>
+    <w:p>
+      <w:pPr>
+        <w:pStyle w:val="ListParagraph"/>
+        <w:numPr>
+          <w:ilvl w:val="0"/>
+          <w:numId w:val="2"/>
+        </w:numPr>
+        <w:spacing w:after="100" w:before="0"/>
+      </w:pPr>
+      <w:r>
+        <w:rPr>
+          <w:sz w:val="20"/>
+          <w:szCs w:val="20"/>
+        </w:rPr>
+        <w:t xml:space="preserve">Open (or create) the Claude Code MCP configuration file:</w:t>
+      </w:r>
+    </w:p>
+    <w:tbl>
+      <w:tblPr>
+        <w:tblW w:type="dxa" w:w="10080"/>
+        <w:tblBorders>
+          <w:top w:val="single" w:color="auto" w:sz="4"/>
+          <w:left w:val="single" w:color="auto" w:sz="4"/>
+          <w:bottom w:val="single" w:color="auto" w:sz="4"/>
+          <w:right w:val="single" w:color="auto" w:sz="4"/>
+          <w:insideH w:val="single" w:color="auto" w:sz="4"/>
+          <w:insideV w:val="single" w:color="auto" w:sz="4"/>
+        </w:tblBorders>
+      </w:tblPr>
+      <w:tblGrid>
+        <w:gridCol w:w="10080"/>
+      </w:tblGrid>
+      <w:tr>
+        <w:tc>
+          <w:tcPr>
+            <w:tcW w:type="dxa" w:w="10080"/>
+            <w:tcBorders>
+              <w:top w:val="single" w:color="999999" w:sz="4"/>
+              <w:left w:val="single" w:color="999999" w:sz="4"/>
+              <w:bottom w:val="single" w:color="999999" w:sz="4"/>
+              <w:right w:val="single" w:color="999999" w:sz="4"/>
+            </w:tcBorders>
+            <w:shd w:fill="F4F4F4" w:val="clear"/>
+            <w:tcMar>
+              <w:top w:type="dxa" w:w="100"/>
+              <w:left w:type="dxa" w:w="160"/>
+              <w:bottom w:type="dxa" w:w="100"/>
+              <w:right w:type="dxa" w:w="120"/>
+            </w:tcMar>
+          </w:tcPr>
+          <w:p>
+            <w:pPr>
+              <w:spacing w:after="0"/>
+            </w:pPr>
+            <w:r>
+              <w:rPr>
+                <w:rFonts w:ascii="Courier New" w:cs="Courier New" w:eastAsia="Courier New" w:hAnsi="Courier New"/>
+                <w:color w:val="1A1A1A"/>
+                <w:sz w:val="18"/>
+                <w:szCs w:val="18"/>
+              </w:rPr>
+              <w:t xml:space="preserve"># macOS / Linux</w:t>
+            </w:r>
+          </w:p>
+          <w:p>
+            <w:pPr>
+              <w:spacing w:after="0"/>
+            </w:pPr>
+            <w:r>
+              <w:rPr>
+                <w:rFonts w:ascii="Courier New" w:cs="Courier New" w:eastAsia="Courier New" w:hAnsi="Courier New"/>
+                <w:color w:val="1A1A1A"/>
+                <w:sz w:val="18"/>
+                <w:szCs w:val="18"/>
+              </w:rPr>
+              <w:t xml:space="preserve">nano ~/.claude/claude_desktop_config.json</w:t>
+            </w:r>
+          </w:p>
+          <w:p>
+            <w:pPr>
+              <w:spacing w:after="0"/>
+            </w:pPr>
+            <w:r>
+              <w:rPr>
+                <w:rFonts w:ascii="Courier New" w:cs="Courier New" w:eastAsia="Courier New" w:hAnsi="Courier New"/>
+                <w:color w:val="1A1A1A"/>
+                <w:sz w:val="18"/>
+                <w:szCs w:val="18"/>
+              </w:rPr>
+              <w:t xml:space="preserve"/>
+            </w:r>
+          </w:p>
+          <w:p>
+            <w:pPr>
+              <w:spacing w:after="0"/>
+            </w:pPr>
+            <w:r>
+              <w:rPr>
+                <w:rFonts w:ascii="Courier New" w:cs="Courier New" w:eastAsia="Courier New" w:hAnsi="Courier New"/>
+                <w:color w:val="1A1A1A"/>
+                <w:sz w:val="18"/>
+                <w:szCs w:val="18"/>
+              </w:rPr>
+              <w:t xml:space="preserve"># Windows</w:t>
+            </w:r>
+          </w:p>
+          <w:p>
+            <w:pPr>
+              <w:spacing w:after="0"/>
+            </w:pPr>
+            <w:r>
+              <w:rPr>
+                <w:rFonts w:ascii="Courier New" w:cs="Courier New" w:eastAsia="Courier New" w:hAnsi="Courier New"/>
+                <w:color w:val="1A1A1A"/>
+                <w:sz w:val="18"/>
+                <w:szCs w:val="18"/>
+              </w:rPr>
+              <w:t xml:space="preserve">notepad %APPDATA%\Claude\claude_desktop_config.json</w:t>
+            </w:r>
+          </w:p>
+        </w:tc>
+      </w:tr>
+    </w:tbl>
+    <w:p>
+      <w:pPr>
+        <w:spacing w:after="80" w:before="0"/>
+      </w:pPr>
+      <w:r>
+        <w:t xml:space="preserve"/>
+      </w:r>
+    </w:p>
+    <w:p>
+      <w:pPr>
+        <w:pStyle w:val="ListParagraph"/>
+        <w:numPr>
+          <w:ilvl w:val="0"/>
+          <w:numId w:val="2"/>
+        </w:numPr>
+        <w:spacing w:after="100" w:before="0"/>
+      </w:pPr>
+      <w:r>
+        <w:rPr>
+          <w:sz w:val="20"/>
+          <w:szCs w:val="20"/>
+        </w:rPr>
+        <w:t xml:space="preserve">Add the PARCS MCP server entry (replace EXTERNAL-IP with the value from Section 9.3):</w:t>
+      </w:r>
+    </w:p>
+    <w:tbl>
+      <w:tblPr>
+        <w:tblW w:type="dxa" w:w="10080"/>
+        <w:tblBorders>
+          <w:top w:val="single" w:color="auto" w:sz="4"/>
+          <w:left w:val="single" w:color="auto" w:sz="4"/>
+          <w:bottom w:val="single" w:color="auto" w:sz="4"/>
+          <w:right w:val="single" w:color="auto" w:sz="4"/>
+          <w:insideH w:val="single" w:color="auto" w:sz="4"/>
+          <w:insideV w:val="single" w:color="auto" w:sz="4"/>
+        </w:tblBorders>
+      </w:tblPr>
+      <w:tblGrid>
+        <w:gridCol w:w="10080"/>
+      </w:tblGrid>
+      <w:tr>
+        <w:tc>
+          <w:tcPr>
+            <w:tcW w:type="dxa" w:w="10080"/>
+            <w:tcBorders>
+              <w:top w:val="single" w:color="999999" w:sz="4"/>
+              <w:left w:val="single" w:color="999999" w:sz="4"/>
+              <w:bottom w:val="single" w:color="999999" w:sz="4"/>
+              <w:right w:val="single" w:color="999999" w:sz="4"/>
+            </w:tcBorders>
+            <w:shd w:fill="F4F4F4" w:val="clear"/>
+            <w:tcMar>
+              <w:top w:type="dxa" w:w="100"/>
+              <w:left w:type="dxa" w:w="160"/>
+              <w:bottom w:type="dxa" w:w="100"/>
+              <w:right w:type="dxa" w:w="120"/>
+            </w:tcMar>
+          </w:tcPr>
+          <w:p>
+            <w:pPr>
+              <w:spacing w:after="0"/>
+            </w:pPr>
+            <w:r>
+              <w:rPr>
+                <w:rFonts w:ascii="Courier New" w:cs="Courier New" w:eastAsia="Courier New" w:hAnsi="Courier New"/>
+                <w:color w:val="1A1A1A"/>
+                <w:sz w:val="18"/>
+                <w:szCs w:val="18"/>
+              </w:rPr>
+              <w:t xml:space="preserve">{</w:t>
+            </w:r>
+          </w:p>
+          <w:p>
+            <w:pPr>
+              <w:spacing w:after="0"/>
+            </w:pPr>
+            <w:r>
+              <w:rPr>
+                <w:rFonts w:ascii="Courier New" w:cs="Courier New" w:eastAsia="Courier New" w:hAnsi="Courier New"/>
+                <w:color w:val="1A1A1A"/>
+                <w:sz w:val="18"/>
+                <w:szCs w:val="18"/>
+              </w:rPr>
+              <w:t xml:space="preserve">  "mcpServers": {</w:t>
+            </w:r>
+          </w:p>
+          <w:p>
+            <w:pPr>
+              <w:spacing w:after="0"/>
+            </w:pPr>
+            <w:r>
+              <w:rPr>
+                <w:rFonts w:ascii="Courier New" w:cs="Courier New" w:eastAsia="Courier New" w:hAnsi="Courier New"/>
+                <w:color w:val="1A1A1A"/>
+                <w:sz w:val="18"/>
+                <w:szCs w:val="18"/>
+              </w:rPr>
+              <w:t xml:space="preserve">    "parcs": {</w:t>
+            </w:r>
+          </w:p>
+          <w:p>
+            <w:pPr>
+              <w:spacing w:after="0"/>
+            </w:pPr>
+            <w:r>
+              <w:rPr>
+                <w:rFonts w:ascii="Courier New" w:cs="Courier New" w:eastAsia="Courier New" w:hAnsi="Courier New"/>
+                <w:color w:val="1A1A1A"/>
+                <w:sz w:val="18"/>
+                <w:szCs w:val="18"/>
+              </w:rPr>
+              <w:t xml:space="preserve">      "url": "http://EXTERNAL-IP:8080/sse",</w:t>
+            </w:r>
+          </w:p>
+          <w:p>
+            <w:pPr>
+              <w:spacing w:after="0"/>
+            </w:pPr>
+            <w:r>
+              <w:rPr>
+                <w:rFonts w:ascii="Courier New" w:cs="Courier New" w:eastAsia="Courier New" w:hAnsi="Courier New"/>
+                <w:color w:val="1A1A1A"/>
+                <w:sz w:val="18"/>
+                <w:szCs w:val="18"/>
+              </w:rPr>
+              <w:t xml:space="preserve">      "type": "sse"</w:t>
+            </w:r>
+          </w:p>
+          <w:p>
+            <w:pPr>
+              <w:spacing w:after="0"/>
+            </w:pPr>
+            <w:r>
+              <w:rPr>
+                <w:rFonts w:ascii="Courier New" w:cs="Courier New" w:eastAsia="Courier New" w:hAnsi="Courier New"/>
+                <w:color w:val="1A1A1A"/>
+                <w:sz w:val="18"/>
+                <w:szCs w:val="18"/>
+              </w:rPr>
+              <w:t xml:space="preserve">    }</w:t>
+            </w:r>
+          </w:p>
+          <w:p>
+            <w:pPr>
+              <w:spacing w:after="0"/>
+            </w:pPr>
+            <w:r>
+              <w:rPr>
+                <w:rFonts w:ascii="Courier New" w:cs="Courier New" w:eastAsia="Courier New" w:hAnsi="Courier New"/>
+                <w:color w:val="1A1A1A"/>
+                <w:sz w:val="18"/>
+                <w:szCs w:val="18"/>
+              </w:rPr>
+              <w:t xml:space="preserve">  }</w:t>
+            </w:r>
+          </w:p>
+          <w:p>
+            <w:pPr>
+              <w:spacing w:after="0"/>
+            </w:pPr>
+            <w:r>
+              <w:rPr>
+                <w:rFonts w:ascii="Courier New" w:cs="Courier New" w:eastAsia="Courier New" w:hAnsi="Courier New"/>
+                <w:color w:val="1A1A1A"/>
+                <w:sz w:val="18"/>
+                <w:szCs w:val="18"/>
+              </w:rPr>
+              <w:t xml:space="preserve">}</w:t>
+            </w:r>
+          </w:p>
+        </w:tc>
+      </w:tr>
+    </w:tbl>
+    <w:p>
+      <w:pPr>
+        <w:spacing w:after="80" w:before="0"/>
+      </w:pPr>
+      <w:r>
+        <w:t xml:space="preserve"/>
+      </w:r>
+    </w:p>
+    <w:p>
+      <w:pPr>
+        <w:pStyle w:val="ListParagraph"/>
+        <w:numPr>
+          <w:ilvl w:val="0"/>
+          <w:numId w:val="2"/>
+        </w:numPr>
+        <w:spacing w:after="100" w:before="0"/>
+      </w:pPr>
+      <w:r>
+        <w:rPr>
+          <w:sz w:val="20"/>
+          <w:szCs w:val="20"/>
+        </w:rPr>
+        <w:t xml:space="preserve">Restart Claude Code (or the Claude desktop app). The PARCS tools will appear in the tool list.</w:t>
+      </w:r>
+    </w:p>
+    <w:p>
+      <w:pPr>
+        <w:pStyle w:val="ListParagraph"/>
+        <w:numPr>
+          <w:ilvl w:val="0"/>
+          <w:numId w:val="2"/>
+        </w:numPr>
+        <w:spacing w:after="100" w:before="0"/>
+      </w:pPr>
+      <w:r>
+        <w:rPr>
+          <w:b/>
+          <w:bCs/>
+          <w:sz w:val="20"/>
+          <w:szCs w:val="20"/>
+        </w:rPr>
+        <w:t xml:space="preserve">Verify: </w:t>
+      </w:r>
+      <w:r>
+        <w:rPr>
+          <w:sz w:val="20"/>
+          <w:szCs w:val="20"/>
+        </w:rPr>
+        <w:t xml:space="preserve">start a new conversation and ask Claude: "What PARCS tools are available?" — it should list get_cluster_info, create_session, run_layer, etc.</w:t>
+      </w:r>
+    </w:p>
+    <w:p>
+      <w:pPr>
+        <w:spacing w:after="80" w:before="0"/>
+      </w:pPr>
+      <w:r>
+        <w:t xml:space="preserve"/>
+      </w:r>
+    </w:p>
+    <w:tbl>
+      <w:tblPr>
+        <w:tblW w:type="dxa" w:w="10080"/>
+        <w:tblBorders>
+          <w:top w:val="single" w:color="auto" w:sz="4"/>
+          <w:left w:val="single" w:color="auto" w:sz="4"/>
+          <w:bottom w:val="single" w:color="auto" w:sz="4"/>
+          <w:right w:val="single" w:color="auto" w:sz="4"/>
+          <w:insideH w:val="single" w:color="auto" w:sz="4"/>
+          <w:insideV w:val="single" w:color="auto" w:sz="4"/>
+        </w:tblBorders>
+      </w:tblPr>
+      <w:tblGrid>
+        <w:gridCol w:w="10080"/>
+      </w:tblGrid>
+      <w:tr>
+        <w:tc>
+          <w:tcPr>
+            <w:tcW w:type="dxa" w:w="10080"/>
+            <w:tcBorders>
               <w:top w:val="single" w:color="4CAF50" w:sz="4"/>
               <w:left w:val="single" w:color="4CAF50" w:sz="18"/>
               <w:bottom w:val="single" w:color="4CAF50" w:sz="4"/>
@@ -9566,7 +9220,809 @@
                 <w:sz w:val="20"/>
                 <w:szCs w:val="20"/>
               </w:rPr>
-              <w:t xml:space="preserve">If your K80 quota request is denied, you can try requesting NVIDIA_T4_GPUS (T4 is newer and more widely available). If you switch GPU type, update the gpu_type variable in infra/gcp/main.tf and change the GPU node pool configuration accordingly. No application code changes are required — ILGPU detects available hardware at runtime.</w:t>
+              <w:t xml:space="preserve">Alternatively, use kubectl port-forward for a quick local test without exposing an external IP: kubectl port-forward svc/parcs-agent-mcp 8080:8080 — then use http://localhost:8080/sse as the URL.</w:t>
+            </w:r>
+          </w:p>
+        </w:tc>
+      </w:tr>
+    </w:tbl>
+    <w:p>
+      <w:pPr>
+        <w:spacing w:after="80" w:before="0"/>
+      </w:pPr>
+      <w:r>
+        <w:t xml:space="preserve"/>
+      </w:r>
+    </w:p>
+    <w:p>
+      <w:pPr>
+        <w:pStyle w:val="Heading2"/>
+        <w:spacing w:after="160" w:before="240"/>
+      </w:pPr>
+      <w:r>
+        <w:t xml:space="preserve">9.5  Demo Task: Distributed Prime Gap Analysis</w:t>
+      </w:r>
+    </w:p>
+    <w:p>
+      <w:pPr>
+        <w:spacing w:after="120" w:before="0"/>
+      </w:pPr>
+      <w:r>
+        <w:rPr>
+          <w:sz w:val="20"/>
+          <w:szCs w:val="20"/>
+        </w:rPr>
+        <w:t xml:space="preserve">The following task is designed to showcase all aspects of the agentic execution model: parallel layer execution, state transfer between layers, and error recovery.</w:t>
+      </w:r>
+    </w:p>
+    <w:p>
+      <w:pPr>
+        <w:spacing w:after="80" w:before="0"/>
+      </w:pPr>
+      <w:r>
+        <w:t xml:space="preserve"/>
+      </w:r>
+    </w:p>
+    <w:p>
+      <w:pPr>
+        <w:spacing w:after="120" w:before="0"/>
+      </w:pPr>
+      <w:r>
+        <w:rPr>
+          <w:b/>
+          <w:bCs/>
+          <w:sz w:val="20"/>
+          <w:szCs w:val="20"/>
+        </w:rPr>
+        <w:t xml:space="preserve">Prompt to give Claude once it is connected to the PARCS MCP server:</w:t>
+      </w:r>
+    </w:p>
+    <w:tbl>
+      <w:tblPr>
+        <w:tblW w:type="dxa" w:w="10080"/>
+        <w:tblBorders>
+          <w:top w:val="single" w:color="auto" w:sz="4"/>
+          <w:left w:val="single" w:color="auto" w:sz="4"/>
+          <w:bottom w:val="single" w:color="auto" w:sz="4"/>
+          <w:right w:val="single" w:color="auto" w:sz="4"/>
+          <w:insideH w:val="single" w:color="auto" w:sz="4"/>
+          <w:insideV w:val="single" w:color="auto" w:sz="4"/>
+        </w:tblBorders>
+      </w:tblPr>
+      <w:tblGrid>
+        <w:gridCol w:w="10080"/>
+      </w:tblGrid>
+      <w:tr>
+        <w:tc>
+          <w:tcPr>
+            <w:tcW w:type="dxa" w:w="10080"/>
+            <w:tcBorders>
+              <w:top w:val="single" w:color="2E75B6" w:sz="4"/>
+              <w:left w:val="single" w:color="2E75B6" w:sz="18"/>
+              <w:bottom w:val="single" w:color="2E75B6" w:sz="4"/>
+              <w:right w:val="single" w:color="2E75B6" w:sz="4"/>
+            </w:tcBorders>
+            <w:shd w:fill="DEEAF1" w:val="clear"/>
+            <w:tcMar>
+              <w:top w:type="dxa" w:w="100"/>
+              <w:left w:type="dxa" w:w="200"/>
+              <w:bottom w:type="dxa" w:w="100"/>
+              <w:right w:type="dxa" w:w="160"/>
+            </w:tcMar>
+          </w:tcPr>
+          <w:p>
+            <w:pPr>
+              <w:spacing w:after="0"/>
+            </w:pPr>
+            <w:r>
+              <w:rPr>
+                <w:i/>
+                <w:iCs/>
+                <w:sz w:val="20"/>
+                <w:szCs w:val="20"/>
+              </w:rPr>
+              <w:t xml:space="preserve">Using the PARCS cluster, solve the following in parallel:</w:t>
+            </w:r>
+          </w:p>
+          <w:p>
+            <w:pPr>
+              <w:spacing w:after="0"/>
+            </w:pPr>
+            <w:r>
+              <w:rPr>
+                <w:i/>
+                <w:iCs/>
+                <w:sz w:val="20"/>
+                <w:szCs w:val="20"/>
+              </w:rPr>
+              <w:t xml:space="preserve">1. Find all prime numbers in the range 1–50,000.</w:t>
+            </w:r>
+          </w:p>
+          <w:p>
+            <w:pPr>
+              <w:spacing w:after="0"/>
+            </w:pPr>
+            <w:r>
+              <w:rPr>
+                <w:i/>
+                <w:iCs/>
+                <w:sz w:val="20"/>
+                <w:szCs w:val="20"/>
+              </w:rPr>
+              <w:t xml:space="preserve">2. Compute all prime gaps (differences between consecutive primes).</w:t>
+            </w:r>
+          </w:p>
+          <w:p>
+            <w:pPr>
+              <w:spacing w:after="0"/>
+            </w:pPr>
+            <w:r>
+              <w:rPr>
+                <w:i/>
+                <w:iCs/>
+                <w:sz w:val="20"/>
+                <w:szCs w:val="20"/>
+              </w:rPr>
+              <w:t xml:space="preserve">3. Produce a frequency distribution of gap sizes and identify the largest gap.</w:t>
+            </w:r>
+          </w:p>
+          <w:p>
+            <w:pPr>
+              <w:spacing w:after="0"/>
+            </w:pPr>
+            <w:r>
+              <w:rPr>
+                <w:i/>
+                <w:iCs/>
+                <w:sz w:val="20"/>
+                <w:szCs w:val="20"/>
+              </w:rPr>
+              <w:t xml:space="preserve"/>
+            </w:r>
+          </w:p>
+          <w:p>
+            <w:pPr>
+              <w:spacing w:after="0"/>
+            </w:pPr>
+            <w:r>
+              <w:rPr>
+                <w:i/>
+                <w:iCs/>
+                <w:sz w:val="20"/>
+                <w:szCs w:val="20"/>
+              </w:rPr>
+              <w:t xml:space="preserve">Use as many workers as the cluster supports. Show your work layer by layer.</w:t>
+            </w:r>
+          </w:p>
+        </w:tc>
+      </w:tr>
+    </w:tbl>
+    <w:p>
+      <w:pPr>
+        <w:spacing w:after="80" w:before="0"/>
+      </w:pPr>
+      <w:r>
+        <w:t xml:space="preserve"/>
+      </w:r>
+    </w:p>
+    <w:p>
+      <w:pPr>
+        <w:spacing w:after="120" w:before="0"/>
+      </w:pPr>
+      <w:r>
+        <w:rPr>
+          <w:sz w:val="20"/>
+          <w:szCs w:val="20"/>
+        </w:rPr>
+        <w:t xml:space="preserve">Expected layer breakdown Claude should produce:</w:t>
+      </w:r>
+    </w:p>
+    <w:tbl>
+      <w:tblPr>
+        <w:tblW w:type="dxa" w:w="10080"/>
+        <w:tblBorders>
+          <w:top w:val="single" w:color="auto" w:sz="4"/>
+          <w:left w:val="single" w:color="auto" w:sz="4"/>
+          <w:bottom w:val="single" w:color="auto" w:sz="4"/>
+          <w:right w:val="single" w:color="auto" w:sz="4"/>
+          <w:insideH w:val="single" w:color="auto" w:sz="4"/>
+          <w:insideV w:val="single" w:color="auto" w:sz="4"/>
+        </w:tblBorders>
+      </w:tblPr>
+      <w:tblGrid>
+        <w:gridCol w:w="900"/>
+        <w:gridCol w:w="2200"/>
+        <w:gridCol w:w="2200"/>
+        <w:gridCol w:w="4780"/>
+      </w:tblGrid>
+      <w:tr>
+        <w:trPr>
+          <w:tblHeader/>
+        </w:trPr>
+        <w:tc>
+          <w:tcPr>
+            <w:tcW w:type="dxa" w:w="900"/>
+            <w:tcBorders>
+              <w:top w:val="single" w:color="1F4E79" w:sz="4"/>
+              <w:left w:val="single" w:color="1F4E79" w:sz="4"/>
+              <w:bottom w:val="single" w:color="1F4E79" w:sz="4"/>
+              <w:right w:val="single" w:color="1F4E79" w:sz="4"/>
+            </w:tcBorders>
+            <w:shd w:fill="1F4E79" w:val="clear"/>
+            <w:tcMar>
+              <w:top w:type="dxa" w:w="80"/>
+              <w:left w:type="dxa" w:w="120"/>
+              <w:bottom w:type="dxa" w:w="80"/>
+              <w:right w:type="dxa" w:w="120"/>
+            </w:tcMar>
+          </w:tcPr>
+          <w:p>
+            <w:pPr>
+              <w:spacing w:after="0"/>
+            </w:pPr>
+            <w:r>
+              <w:rPr>
+                <w:b/>
+                <w:bCs/>
+                <w:color w:val="FFFFFF"/>
+                <w:sz w:val="18"/>
+                <w:szCs w:val="18"/>
+              </w:rPr>
+              <w:t xml:space="preserve">Layer</w:t>
+            </w:r>
+          </w:p>
+        </w:tc>
+        <w:tc>
+          <w:tcPr>
+            <w:tcW w:type="dxa" w:w="2200"/>
+            <w:tcBorders>
+              <w:top w:val="single" w:color="1F4E79" w:sz="4"/>
+              <w:left w:val="single" w:color="1F4E79" w:sz="4"/>
+              <w:bottom w:val="single" w:color="1F4E79" w:sz="4"/>
+              <w:right w:val="single" w:color="1F4E79" w:sz="4"/>
+            </w:tcBorders>
+            <w:shd w:fill="1F4E79" w:val="clear"/>
+            <w:tcMar>
+              <w:top w:type="dxa" w:w="80"/>
+              <w:left w:type="dxa" w:w="120"/>
+              <w:bottom w:type="dxa" w:w="80"/>
+              <w:right w:type="dxa" w:w="120"/>
+            </w:tcMar>
+          </w:tcPr>
+          <w:p>
+            <w:pPr>
+              <w:spacing w:after="0"/>
+            </w:pPr>
+            <w:r>
+              <w:rPr>
+                <w:b/>
+                <w:bCs/>
+                <w:color w:val="FFFFFF"/>
+                <w:sz w:val="18"/>
+                <w:szCs w:val="18"/>
+              </w:rPr>
+              <w:t xml:space="preserve">Workers</w:t>
+            </w:r>
+          </w:p>
+        </w:tc>
+        <w:tc>
+          <w:tcPr>
+            <w:tcW w:type="dxa" w:w="2200"/>
+            <w:tcBorders>
+              <w:top w:val="single" w:color="1F4E79" w:sz="4"/>
+              <w:left w:val="single" w:color="1F4E79" w:sz="4"/>
+              <w:bottom w:val="single" w:color="1F4E79" w:sz="4"/>
+              <w:right w:val="single" w:color="1F4E79" w:sz="4"/>
+            </w:tcBorders>
+            <w:shd w:fill="1F4E79" w:val="clear"/>
+            <w:tcMar>
+              <w:top w:type="dxa" w:w="80"/>
+              <w:left w:type="dxa" w:w="120"/>
+              <w:bottom w:type="dxa" w:w="80"/>
+              <w:right w:type="dxa" w:w="120"/>
+            </w:tcMar>
+          </w:tcPr>
+          <w:p>
+            <w:pPr>
+              <w:spacing w:after="0"/>
+            </w:pPr>
+            <w:r>
+              <w:rPr>
+                <w:b/>
+                <w:bCs/>
+                <w:color w:val="FFFFFF"/>
+                <w:sz w:val="18"/>
+                <w:szCs w:val="18"/>
+              </w:rPr>
+              <w:t xml:space="preserve">IAgentComputation task</w:t>
+            </w:r>
+          </w:p>
+        </w:tc>
+        <w:tc>
+          <w:tcPr>
+            <w:tcW w:type="dxa" w:w="4780"/>
+            <w:tcBorders>
+              <w:top w:val="single" w:color="1F4E79" w:sz="4"/>
+              <w:left w:val="single" w:color="1F4E79" w:sz="4"/>
+              <w:bottom w:val="single" w:color="1F4E79" w:sz="4"/>
+              <w:right w:val="single" w:color="1F4E79" w:sz="4"/>
+            </w:tcBorders>
+            <w:shd w:fill="1F4E79" w:val="clear"/>
+            <w:tcMar>
+              <w:top w:type="dxa" w:w="80"/>
+              <w:left w:type="dxa" w:w="120"/>
+              <w:bottom w:type="dxa" w:w="80"/>
+              <w:right w:type="dxa" w:w="120"/>
+            </w:tcMar>
+          </w:tcPr>
+          <w:p>
+            <w:pPr>
+              <w:spacing w:after="0"/>
+            </w:pPr>
+            <w:r>
+              <w:rPr>
+                <w:b/>
+                <w:bCs/>
+                <w:color w:val="FFFFFF"/>
+                <w:sz w:val="18"/>
+                <w:szCs w:val="18"/>
+              </w:rPr>
+              <w:t xml:space="preserve">State threaded to next layer</w:t>
+            </w:r>
+          </w:p>
+        </w:tc>
+      </w:tr>
+      <w:tr>
+        <w:tc>
+          <w:tcPr>
+            <w:tcW w:type="dxa" w:w="900"/>
+            <w:tcBorders>
+              <w:top w:val="single" w:color="CCCCCC" w:sz="4"/>
+              <w:left w:val="single" w:color="CCCCCC" w:sz="4"/>
+              <w:bottom w:val="single" w:color="CCCCCC" w:sz="4"/>
+              <w:right w:val="single" w:color="CCCCCC" w:sz="4"/>
+            </w:tcBorders>
+            <w:shd w:fill="FFFFFF" w:val="clear"/>
+            <w:tcMar>
+              <w:top w:type="dxa" w:w="60"/>
+              <w:left w:type="dxa" w:w="120"/>
+              <w:bottom w:type="dxa" w:w="60"/>
+              <w:right w:type="dxa" w:w="120"/>
+            </w:tcMar>
+          </w:tcPr>
+          <w:p>
+            <w:pPr>
+              <w:spacing w:after="0"/>
+            </w:pPr>
+            <w:r>
+              <w:rPr>
+                <w:b w:val="false"/>
+                <w:bCs w:val="false"/>
+                <w:sz w:val="18"/>
+                <w:szCs w:val="18"/>
+              </w:rPr>
+              <w:t xml:space="preserve">1</w:t>
+            </w:r>
+          </w:p>
+        </w:tc>
+        <w:tc>
+          <w:tcPr>
+            <w:tcW w:type="dxa" w:w="2200"/>
+            <w:tcBorders>
+              <w:top w:val="single" w:color="CCCCCC" w:sz="4"/>
+              <w:left w:val="single" w:color="CCCCCC" w:sz="4"/>
+              <w:bottom w:val="single" w:color="CCCCCC" w:sz="4"/>
+              <w:right w:val="single" w:color="CCCCCC" w:sz="4"/>
+            </w:tcBorders>
+            <w:shd w:fill="FFFFFF" w:val="clear"/>
+            <w:tcMar>
+              <w:top w:type="dxa" w:w="60"/>
+              <w:left w:type="dxa" w:w="120"/>
+              <w:bottom w:type="dxa" w:w="60"/>
+              <w:right w:type="dxa" w:w="120"/>
+            </w:tcMar>
+          </w:tcPr>
+          <w:p>
+            <w:pPr>
+              <w:spacing w:after="0"/>
+            </w:pPr>
+            <w:r>
+              <w:rPr>
+                <w:b w:val="false"/>
+                <w:bCs w:val="false"/>
+                <w:sz w:val="18"/>
+                <w:szCs w:val="18"/>
+              </w:rPr>
+              <w:t xml:space="preserve">N (auto)</w:t>
+            </w:r>
+          </w:p>
+        </w:tc>
+        <w:tc>
+          <w:tcPr>
+            <w:tcW w:type="dxa" w:w="2200"/>
+            <w:tcBorders>
+              <w:top w:val="single" w:color="CCCCCC" w:sz="4"/>
+              <w:left w:val="single" w:color="CCCCCC" w:sz="4"/>
+              <w:bottom w:val="single" w:color="CCCCCC" w:sz="4"/>
+              <w:right w:val="single" w:color="CCCCCC" w:sz="4"/>
+            </w:tcBorders>
+            <w:shd w:fill="FFFFFF" w:val="clear"/>
+            <w:tcMar>
+              <w:top w:type="dxa" w:w="60"/>
+              <w:left w:type="dxa" w:w="120"/>
+              <w:bottom w:type="dxa" w:w="60"/>
+              <w:right w:type="dxa" w:w="120"/>
+            </w:tcMar>
+          </w:tcPr>
+          <w:p>
+            <w:pPr>
+              <w:spacing w:after="0"/>
+            </w:pPr>
+            <w:r>
+              <w:rPr>
+                <w:b w:val="false"/>
+                <w:bCs w:val="false"/>
+                <w:sz w:val="18"/>
+                <w:szCs w:val="18"/>
+              </w:rPr>
+              <w:t xml:space="preserve">Sieve of Eratosthenes on sub-range [start,end]; return primes found</w:t>
+            </w:r>
+          </w:p>
+        </w:tc>
+        <w:tc>
+          <w:tcPr>
+            <w:tcW w:type="dxa" w:w="4780"/>
+            <w:tcBorders>
+              <w:top w:val="single" w:color="CCCCCC" w:sz="4"/>
+              <w:left w:val="single" w:color="CCCCCC" w:sz="4"/>
+              <w:bottom w:val="single" w:color="CCCCCC" w:sz="4"/>
+              <w:right w:val="single" w:color="CCCCCC" w:sz="4"/>
+            </w:tcBorders>
+            <w:shd w:fill="FFFFFF" w:val="clear"/>
+            <w:tcMar>
+              <w:top w:type="dxa" w:w="60"/>
+              <w:left w:type="dxa" w:w="120"/>
+              <w:bottom w:type="dxa" w:w="60"/>
+              <w:right w:type="dxa" w:w="120"/>
+            </w:tcMar>
+          </w:tcPr>
+          <w:p>
+            <w:pPr>
+              <w:spacing w:after="0"/>
+            </w:pPr>
+            <w:r>
+              <w:rPr>
+                <w:b w:val="false"/>
+                <w:bCs w:val="false"/>
+                <w:sz w:val="18"/>
+                <w:szCs w:val="18"/>
+              </w:rPr>
+              <w:t xml:space="preserve">JSON array of all primes from all workers</w:t>
+            </w:r>
+          </w:p>
+        </w:tc>
+      </w:tr>
+      <w:tr>
+        <w:tc>
+          <w:tcPr>
+            <w:tcW w:type="dxa" w:w="900"/>
+            <w:tcBorders>
+              <w:top w:val="single" w:color="CCCCCC" w:sz="4"/>
+              <w:left w:val="single" w:color="CCCCCC" w:sz="4"/>
+              <w:bottom w:val="single" w:color="CCCCCC" w:sz="4"/>
+              <w:right w:val="single" w:color="CCCCCC" w:sz="4"/>
+            </w:tcBorders>
+            <w:shd w:fill="EEF4F9" w:val="clear"/>
+            <w:tcMar>
+              <w:top w:type="dxa" w:w="60"/>
+              <w:left w:type="dxa" w:w="120"/>
+              <w:bottom w:type="dxa" w:w="60"/>
+              <w:right w:type="dxa" w:w="120"/>
+            </w:tcMar>
+          </w:tcPr>
+          <w:p>
+            <w:pPr>
+              <w:spacing w:after="0"/>
+            </w:pPr>
+            <w:r>
+              <w:rPr>
+                <w:b w:val="false"/>
+                <w:bCs w:val="false"/>
+                <w:sz w:val="18"/>
+                <w:szCs w:val="18"/>
+              </w:rPr>
+              <w:t xml:space="preserve">2</w:t>
+            </w:r>
+          </w:p>
+        </w:tc>
+        <w:tc>
+          <w:tcPr>
+            <w:tcW w:type="dxa" w:w="2200"/>
+            <w:tcBorders>
+              <w:top w:val="single" w:color="CCCCCC" w:sz="4"/>
+              <w:left w:val="single" w:color="CCCCCC" w:sz="4"/>
+              <w:bottom w:val="single" w:color="CCCCCC" w:sz="4"/>
+              <w:right w:val="single" w:color="CCCCCC" w:sz="4"/>
+            </w:tcBorders>
+            <w:shd w:fill="EEF4F9" w:val="clear"/>
+            <w:tcMar>
+              <w:top w:type="dxa" w:w="60"/>
+              <w:left w:type="dxa" w:w="120"/>
+              <w:bottom w:type="dxa" w:w="60"/>
+              <w:right w:type="dxa" w:w="120"/>
+            </w:tcMar>
+          </w:tcPr>
+          <w:p>
+            <w:pPr>
+              <w:spacing w:after="0"/>
+            </w:pPr>
+            <w:r>
+              <w:rPr>
+                <w:b w:val="false"/>
+                <w:bCs w:val="false"/>
+                <w:sz w:val="18"/>
+                <w:szCs w:val="18"/>
+              </w:rPr>
+              <w:t xml:space="preserve">N (auto)</w:t>
+            </w:r>
+          </w:p>
+        </w:tc>
+        <w:tc>
+          <w:tcPr>
+            <w:tcW w:type="dxa" w:w="2200"/>
+            <w:tcBorders>
+              <w:top w:val="single" w:color="CCCCCC" w:sz="4"/>
+              <w:left w:val="single" w:color="CCCCCC" w:sz="4"/>
+              <w:bottom w:val="single" w:color="CCCCCC" w:sz="4"/>
+              <w:right w:val="single" w:color="CCCCCC" w:sz="4"/>
+            </w:tcBorders>
+            <w:shd w:fill="EEF4F9" w:val="clear"/>
+            <w:tcMar>
+              <w:top w:type="dxa" w:w="60"/>
+              <w:left w:type="dxa" w:w="120"/>
+              <w:bottom w:type="dxa" w:w="60"/>
+              <w:right w:type="dxa" w:w="120"/>
+            </w:tcMar>
+          </w:tcPr>
+          <w:p>
+            <w:pPr>
+              <w:spacing w:after="0"/>
+            </w:pPr>
+            <w:r>
+              <w:rPr>
+                <w:b w:val="false"/>
+                <w:bCs w:val="false"/>
+                <w:sz w:val="18"/>
+                <w:szCs w:val="18"/>
+              </w:rPr>
+              <w:t xml:space="preserve">Compute gaps between consecutive primes in worker's sub-list (from layer 1)</w:t>
+            </w:r>
+          </w:p>
+        </w:tc>
+        <w:tc>
+          <w:tcPr>
+            <w:tcW w:type="dxa" w:w="4780"/>
+            <w:tcBorders>
+              <w:top w:val="single" w:color="CCCCCC" w:sz="4"/>
+              <w:left w:val="single" w:color="CCCCCC" w:sz="4"/>
+              <w:bottom w:val="single" w:color="CCCCCC" w:sz="4"/>
+              <w:right w:val="single" w:color="CCCCCC" w:sz="4"/>
+            </w:tcBorders>
+            <w:shd w:fill="EEF4F9" w:val="clear"/>
+            <w:tcMar>
+              <w:top w:type="dxa" w:w="60"/>
+              <w:left w:type="dxa" w:w="120"/>
+              <w:bottom w:type="dxa" w:w="60"/>
+              <w:right w:type="dxa" w:w="120"/>
+            </w:tcMar>
+          </w:tcPr>
+          <w:p>
+            <w:pPr>
+              <w:spacing w:after="0"/>
+            </w:pPr>
+            <w:r>
+              <w:rPr>
+                <w:b w:val="false"/>
+                <w:bCs w:val="false"/>
+                <w:sz w:val="18"/>
+                <w:szCs w:val="18"/>
+              </w:rPr>
+              <w:t xml:space="preserve">JSON array of all gap values</w:t>
+            </w:r>
+          </w:p>
+        </w:tc>
+      </w:tr>
+      <w:tr>
+        <w:tc>
+          <w:tcPr>
+            <w:tcW w:type="dxa" w:w="900"/>
+            <w:tcBorders>
+              <w:top w:val="single" w:color="CCCCCC" w:sz="4"/>
+              <w:left w:val="single" w:color="CCCCCC" w:sz="4"/>
+              <w:bottom w:val="single" w:color="CCCCCC" w:sz="4"/>
+              <w:right w:val="single" w:color="CCCCCC" w:sz="4"/>
+            </w:tcBorders>
+            <w:shd w:fill="FFFFFF" w:val="clear"/>
+            <w:tcMar>
+              <w:top w:type="dxa" w:w="60"/>
+              <w:left w:type="dxa" w:w="120"/>
+              <w:bottom w:type="dxa" w:w="60"/>
+              <w:right w:type="dxa" w:w="120"/>
+            </w:tcMar>
+          </w:tcPr>
+          <w:p>
+            <w:pPr>
+              <w:spacing w:after="0"/>
+            </w:pPr>
+            <w:r>
+              <w:rPr>
+                <w:b w:val="false"/>
+                <w:bCs w:val="false"/>
+                <w:sz w:val="18"/>
+                <w:szCs w:val="18"/>
+              </w:rPr>
+              <w:t xml:space="preserve">3</w:t>
+            </w:r>
+          </w:p>
+        </w:tc>
+        <w:tc>
+          <w:tcPr>
+            <w:tcW w:type="dxa" w:w="2200"/>
+            <w:tcBorders>
+              <w:top w:val="single" w:color="CCCCCC" w:sz="4"/>
+              <w:left w:val="single" w:color="CCCCCC" w:sz="4"/>
+              <w:bottom w:val="single" w:color="CCCCCC" w:sz="4"/>
+              <w:right w:val="single" w:color="CCCCCC" w:sz="4"/>
+            </w:tcBorders>
+            <w:shd w:fill="FFFFFF" w:val="clear"/>
+            <w:tcMar>
+              <w:top w:type="dxa" w:w="60"/>
+              <w:left w:type="dxa" w:w="120"/>
+              <w:bottom w:type="dxa" w:w="60"/>
+              <w:right w:type="dxa" w:w="120"/>
+            </w:tcMar>
+          </w:tcPr>
+          <w:p>
+            <w:pPr>
+              <w:spacing w:after="0"/>
+            </w:pPr>
+            <w:r>
+              <w:rPr>
+                <w:b w:val="false"/>
+                <w:bCs w:val="false"/>
+                <w:sz w:val="18"/>
+                <w:szCs w:val="18"/>
+              </w:rPr>
+              <w:t xml:space="preserve">1</w:t>
+            </w:r>
+          </w:p>
+        </w:tc>
+        <w:tc>
+          <w:tcPr>
+            <w:tcW w:type="dxa" w:w="2200"/>
+            <w:tcBorders>
+              <w:top w:val="single" w:color="CCCCCC" w:sz="4"/>
+              <w:left w:val="single" w:color="CCCCCC" w:sz="4"/>
+              <w:bottom w:val="single" w:color="CCCCCC" w:sz="4"/>
+              <w:right w:val="single" w:color="CCCCCC" w:sz="4"/>
+            </w:tcBorders>
+            <w:shd w:fill="FFFFFF" w:val="clear"/>
+            <w:tcMar>
+              <w:top w:type="dxa" w:w="60"/>
+              <w:left w:type="dxa" w:w="120"/>
+              <w:bottom w:type="dxa" w:w="60"/>
+              <w:right w:type="dxa" w:w="120"/>
+            </w:tcMar>
+          </w:tcPr>
+          <w:p>
+            <w:pPr>
+              <w:spacing w:after="0"/>
+            </w:pPr>
+            <w:r>
+              <w:rPr>
+                <w:b w:val="false"/>
+                <w:bCs w:val="false"/>
+                <w:sz w:val="18"/>
+                <w:szCs w:val="18"/>
+              </w:rPr>
+              <w:t xml:space="preserve">Build frequency map of gaps, find max gap, compute mean gap</w:t>
+            </w:r>
+          </w:p>
+        </w:tc>
+        <w:tc>
+          <w:tcPr>
+            <w:tcW w:type="dxa" w:w="4780"/>
+            <w:tcBorders>
+              <w:top w:val="single" w:color="CCCCCC" w:sz="4"/>
+              <w:left w:val="single" w:color="CCCCCC" w:sz="4"/>
+              <w:bottom w:val="single" w:color="CCCCCC" w:sz="4"/>
+              <w:right w:val="single" w:color="CCCCCC" w:sz="4"/>
+            </w:tcBorders>
+            <w:shd w:fill="FFFFFF" w:val="clear"/>
+            <w:tcMar>
+              <w:top w:type="dxa" w:w="60"/>
+              <w:left w:type="dxa" w:w="120"/>
+              <w:bottom w:type="dxa" w:w="60"/>
+              <w:right w:type="dxa" w:w="120"/>
+            </w:tcMar>
+          </w:tcPr>
+          <w:p>
+            <w:pPr>
+              <w:spacing w:after="0"/>
+            </w:pPr>
+            <w:r>
+              <w:rPr>
+                <w:b w:val="false"/>
+                <w:bCs w:val="false"/>
+                <w:sz w:val="18"/>
+                <w:szCs w:val="18"/>
+              </w:rPr>
+              <w:t xml:space="preserve">Final summary object</w:t>
+            </w:r>
+          </w:p>
+        </w:tc>
+      </w:tr>
+    </w:tbl>
+    <w:p>
+      <w:pPr>
+        <w:spacing w:after="80" w:before="0"/>
+      </w:pPr>
+      <w:r>
+        <w:t xml:space="preserve"/>
+      </w:r>
+    </w:p>
+    <w:tbl>
+      <w:tblPr>
+        <w:tblW w:type="dxa" w:w="10080"/>
+        <w:tblBorders>
+          <w:top w:val="single" w:color="auto" w:sz="4"/>
+          <w:left w:val="single" w:color="auto" w:sz="4"/>
+          <w:bottom w:val="single" w:color="auto" w:sz="4"/>
+          <w:right w:val="single" w:color="auto" w:sz="4"/>
+          <w:insideH w:val="single" w:color="auto" w:sz="4"/>
+          <w:insideV w:val="single" w:color="auto" w:sz="4"/>
+        </w:tblBorders>
+      </w:tblPr>
+      <w:tblGrid>
+        <w:gridCol w:w="10080"/>
+      </w:tblGrid>
+      <w:tr>
+        <w:tc>
+          <w:tcPr>
+            <w:tcW w:type="dxa" w:w="10080"/>
+            <w:tcBorders>
+              <w:top w:val="single" w:color="2E75B6" w:sz="4"/>
+              <w:left w:val="single" w:color="2E75B6" w:sz="18"/>
+              <w:bottom w:val="single" w:color="2E75B6" w:sz="4"/>
+              <w:right w:val="single" w:color="2E75B6" w:sz="4"/>
+            </w:tcBorders>
+            <w:shd w:fill="DEEAF1" w:val="clear"/>
+            <w:tcMar>
+              <w:top w:type="dxa" w:w="100"/>
+              <w:left w:type="dxa" w:w="200"/>
+              <w:bottom w:type="dxa" w:w="100"/>
+              <w:right w:type="dxa" w:w="160"/>
+            </w:tcMar>
+          </w:tcPr>
+          <w:p>
+            <w:pPr>
+              <w:spacing w:after="0"/>
+            </w:pPr>
+            <w:r>
+              <w:rPr>
+                <w:b/>
+                <w:bCs/>
+                <w:sz w:val="20"/>
+                <w:szCs w:val="20"/>
+              </w:rPr>
+              <w:t xml:space="preserve">NOTE: </w:t>
+            </w:r>
+            <w:r>
+              <w:rPr>
+                <w:sz w:val="20"/>
+                <w:szCs w:val="20"/>
+              </w:rPr>
+              <w:t xml:space="preserve">If Layer 2 fails because Claude's code has a bug (e.g. off-by-one in prime indexing), Claude calls create_session with the corrected code and re-runs Layer 2 with Layer 1's resultJson as input — the sieve computation is not repeated.</w:t>
             </w:r>
           </w:p>
         </w:tc>
@@ -9616,10 +10072,9 @@
       </w:tblPr>
       <w:tblGrid>
         <w:gridCol w:w="1200"/>
-        <w:gridCol w:w="2600"/>
+        <w:gridCol w:w="3200"/>
         <w:gridCol w:w="2000"/>
-        <w:gridCol w:w="2000"/>
-        <w:gridCol w:w="2280"/>
+        <w:gridCol w:w="3680"/>
       </w:tblGrid>
       <w:tr>
         <w:trPr>
@@ -9660,7 +10115,7 @@
         </w:tc>
         <w:tc>
           <w:tcPr>
-            <w:tcW w:type="dxa" w:w="2600"/>
+            <w:tcW w:type="dxa" w:w="3200"/>
             <w:tcBorders>
               <w:top w:val="single" w:color="1F4E79" w:sz="4"/>
               <w:left w:val="single" w:color="1F4E79" w:sz="4"/>
@@ -9726,7 +10181,7 @@
         </w:tc>
         <w:tc>
           <w:tcPr>
-            <w:tcW w:type="dxa" w:w="2000"/>
+            <w:tcW w:type="dxa" w:w="3680"/>
             <w:tcBorders>
               <w:top w:val="single" w:color="1F4E79" w:sz="4"/>
               <w:left w:val="single" w:color="1F4E79" w:sz="4"/>
@@ -9757,39 +10212,6 @@
             </w:r>
           </w:p>
         </w:tc>
-        <w:tc>
-          <w:tcPr>
-            <w:tcW w:type="dxa" w:w="2280"/>
-            <w:tcBorders>
-              <w:top w:val="single" w:color="1F4E79" w:sz="4"/>
-              <w:left w:val="single" w:color="1F4E79" w:sz="4"/>
-              <w:bottom w:val="single" w:color="1F4E79" w:sz="4"/>
-              <w:right w:val="single" w:color="1F4E79" w:sz="4"/>
-            </w:tcBorders>
-            <w:shd w:fill="1F4E79" w:val="clear"/>
-            <w:tcMar>
-              <w:top w:type="dxa" w:w="80"/>
-              <w:left w:type="dxa" w:w="120"/>
-              <w:bottom w:type="dxa" w:w="80"/>
-              <w:right w:type="dxa" w:w="120"/>
-            </w:tcMar>
-          </w:tcPr>
-          <w:p>
-            <w:pPr>
-              <w:spacing w:after="0"/>
-            </w:pPr>
-            <w:r>
-              <w:rPr>
-                <w:b/>
-                <w:bCs/>
-                <w:color w:val="FFFFFF"/>
-                <w:sz w:val="18"/>
-                <w:szCs w:val="18"/>
-              </w:rPr>
-              <w:t xml:space="preserve">GPU Needed?</w:t>
-            </w:r>
-          </w:p>
-        </w:tc>
       </w:tr>
       <w:tr>
         <w:tc>
@@ -9826,7 +10248,7 @@
         </w:tc>
         <w:tc>
           <w:tcPr>
-            <w:tcW w:type="dxa" w:w="2600"/>
+            <w:tcW w:type="dxa" w:w="3200"/>
             <w:tcBorders>
               <w:top w:val="single" w:color="CCCCCC" w:sz="4"/>
               <w:left w:val="single" w:color="CCCCCC" w:sz="4"/>
@@ -9890,7 +10312,7 @@
         </w:tc>
         <w:tc>
           <w:tcPr>
-            <w:tcW w:type="dxa" w:w="2000"/>
+            <w:tcW w:type="dxa" w:w="3680"/>
             <w:tcBorders>
               <w:top w:val="single" w:color="CCCCCC" w:sz="4"/>
               <w:left w:val="single" w:color="CCCCCC" w:sz="4"/>
@@ -9920,16 +10342,18 @@
             </w:r>
           </w:p>
         </w:tc>
-        <w:tc>
-          <w:tcPr>
-            <w:tcW w:type="dxa" w:w="2280"/>
-            <w:tcBorders>
-              <w:top w:val="single" w:color="CCCCCC" w:sz="4"/>
-              <w:left w:val="single" w:color="CCCCCC" w:sz="4"/>
-              <w:bottom w:val="single" w:color="CCCCCC" w:sz="4"/>
-              <w:right w:val="single" w:color="CCCCCC" w:sz="4"/>
-            </w:tcBorders>
-            <w:shd w:fill="FFFFFF" w:val="clear"/>
+      </w:tr>
+      <w:tr>
+        <w:tc>
+          <w:tcPr>
+            <w:tcW w:type="dxa" w:w="1200"/>
+            <w:tcBorders>
+              <w:top w:val="single" w:color="CCCCCC" w:sz="4"/>
+              <w:left w:val="single" w:color="CCCCCC" w:sz="4"/>
+              <w:bottom w:val="single" w:color="CCCCCC" w:sz="4"/>
+              <w:right w:val="single" w:color="CCCCCC" w:sz="4"/>
+            </w:tcBorders>
+            <w:shd w:fill="EEF4F9" w:val="clear"/>
             <w:tcMar>
               <w:top w:type="dxa" w:w="60"/>
               <w:left w:type="dxa" w:w="120"/>
@@ -9948,7 +10372,103 @@
                 <w:sz w:val="18"/>
                 <w:szCs w:val="18"/>
               </w:rPr>
-              <w:t xml:space="preserve">No</w:t>
+              <w:t xml:space="preserve">2</w:t>
+            </w:r>
+          </w:p>
+        </w:tc>
+        <w:tc>
+          <w:tcPr>
+            <w:tcW w:type="dxa" w:w="3200"/>
+            <w:tcBorders>
+              <w:top w:val="single" w:color="CCCCCC" w:sz="4"/>
+              <w:left w:val="single" w:color="CCCCCC" w:sz="4"/>
+              <w:bottom w:val="single" w:color="CCCCCC" w:sz="4"/>
+              <w:right w:val="single" w:color="CCCCCC" w:sz="4"/>
+            </w:tcBorders>
+            <w:shd w:fill="EEF4F9" w:val="clear"/>
+            <w:tcMar>
+              <w:top w:type="dxa" w:w="60"/>
+              <w:left w:type="dxa" w:w="120"/>
+              <w:bottom w:type="dxa" w:w="60"/>
+              <w:right w:type="dxa" w:w="120"/>
+            </w:tcMar>
+          </w:tcPr>
+          <w:p>
+            <w:pPr>
+              <w:spacing w:after="0"/>
+            </w:pPr>
+            <w:r>
+              <w:rPr>
+                <w:b w:val="false"/>
+                <w:bCs w:val="false"/>
+                <w:sz w:val="18"/>
+                <w:szCs w:val="18"/>
+              </w:rPr>
+              <w:t xml:space="preserve">Pub/Sub &amp; KEDA Integration</w:t>
+            </w:r>
+          </w:p>
+        </w:tc>
+        <w:tc>
+          <w:tcPr>
+            <w:tcW w:type="dxa" w:w="2000"/>
+            <w:tcBorders>
+              <w:top w:val="single" w:color="CCCCCC" w:sz="4"/>
+              <w:left w:val="single" w:color="CCCCCC" w:sz="4"/>
+              <w:bottom w:val="single" w:color="CCCCCC" w:sz="4"/>
+              <w:right w:val="single" w:color="CCCCCC" w:sz="4"/>
+            </w:tcBorders>
+            <w:shd w:fill="EEF4F9" w:val="clear"/>
+            <w:tcMar>
+              <w:top w:type="dxa" w:w="60"/>
+              <w:left w:type="dxa" w:w="120"/>
+              <w:bottom w:type="dxa" w:w="60"/>
+              <w:right w:type="dxa" w:w="120"/>
+            </w:tcMar>
+          </w:tcPr>
+          <w:p>
+            <w:pPr>
+              <w:spacing w:after="0"/>
+            </w:pPr>
+            <w:r>
+              <w:rPr>
+                <w:b w:val="false"/>
+                <w:bCs w:val="false"/>
+                <w:sz w:val="18"/>
+                <w:szCs w:val="18"/>
+              </w:rPr>
+              <w:t xml:space="preserve">1 hr</w:t>
+            </w:r>
+          </w:p>
+        </w:tc>
+        <w:tc>
+          <w:tcPr>
+            <w:tcW w:type="dxa" w:w="3680"/>
+            <w:tcBorders>
+              <w:top w:val="single" w:color="CCCCCC" w:sz="4"/>
+              <w:left w:val="single" w:color="CCCCCC" w:sz="4"/>
+              <w:bottom w:val="single" w:color="CCCCCC" w:sz="4"/>
+              <w:right w:val="single" w:color="CCCCCC" w:sz="4"/>
+            </w:tcBorders>
+            <w:shd w:fill="EEF4F9" w:val="clear"/>
+            <w:tcMar>
+              <w:top w:type="dxa" w:w="60"/>
+              <w:left w:type="dxa" w:w="120"/>
+              <w:bottom w:type="dxa" w:w="60"/>
+              <w:right w:type="dxa" w:w="120"/>
+            </w:tcMar>
+          </w:tcPr>
+          <w:p>
+            <w:pPr>
+              <w:spacing w:after="0"/>
+            </w:pPr>
+            <w:r>
+              <w:rPr>
+                <w:b w:val="false"/>
+                <w:bCs w:val="false"/>
+                <w:sz w:val="18"/>
+                <w:szCs w:val="18"/>
+              </w:rPr>
+              <w:t xml:space="preserve">~$0.50</w:t>
             </w:r>
           </w:p>
         </w:tc>
@@ -9963,7 +10483,7 @@
               <w:bottom w:val="single" w:color="CCCCCC" w:sz="4"/>
               <w:right w:val="single" w:color="CCCCCC" w:sz="4"/>
             </w:tcBorders>
-            <w:shd w:fill="EEF4F9" w:val="clear"/>
+            <w:shd w:fill="FFFFFF" w:val="clear"/>
             <w:tcMar>
               <w:top w:type="dxa" w:w="60"/>
               <w:left w:type="dxa" w:w="120"/>
@@ -9982,20 +10502,20 @@
                 <w:sz w:val="18"/>
                 <w:szCs w:val="18"/>
               </w:rPr>
-              <w:t xml:space="preserve">2</w:t>
-            </w:r>
-          </w:p>
-        </w:tc>
-        <w:tc>
-          <w:tcPr>
-            <w:tcW w:type="dxa" w:w="2600"/>
-            <w:tcBorders>
-              <w:top w:val="single" w:color="CCCCCC" w:sz="4"/>
-              <w:left w:val="single" w:color="CCCCCC" w:sz="4"/>
-              <w:bottom w:val="single" w:color="CCCCCC" w:sz="4"/>
-              <w:right w:val="single" w:color="CCCCCC" w:sz="4"/>
-            </w:tcBorders>
-            <w:shd w:fill="EEF4F9" w:val="clear"/>
+              <w:t xml:space="preserve">3</w:t>
+            </w:r>
+          </w:p>
+        </w:tc>
+        <w:tc>
+          <w:tcPr>
+            <w:tcW w:type="dxa" w:w="3200"/>
+            <w:tcBorders>
+              <w:top w:val="single" w:color="CCCCCC" w:sz="4"/>
+              <w:left w:val="single" w:color="CCCCCC" w:sz="4"/>
+              <w:bottom w:val="single" w:color="CCCCCC" w:sz="4"/>
+              <w:right w:val="single" w:color="CCCCCC" w:sz="4"/>
+            </w:tcBorders>
+            <w:shd w:fill="FFFFFF" w:val="clear"/>
             <w:tcMar>
               <w:top w:type="dxa" w:w="60"/>
               <w:left w:type="dxa" w:w="120"/>
@@ -10014,7 +10534,7 @@
                 <w:sz w:val="18"/>
                 <w:szCs w:val="18"/>
               </w:rPr>
-              <w:t xml:space="preserve">Pub/Sub &amp; KEDA Integration</w:t>
+              <w:t xml:space="preserve">End-to-End Functional Tests</w:t>
             </w:r>
           </w:p>
         </w:tc>
@@ -10027,7 +10547,7 @@
               <w:bottom w:val="single" w:color="CCCCCC" w:sz="4"/>
               <w:right w:val="single" w:color="CCCCCC" w:sz="4"/>
             </w:tcBorders>
-            <w:shd w:fill="EEF4F9" w:val="clear"/>
+            <w:shd w:fill="FFFFFF" w:val="clear"/>
             <w:tcMar>
               <w:top w:type="dxa" w:w="60"/>
               <w:left w:type="dxa" w:w="120"/>
@@ -10046,20 +10566,20 @@
                 <w:sz w:val="18"/>
                 <w:szCs w:val="18"/>
               </w:rPr>
-              <w:t xml:space="preserve">1 hr</w:t>
-            </w:r>
-          </w:p>
-        </w:tc>
-        <w:tc>
-          <w:tcPr>
-            <w:tcW w:type="dxa" w:w="2000"/>
-            <w:tcBorders>
-              <w:top w:val="single" w:color="CCCCCC" w:sz="4"/>
-              <w:left w:val="single" w:color="CCCCCC" w:sz="4"/>
-              <w:bottom w:val="single" w:color="CCCCCC" w:sz="4"/>
-              <w:right w:val="single" w:color="CCCCCC" w:sz="4"/>
-            </w:tcBorders>
-            <w:shd w:fill="EEF4F9" w:val="clear"/>
+              <w:t xml:space="preserve">2 hrs</w:t>
+            </w:r>
+          </w:p>
+        </w:tc>
+        <w:tc>
+          <w:tcPr>
+            <w:tcW w:type="dxa" w:w="3680"/>
+            <w:tcBorders>
+              <w:top w:val="single" w:color="CCCCCC" w:sz="4"/>
+              <w:left w:val="single" w:color="CCCCCC" w:sz="4"/>
+              <w:bottom w:val="single" w:color="CCCCCC" w:sz="4"/>
+              <w:right w:val="single" w:color="CCCCCC" w:sz="4"/>
+            </w:tcBorders>
+            <w:shd w:fill="FFFFFF" w:val="clear"/>
             <w:tcMar>
               <w:top w:type="dxa" w:w="60"/>
               <w:left w:type="dxa" w:w="120"/>
@@ -10078,13 +10598,15 @@
                 <w:sz w:val="18"/>
                 <w:szCs w:val="18"/>
               </w:rPr>
-              <w:t xml:space="preserve">~$0.50</w:t>
-            </w:r>
-          </w:p>
-        </w:tc>
-        <w:tc>
-          <w:tcPr>
-            <w:tcW w:type="dxa" w:w="2280"/>
+              <w:t xml:space="preserve">~$1.00</w:t>
+            </w:r>
+          </w:p>
+        </w:tc>
+      </w:tr>
+      <w:tr>
+        <w:tc>
+          <w:tcPr>
+            <w:tcW w:type="dxa" w:w="1200"/>
             <w:tcBorders>
               <w:top w:val="single" w:color="CCCCCC" w:sz="4"/>
               <w:left w:val="single" w:color="CCCCCC" w:sz="4"/>
@@ -10110,22 +10632,20 @@
                 <w:sz w:val="18"/>
                 <w:szCs w:val="18"/>
               </w:rPr>
-              <w:t xml:space="preserve">No</w:t>
-            </w:r>
-          </w:p>
-        </w:tc>
-      </w:tr>
-      <w:tr>
-        <w:tc>
-          <w:tcPr>
-            <w:tcW w:type="dxa" w:w="1200"/>
-            <w:tcBorders>
-              <w:top w:val="single" w:color="CCCCCC" w:sz="4"/>
-              <w:left w:val="single" w:color="CCCCCC" w:sz="4"/>
-              <w:bottom w:val="single" w:color="CCCCCC" w:sz="4"/>
-              <w:right w:val="single" w:color="CCCCCC" w:sz="4"/>
-            </w:tcBorders>
-            <w:shd w:fill="FFFFFF" w:val="clear"/>
+              <w:t xml:space="preserve">4</w:t>
+            </w:r>
+          </w:p>
+        </w:tc>
+        <w:tc>
+          <w:tcPr>
+            <w:tcW w:type="dxa" w:w="3200"/>
+            <w:tcBorders>
+              <w:top w:val="single" w:color="CCCCCC" w:sz="4"/>
+              <w:left w:val="single" w:color="CCCCCC" w:sz="4"/>
+              <w:bottom w:val="single" w:color="CCCCCC" w:sz="4"/>
+              <w:right w:val="single" w:color="CCCCCC" w:sz="4"/>
+            </w:tcBorders>
+            <w:shd w:fill="EEF4F9" w:val="clear"/>
             <w:tcMar>
               <w:top w:type="dxa" w:w="60"/>
               <w:left w:type="dxa" w:w="120"/>
@@ -10144,20 +10664,20 @@
                 <w:sz w:val="18"/>
                 <w:szCs w:val="18"/>
               </w:rPr>
-              <w:t xml:space="preserve">3</w:t>
-            </w:r>
-          </w:p>
-        </w:tc>
-        <w:tc>
-          <w:tcPr>
-            <w:tcW w:type="dxa" w:w="2600"/>
-            <w:tcBorders>
-              <w:top w:val="single" w:color="CCCCCC" w:sz="4"/>
-              <w:left w:val="single" w:color="CCCCCC" w:sz="4"/>
-              <w:bottom w:val="single" w:color="CCCCCC" w:sz="4"/>
-              <w:right w:val="single" w:color="CCCCCC" w:sz="4"/>
-            </w:tcBorders>
-            <w:shd w:fill="FFFFFF" w:val="clear"/>
+              <w:t xml:space="preserve">Autoscaling Stress Test</w:t>
+            </w:r>
+          </w:p>
+        </w:tc>
+        <w:tc>
+          <w:tcPr>
+            <w:tcW w:type="dxa" w:w="2000"/>
+            <w:tcBorders>
+              <w:top w:val="single" w:color="CCCCCC" w:sz="4"/>
+              <w:left w:val="single" w:color="CCCCCC" w:sz="4"/>
+              <w:bottom w:val="single" w:color="CCCCCC" w:sz="4"/>
+              <w:right w:val="single" w:color="CCCCCC" w:sz="4"/>
+            </w:tcBorders>
+            <w:shd w:fill="EEF4F9" w:val="clear"/>
             <w:tcMar>
               <w:top w:type="dxa" w:w="60"/>
               <w:left w:type="dxa" w:w="120"/>
@@ -10176,20 +10696,20 @@
                 <w:sz w:val="18"/>
                 <w:szCs w:val="18"/>
               </w:rPr>
-              <w:t xml:space="preserve">End-to-End Functional Tests</w:t>
-            </w:r>
-          </w:p>
-        </w:tc>
-        <w:tc>
-          <w:tcPr>
-            <w:tcW w:type="dxa" w:w="2000"/>
-            <w:tcBorders>
-              <w:top w:val="single" w:color="CCCCCC" w:sz="4"/>
-              <w:left w:val="single" w:color="CCCCCC" w:sz="4"/>
-              <w:bottom w:val="single" w:color="CCCCCC" w:sz="4"/>
-              <w:right w:val="single" w:color="CCCCCC" w:sz="4"/>
-            </w:tcBorders>
-            <w:shd w:fill="FFFFFF" w:val="clear"/>
+              <w:t xml:space="preserve">1 hr</w:t>
+            </w:r>
+          </w:p>
+        </w:tc>
+        <w:tc>
+          <w:tcPr>
+            <w:tcW w:type="dxa" w:w="3680"/>
+            <w:tcBorders>
+              <w:top w:val="single" w:color="CCCCCC" w:sz="4"/>
+              <w:left w:val="single" w:color="CCCCCC" w:sz="4"/>
+              <w:bottom w:val="single" w:color="CCCCCC" w:sz="4"/>
+              <w:right w:val="single" w:color="CCCCCC" w:sz="4"/>
+            </w:tcBorders>
+            <w:shd w:fill="EEF4F9" w:val="clear"/>
             <w:tcMar>
               <w:top w:type="dxa" w:w="60"/>
               <w:left w:type="dxa" w:w="120"/>
@@ -10208,395 +10728,7 @@
                 <w:sz w:val="18"/>
                 <w:szCs w:val="18"/>
               </w:rPr>
-              <w:t xml:space="preserve">2 hrs</w:t>
-            </w:r>
-          </w:p>
-        </w:tc>
-        <w:tc>
-          <w:tcPr>
-            <w:tcW w:type="dxa" w:w="2000"/>
-            <w:tcBorders>
-              <w:top w:val="single" w:color="CCCCCC" w:sz="4"/>
-              <w:left w:val="single" w:color="CCCCCC" w:sz="4"/>
-              <w:bottom w:val="single" w:color="CCCCCC" w:sz="4"/>
-              <w:right w:val="single" w:color="CCCCCC" w:sz="4"/>
-            </w:tcBorders>
-            <w:shd w:fill="FFFFFF" w:val="clear"/>
-            <w:tcMar>
-              <w:top w:type="dxa" w:w="60"/>
-              <w:left w:type="dxa" w:w="120"/>
-              <w:bottom w:type="dxa" w:w="60"/>
-              <w:right w:type="dxa" w:w="120"/>
-            </w:tcMar>
-          </w:tcPr>
-          <w:p>
-            <w:pPr>
-              <w:spacing w:after="0"/>
-            </w:pPr>
-            <w:r>
-              <w:rPr>
-                <w:b w:val="false"/>
-                <w:bCs w:val="false"/>
-                <w:sz w:val="18"/>
-                <w:szCs w:val="18"/>
-              </w:rPr>
-              <w:t xml:space="preserve">~$1.00</w:t>
-            </w:r>
-          </w:p>
-        </w:tc>
-        <w:tc>
-          <w:tcPr>
-            <w:tcW w:type="dxa" w:w="2280"/>
-            <w:tcBorders>
-              <w:top w:val="single" w:color="CCCCCC" w:sz="4"/>
-              <w:left w:val="single" w:color="CCCCCC" w:sz="4"/>
-              <w:bottom w:val="single" w:color="CCCCCC" w:sz="4"/>
-              <w:right w:val="single" w:color="CCCCCC" w:sz="4"/>
-            </w:tcBorders>
-            <w:shd w:fill="FFFFFF" w:val="clear"/>
-            <w:tcMar>
-              <w:top w:type="dxa" w:w="60"/>
-              <w:left w:type="dxa" w:w="120"/>
-              <w:bottom w:type="dxa" w:w="60"/>
-              <w:right w:type="dxa" w:w="120"/>
-            </w:tcMar>
-          </w:tcPr>
-          <w:p>
-            <w:pPr>
-              <w:spacing w:after="0"/>
-            </w:pPr>
-            <w:r>
-              <w:rPr>
-                <w:b w:val="false"/>
-                <w:bCs w:val="false"/>
-                <w:sz w:val="18"/>
-                <w:szCs w:val="18"/>
-              </w:rPr>
-              <w:t xml:space="preserve">No</w:t>
-            </w:r>
-          </w:p>
-        </w:tc>
-      </w:tr>
-      <w:tr>
-        <w:tc>
-          <w:tcPr>
-            <w:tcW w:type="dxa" w:w="1200"/>
-            <w:tcBorders>
-              <w:top w:val="single" w:color="CCCCCC" w:sz="4"/>
-              <w:left w:val="single" w:color="CCCCCC" w:sz="4"/>
-              <w:bottom w:val="single" w:color="CCCCCC" w:sz="4"/>
-              <w:right w:val="single" w:color="CCCCCC" w:sz="4"/>
-            </w:tcBorders>
-            <w:shd w:fill="EEF4F9" w:val="clear"/>
-            <w:tcMar>
-              <w:top w:type="dxa" w:w="60"/>
-              <w:left w:type="dxa" w:w="120"/>
-              <w:bottom w:type="dxa" w:w="60"/>
-              <w:right w:type="dxa" w:w="120"/>
-            </w:tcMar>
-          </w:tcPr>
-          <w:p>
-            <w:pPr>
-              <w:spacing w:after="0"/>
-            </w:pPr>
-            <w:r>
-              <w:rPr>
-                <w:b w:val="false"/>
-                <w:bCs w:val="false"/>
-                <w:sz w:val="18"/>
-                <w:szCs w:val="18"/>
-              </w:rPr>
-              <w:t xml:space="preserve">4</w:t>
-            </w:r>
-          </w:p>
-        </w:tc>
-        <w:tc>
-          <w:tcPr>
-            <w:tcW w:type="dxa" w:w="2600"/>
-            <w:tcBorders>
-              <w:top w:val="single" w:color="CCCCCC" w:sz="4"/>
-              <w:left w:val="single" w:color="CCCCCC" w:sz="4"/>
-              <w:bottom w:val="single" w:color="CCCCCC" w:sz="4"/>
-              <w:right w:val="single" w:color="CCCCCC" w:sz="4"/>
-            </w:tcBorders>
-            <w:shd w:fill="EEF4F9" w:val="clear"/>
-            <w:tcMar>
-              <w:top w:type="dxa" w:w="60"/>
-              <w:left w:type="dxa" w:w="120"/>
-              <w:bottom w:type="dxa" w:w="60"/>
-              <w:right w:type="dxa" w:w="120"/>
-            </w:tcMar>
-          </w:tcPr>
-          <w:p>
-            <w:pPr>
-              <w:spacing w:after="0"/>
-            </w:pPr>
-            <w:r>
-              <w:rPr>
-                <w:b w:val="false"/>
-                <w:bCs w:val="false"/>
-                <w:sz w:val="18"/>
-                <w:szCs w:val="18"/>
-              </w:rPr>
-              <w:t xml:space="preserve">Autoscaling Stress Test</w:t>
-            </w:r>
-          </w:p>
-        </w:tc>
-        <w:tc>
-          <w:tcPr>
-            <w:tcW w:type="dxa" w:w="2000"/>
-            <w:tcBorders>
-              <w:top w:val="single" w:color="CCCCCC" w:sz="4"/>
-              <w:left w:val="single" w:color="CCCCCC" w:sz="4"/>
-              <w:bottom w:val="single" w:color="CCCCCC" w:sz="4"/>
-              <w:right w:val="single" w:color="CCCCCC" w:sz="4"/>
-            </w:tcBorders>
-            <w:shd w:fill="EEF4F9" w:val="clear"/>
-            <w:tcMar>
-              <w:top w:type="dxa" w:w="60"/>
-              <w:left w:type="dxa" w:w="120"/>
-              <w:bottom w:type="dxa" w:w="60"/>
-              <w:right w:type="dxa" w:w="120"/>
-            </w:tcMar>
-          </w:tcPr>
-          <w:p>
-            <w:pPr>
-              <w:spacing w:after="0"/>
-            </w:pPr>
-            <w:r>
-              <w:rPr>
-                <w:b w:val="false"/>
-                <w:bCs w:val="false"/>
-                <w:sz w:val="18"/>
-                <w:szCs w:val="18"/>
-              </w:rPr>
-              <w:t xml:space="preserve">1 hr</w:t>
-            </w:r>
-          </w:p>
-        </w:tc>
-        <w:tc>
-          <w:tcPr>
-            <w:tcW w:type="dxa" w:w="2000"/>
-            <w:tcBorders>
-              <w:top w:val="single" w:color="CCCCCC" w:sz="4"/>
-              <w:left w:val="single" w:color="CCCCCC" w:sz="4"/>
-              <w:bottom w:val="single" w:color="CCCCCC" w:sz="4"/>
-              <w:right w:val="single" w:color="CCCCCC" w:sz="4"/>
-            </w:tcBorders>
-            <w:shd w:fill="EEF4F9" w:val="clear"/>
-            <w:tcMar>
-              <w:top w:type="dxa" w:w="60"/>
-              <w:left w:type="dxa" w:w="120"/>
-              <w:bottom w:type="dxa" w:w="60"/>
-              <w:right w:type="dxa" w:w="120"/>
-            </w:tcMar>
-          </w:tcPr>
-          <w:p>
-            <w:pPr>
-              <w:spacing w:after="0"/>
-            </w:pPr>
-            <w:r>
-              <w:rPr>
-                <w:b w:val="false"/>
-                <w:bCs w:val="false"/>
-                <w:sz w:val="18"/>
-                <w:szCs w:val="18"/>
-              </w:rPr>
               <w:t xml:space="preserve">~$0.50</w:t>
-            </w:r>
-          </w:p>
-        </w:tc>
-        <w:tc>
-          <w:tcPr>
-            <w:tcW w:type="dxa" w:w="2280"/>
-            <w:tcBorders>
-              <w:top w:val="single" w:color="CCCCCC" w:sz="4"/>
-              <w:left w:val="single" w:color="CCCCCC" w:sz="4"/>
-              <w:bottom w:val="single" w:color="CCCCCC" w:sz="4"/>
-              <w:right w:val="single" w:color="CCCCCC" w:sz="4"/>
-            </w:tcBorders>
-            <w:shd w:fill="EEF4F9" w:val="clear"/>
-            <w:tcMar>
-              <w:top w:type="dxa" w:w="60"/>
-              <w:left w:type="dxa" w:w="120"/>
-              <w:bottom w:type="dxa" w:w="60"/>
-              <w:right w:type="dxa" w:w="120"/>
-            </w:tcMar>
-          </w:tcPr>
-          <w:p>
-            <w:pPr>
-              <w:spacing w:after="0"/>
-            </w:pPr>
-            <w:r>
-              <w:rPr>
-                <w:b w:val="false"/>
-                <w:bCs w:val="false"/>
-                <w:sz w:val="18"/>
-                <w:szCs w:val="18"/>
-              </w:rPr>
-              <w:t xml:space="preserve">No</w:t>
-            </w:r>
-          </w:p>
-        </w:tc>
-      </w:tr>
-      <w:tr>
-        <w:tc>
-          <w:tcPr>
-            <w:tcW w:type="dxa" w:w="1200"/>
-            <w:tcBorders>
-              <w:top w:val="single" w:color="CCCCCC" w:sz="4"/>
-              <w:left w:val="single" w:color="CCCCCC" w:sz="4"/>
-              <w:bottom w:val="single" w:color="CCCCCC" w:sz="4"/>
-              <w:right w:val="single" w:color="CCCCCC" w:sz="4"/>
-            </w:tcBorders>
-            <w:shd w:fill="FFFFFF" w:val="clear"/>
-            <w:tcMar>
-              <w:top w:type="dxa" w:w="60"/>
-              <w:left w:type="dxa" w:w="120"/>
-              <w:bottom w:type="dxa" w:w="60"/>
-              <w:right w:type="dxa" w:w="120"/>
-            </w:tcMar>
-          </w:tcPr>
-          <w:p>
-            <w:pPr>
-              <w:spacing w:after="0"/>
-            </w:pPr>
-            <w:r>
-              <w:rPr>
-                <w:b w:val="false"/>
-                <w:bCs w:val="false"/>
-                <w:sz w:val="18"/>
-                <w:szCs w:val="18"/>
-              </w:rPr>
-              <w:t xml:space="preserve">5</w:t>
-            </w:r>
-          </w:p>
-        </w:tc>
-        <w:tc>
-          <w:tcPr>
-            <w:tcW w:type="dxa" w:w="2600"/>
-            <w:tcBorders>
-              <w:top w:val="single" w:color="CCCCCC" w:sz="4"/>
-              <w:left w:val="single" w:color="CCCCCC" w:sz="4"/>
-              <w:bottom w:val="single" w:color="CCCCCC" w:sz="4"/>
-              <w:right w:val="single" w:color="CCCCCC" w:sz="4"/>
-            </w:tcBorders>
-            <w:shd w:fill="FFFFFF" w:val="clear"/>
-            <w:tcMar>
-              <w:top w:type="dxa" w:w="60"/>
-              <w:left w:type="dxa" w:w="120"/>
-              <w:bottom w:type="dxa" w:w="60"/>
-              <w:right w:type="dxa" w:w="120"/>
-            </w:tcMar>
-          </w:tcPr>
-          <w:p>
-            <w:pPr>
-              <w:spacing w:after="0"/>
-            </w:pPr>
-            <w:r>
-              <w:rPr>
-                <w:b w:val="false"/>
-                <w:bCs w:val="false"/>
-                <w:sz w:val="18"/>
-                <w:szCs w:val="18"/>
-              </w:rPr>
-              <w:t xml:space="preserve">GPU Smoke Test</w:t>
-            </w:r>
-          </w:p>
-        </w:tc>
-        <w:tc>
-          <w:tcPr>
-            <w:tcW w:type="dxa" w:w="2000"/>
-            <w:tcBorders>
-              <w:top w:val="single" w:color="CCCCCC" w:sz="4"/>
-              <w:left w:val="single" w:color="CCCCCC" w:sz="4"/>
-              <w:bottom w:val="single" w:color="CCCCCC" w:sz="4"/>
-              <w:right w:val="single" w:color="CCCCCC" w:sz="4"/>
-            </w:tcBorders>
-            <w:shd w:fill="FFFFFF" w:val="clear"/>
-            <w:tcMar>
-              <w:top w:type="dxa" w:w="60"/>
-              <w:left w:type="dxa" w:w="120"/>
-              <w:bottom w:type="dxa" w:w="60"/>
-              <w:right w:type="dxa" w:w="120"/>
-            </w:tcMar>
-          </w:tcPr>
-          <w:p>
-            <w:pPr>
-              <w:spacing w:after="0"/>
-            </w:pPr>
-            <w:r>
-              <w:rPr>
-                <w:b w:val="false"/>
-                <w:bCs w:val="false"/>
-                <w:sz w:val="18"/>
-                <w:szCs w:val="18"/>
-              </w:rPr>
-              <w:t xml:space="preserve">1 hr</w:t>
-            </w:r>
-          </w:p>
-        </w:tc>
-        <w:tc>
-          <w:tcPr>
-            <w:tcW w:type="dxa" w:w="2000"/>
-            <w:tcBorders>
-              <w:top w:val="single" w:color="CCCCCC" w:sz="4"/>
-              <w:left w:val="single" w:color="CCCCCC" w:sz="4"/>
-              <w:bottom w:val="single" w:color="CCCCCC" w:sz="4"/>
-              <w:right w:val="single" w:color="CCCCCC" w:sz="4"/>
-            </w:tcBorders>
-            <w:shd w:fill="FFFFFF" w:val="clear"/>
-            <w:tcMar>
-              <w:top w:type="dxa" w:w="60"/>
-              <w:left w:type="dxa" w:w="120"/>
-              <w:bottom w:type="dxa" w:w="60"/>
-              <w:right w:type="dxa" w:w="120"/>
-            </w:tcMar>
-          </w:tcPr>
-          <w:p>
-            <w:pPr>
-              <w:spacing w:after="0"/>
-            </w:pPr>
-            <w:r>
-              <w:rPr>
-                <w:b w:val="false"/>
-                <w:bCs w:val="false"/>
-                <w:sz w:val="18"/>
-                <w:szCs w:val="18"/>
-              </w:rPr>
-              <w:t xml:space="preserve">~$1.20</w:t>
-            </w:r>
-          </w:p>
-        </w:tc>
-        <w:tc>
-          <w:tcPr>
-            <w:tcW w:type="dxa" w:w="2280"/>
-            <w:tcBorders>
-              <w:top w:val="single" w:color="CCCCCC" w:sz="4"/>
-              <w:left w:val="single" w:color="CCCCCC" w:sz="4"/>
-              <w:bottom w:val="single" w:color="CCCCCC" w:sz="4"/>
-              <w:right w:val="single" w:color="CCCCCC" w:sz="4"/>
-            </w:tcBorders>
-            <w:shd w:fill="FFFFFF" w:val="clear"/>
-            <w:tcMar>
-              <w:top w:type="dxa" w:w="60"/>
-              <w:left w:type="dxa" w:w="120"/>
-              <w:bottom w:type="dxa" w:w="60"/>
-              <w:right w:type="dxa" w:w="120"/>
-            </w:tcMar>
-          </w:tcPr>
-          <w:p>
-            <w:pPr>
-              <w:spacing w:after="0"/>
-            </w:pPr>
-            <w:r>
-              <w:rPr>
-                <w:b w:val="false"/>
-                <w:bCs w:val="false"/>
-                <w:sz w:val="18"/>
-                <w:szCs w:val="18"/>
-              </w:rPr>
-              <w:t xml:space="preserve">Yes (quota required)</w:t>
             </w:r>
           </w:p>
         </w:tc>
@@ -13733,1170 +13865,6 @@
           <w:szCs w:val="20"/>
         </w:rPr>
         <w:t xml:space="preserve">Extra nodes are removed after a cool-down period (cost control confirmed).</w:t>
-      </w:r>
-    </w:p>
-    <w:p>
-      <w:pPr>
-        <w:spacing w:after="80" w:before="0"/>
-      </w:pPr>
-      <w:r>
-        <w:t xml:space="preserve"/>
-      </w:r>
-    </w:p>
-    <w:p>
-      <w:pPr>
-        <w:pStyle w:val="Heading2"/>
-        <w:spacing w:after="160" w:before="240"/>
-      </w:pPr>
-      <w:r>
-        <w:t xml:space="preserve">Phase 5 – GPU Smoke Test (Conditional)</w:t>
-      </w:r>
-    </w:p>
-    <w:tbl>
-      <w:tblPr>
-        <w:tblW w:type="dxa" w:w="10080"/>
-        <w:tblBorders>
-          <w:top w:val="single" w:color="auto" w:sz="4"/>
-          <w:left w:val="single" w:color="auto" w:sz="4"/>
-          <w:bottom w:val="single" w:color="auto" w:sz="4"/>
-          <w:right w:val="single" w:color="auto" w:sz="4"/>
-          <w:insideH w:val="single" w:color="auto" w:sz="4"/>
-          <w:insideV w:val="single" w:color="auto" w:sz="4"/>
-        </w:tblBorders>
-      </w:tblPr>
-      <w:tblGrid>
-        <w:gridCol w:w="10080"/>
-      </w:tblGrid>
-      <w:tr>
-        <w:tc>
-          <w:tcPr>
-            <w:tcW w:type="dxa" w:w="10080"/>
-            <w:tcBorders>
-              <w:top w:val="single" w:color="C00000" w:sz="4"/>
-              <w:left w:val="single" w:color="C00000" w:sz="18"/>
-              <w:bottom w:val="single" w:color="C00000" w:sz="4"/>
-              <w:right w:val="single" w:color="C00000" w:sz="4"/>
-            </w:tcBorders>
-            <w:shd w:fill="FCE4D6" w:val="clear"/>
-            <w:tcMar>
-              <w:top w:type="dxa" w:w="100"/>
-              <w:left w:type="dxa" w:w="200"/>
-              <w:bottom w:type="dxa" w:w="100"/>
-              <w:right w:type="dxa" w:w="160"/>
-            </w:tcMar>
-          </w:tcPr>
-          <w:p>
-            <w:pPr>
-              <w:spacing w:after="0"/>
-            </w:pPr>
-            <w:r>
-              <w:rPr>
-                <w:b/>
-                <w:bCs/>
-                <w:sz w:val="20"/>
-                <w:szCs w:val="20"/>
-              </w:rPr>
-              <w:t xml:space="preserve">WARNING: </w:t>
-            </w:r>
-            <w:r>
-              <w:rPr>
-                <w:sz w:val="20"/>
-                <w:szCs w:val="20"/>
-              </w:rPr>
-              <w:t xml:space="preserve">This phase requires GPU quota approval (NVIDIA_K80_GPUS = 2 in us-central1). If your trial account has 0 GPU quota and the increase request was denied, skip this phase.</w:t>
-            </w:r>
-          </w:p>
-        </w:tc>
-      </w:tr>
-    </w:tbl>
-    <w:p>
-      <w:pPr>
-        <w:spacing w:after="80" w:before="0"/>
-      </w:pPr>
-      <w:r>
-        <w:t xml:space="preserve"/>
-      </w:r>
-    </w:p>
-    <w:p>
-      <w:pPr>
-        <w:pStyle w:val="Heading3"/>
-        <w:spacing w:after="120" w:before="200"/>
-      </w:pPr>
-      <w:r>
-        <w:t xml:space="preserve">5.1  Verify GPU Node Pool Activates</w:t>
-      </w:r>
-    </w:p>
-    <w:tbl>
-      <w:tblPr>
-        <w:tblW w:type="dxa" w:w="10080"/>
-        <w:tblBorders>
-          <w:top w:val="single" w:color="auto" w:sz="4"/>
-          <w:left w:val="single" w:color="auto" w:sz="4"/>
-          <w:bottom w:val="single" w:color="auto" w:sz="4"/>
-          <w:right w:val="single" w:color="auto" w:sz="4"/>
-          <w:insideH w:val="single" w:color="auto" w:sz="4"/>
-          <w:insideV w:val="single" w:color="auto" w:sz="4"/>
-        </w:tblBorders>
-      </w:tblPr>
-      <w:tblGrid>
-        <w:gridCol w:w="10080"/>
-      </w:tblGrid>
-      <w:tr>
-        <w:tc>
-          <w:tcPr>
-            <w:tcW w:type="dxa" w:w="10080"/>
-            <w:tcBorders>
-              <w:top w:val="single" w:color="999999" w:sz="4"/>
-              <w:left w:val="single" w:color="999999" w:sz="4"/>
-              <w:bottom w:val="single" w:color="999999" w:sz="4"/>
-              <w:right w:val="single" w:color="999999" w:sz="4"/>
-            </w:tcBorders>
-            <w:shd w:fill="F4F4F4" w:val="clear"/>
-            <w:tcMar>
-              <w:top w:type="dxa" w:w="100"/>
-              <w:left w:type="dxa" w:w="160"/>
-              <w:bottom w:type="dxa" w:w="100"/>
-              <w:right w:type="dxa" w:w="120"/>
-            </w:tcMar>
-          </w:tcPr>
-          <w:p>
-            <w:pPr>
-              <w:spacing w:after="0"/>
-            </w:pPr>
-            <w:r>
-              <w:rPr>
-                <w:rFonts w:ascii="Courier New" w:cs="Courier New" w:eastAsia="Courier New" w:hAnsi="Courier New"/>
-                <w:color w:val="1A1A1A"/>
-                <w:sz w:val="18"/>
-                <w:szCs w:val="18"/>
-              </w:rPr>
-              <w:t xml:space="preserve"># GPU pool starts at 0 nodes. Submit a GPU job from the Portal to trigger scale-up.</w:t>
-            </w:r>
-          </w:p>
-          <w:p>
-            <w:pPr>
-              <w:spacing w:after="0"/>
-            </w:pPr>
-            <w:r>
-              <w:rPr>
-                <w:rFonts w:ascii="Courier New" w:cs="Courier New" w:eastAsia="Courier New" w:hAnsi="Courier New"/>
-                <w:color w:val="1A1A1A"/>
-                <w:sz w:val="18"/>
-                <w:szCs w:val="18"/>
-              </w:rPr>
-              <w:t xml:space="preserve"># While waiting, watch for the GPU node to appear:</w:t>
-            </w:r>
-          </w:p>
-          <w:p>
-            <w:pPr>
-              <w:spacing w:after="0"/>
-            </w:pPr>
-            <w:r>
-              <w:rPr>
-                <w:rFonts w:ascii="Courier New" w:cs="Courier New" w:eastAsia="Courier New" w:hAnsi="Courier New"/>
-                <w:color w:val="1A1A1A"/>
-                <w:sz w:val="18"/>
-                <w:szCs w:val="18"/>
-              </w:rPr>
-              <w:t xml:space="preserve">kubectl get nodes -l accelerator=nvidia -w</w:t>
-            </w:r>
-          </w:p>
-          <w:p>
-            <w:pPr>
-              <w:spacing w:after="0"/>
-            </w:pPr>
-            <w:r>
-              <w:rPr>
-                <w:rFonts w:ascii="Courier New" w:cs="Courier New" w:eastAsia="Courier New" w:hAnsi="Courier New"/>
-                <w:color w:val="1A1A1A"/>
-                <w:sz w:val="18"/>
-                <w:szCs w:val="18"/>
-              </w:rPr>
-              <w:t xml:space="preserve"/>
-            </w:r>
-          </w:p>
-          <w:p>
-            <w:pPr>
-              <w:spacing w:after="0"/>
-            </w:pPr>
-            <w:r>
-              <w:rPr>
-                <w:rFonts w:ascii="Courier New" w:cs="Courier New" w:eastAsia="Courier New" w:hAnsi="Courier New"/>
-                <w:color w:val="1A1A1A"/>
-                <w:sz w:val="18"/>
-                <w:szCs w:val="18"/>
-              </w:rPr>
-              <w:t xml:space="preserve"># This can take 3–5 minutes (node provisioning + driver installation)</w:t>
-            </w:r>
-          </w:p>
-        </w:tc>
-      </w:tr>
-    </w:tbl>
-    <w:p>
-      <w:pPr>
-        <w:spacing w:after="80" w:before="0"/>
-      </w:pPr>
-      <w:r>
-        <w:t xml:space="preserve"/>
-      </w:r>
-    </w:p>
-    <w:p>
-      <w:pPr>
-        <w:pStyle w:val="Heading3"/>
-        <w:spacing w:after="120" w:before="200"/>
-      </w:pPr>
-      <w:r>
-        <w:t xml:space="preserve">5.2  Confirm CUDA Availability in the Daemon Pod</w:t>
-      </w:r>
-    </w:p>
-    <w:tbl>
-      <w:tblPr>
-        <w:tblW w:type="dxa" w:w="10080"/>
-        <w:tblBorders>
-          <w:top w:val="single" w:color="auto" w:sz="4"/>
-          <w:left w:val="single" w:color="auto" w:sz="4"/>
-          <w:bottom w:val="single" w:color="auto" w:sz="4"/>
-          <w:right w:val="single" w:color="auto" w:sz="4"/>
-          <w:insideH w:val="single" w:color="auto" w:sz="4"/>
-          <w:insideV w:val="single" w:color="auto" w:sz="4"/>
-        </w:tblBorders>
-      </w:tblPr>
-      <w:tblGrid>
-        <w:gridCol w:w="10080"/>
-      </w:tblGrid>
-      <w:tr>
-        <w:tc>
-          <w:tcPr>
-            <w:tcW w:type="dxa" w:w="10080"/>
-            <w:tcBorders>
-              <w:top w:val="single" w:color="999999" w:sz="4"/>
-              <w:left w:val="single" w:color="999999" w:sz="4"/>
-              <w:bottom w:val="single" w:color="999999" w:sz="4"/>
-              <w:right w:val="single" w:color="999999" w:sz="4"/>
-            </w:tcBorders>
-            <w:shd w:fill="F4F4F4" w:val="clear"/>
-            <w:tcMar>
-              <w:top w:type="dxa" w:w="100"/>
-              <w:left w:type="dxa" w:w="160"/>
-              <w:bottom w:type="dxa" w:w="100"/>
-              <w:right w:type="dxa" w:w="120"/>
-            </w:tcMar>
-          </w:tcPr>
-          <w:p>
-            <w:pPr>
-              <w:spacing w:after="0"/>
-            </w:pPr>
-            <w:r>
-              <w:rPr>
-                <w:rFonts w:ascii="Courier New" w:cs="Courier New" w:eastAsia="Courier New" w:hAnsi="Courier New"/>
-                <w:color w:val="1A1A1A"/>
-                <w:sz w:val="18"/>
-                <w:szCs w:val="18"/>
-              </w:rPr>
-              <w:t xml:space="preserve"># Once a GPU daemon pod is Running, exec into it</w:t>
-            </w:r>
-          </w:p>
-          <w:p>
-            <w:pPr>
-              <w:spacing w:after="0"/>
-            </w:pPr>
-            <w:r>
-              <w:rPr>
-                <w:rFonts w:ascii="Courier New" w:cs="Courier New" w:eastAsia="Courier New" w:hAnsi="Courier New"/>
-                <w:color w:val="1A1A1A"/>
-                <w:sz w:val="18"/>
-                <w:szCs w:val="18"/>
-              </w:rPr>
-              <w:t xml:space="preserve">kubectl get pods -l app=parcs-daemon</w:t>
-            </w:r>
-          </w:p>
-          <w:p>
-            <w:pPr>
-              <w:spacing w:after="0"/>
-            </w:pPr>
-            <w:r>
-              <w:rPr>
-                <w:rFonts w:ascii="Courier New" w:cs="Courier New" w:eastAsia="Courier New" w:hAnsi="Courier New"/>
-                <w:color w:val="1A1A1A"/>
-                <w:sz w:val="18"/>
-                <w:szCs w:val="18"/>
-              </w:rPr>
-              <w:t xml:space="preserve">kubectl exec -it &lt;daemon-pod-name&gt; -- bash</w:t>
-            </w:r>
-          </w:p>
-          <w:p>
-            <w:pPr>
-              <w:spacing w:after="0"/>
-            </w:pPr>
-            <w:r>
-              <w:rPr>
-                <w:rFonts w:ascii="Courier New" w:cs="Courier New" w:eastAsia="Courier New" w:hAnsi="Courier New"/>
-                <w:color w:val="1A1A1A"/>
-                <w:sz w:val="18"/>
-                <w:szCs w:val="18"/>
-              </w:rPr>
-              <w:t xml:space="preserve"/>
-            </w:r>
-          </w:p>
-          <w:p>
-            <w:pPr>
-              <w:spacing w:after="0"/>
-            </w:pPr>
-            <w:r>
-              <w:rPr>
-                <w:rFonts w:ascii="Courier New" w:cs="Courier New" w:eastAsia="Courier New" w:hAnsi="Courier New"/>
-                <w:color w:val="1A1A1A"/>
-                <w:sz w:val="18"/>
-                <w:szCs w:val="18"/>
-              </w:rPr>
-              <w:t xml:space="preserve"># Inside the pod, check NVIDIA driver</w:t>
-            </w:r>
-          </w:p>
-          <w:p>
-            <w:pPr>
-              <w:spacing w:after="0"/>
-            </w:pPr>
-            <w:r>
-              <w:rPr>
-                <w:rFonts w:ascii="Courier New" w:cs="Courier New" w:eastAsia="Courier New" w:hAnsi="Courier New"/>
-                <w:color w:val="1A1A1A"/>
-                <w:sz w:val="18"/>
-                <w:szCs w:val="18"/>
-              </w:rPr>
-              <w:t xml:space="preserve">nvidia-smi</w:t>
-            </w:r>
-          </w:p>
-          <w:p>
-            <w:pPr>
-              <w:spacing w:after="0"/>
-            </w:pPr>
-            <w:r>
-              <w:rPr>
-                <w:rFonts w:ascii="Courier New" w:cs="Courier New" w:eastAsia="Courier New" w:hAnsi="Courier New"/>
-                <w:color w:val="1A1A1A"/>
-                <w:sz w:val="18"/>
-                <w:szCs w:val="18"/>
-              </w:rPr>
-              <w:t xml:space="preserve"/>
-            </w:r>
-          </w:p>
-          <w:p>
-            <w:pPr>
-              <w:spacing w:after="0"/>
-            </w:pPr>
-            <w:r>
-              <w:rPr>
-                <w:rFonts w:ascii="Courier New" w:cs="Courier New" w:eastAsia="Courier New" w:hAnsi="Courier New"/>
-                <w:color w:val="1A1A1A"/>
-                <w:sz w:val="18"/>
-                <w:szCs w:val="18"/>
-              </w:rPr>
-              <w:t xml:space="preserve"># Expected: GPU name "Tesla K80", driver version, memory usage 0 MiB / 11441 MiB</w:t>
-            </w:r>
-          </w:p>
-        </w:tc>
-      </w:tr>
-    </w:tbl>
-    <w:p>
-      <w:pPr>
-        <w:spacing w:after="80" w:before="0"/>
-      </w:pPr>
-      <w:r>
-        <w:t xml:space="preserve"/>
-      </w:r>
-    </w:p>
-    <w:p>
-      <w:pPr>
-        <w:pStyle w:val="Heading3"/>
-        <w:spacing w:after="120" w:before="200"/>
-      </w:pPr>
-      <w:r>
-        <w:t xml:space="preserve">5.3  Run a GPU-Accelerated Module</w:t>
-      </w:r>
-    </w:p>
-    <w:tbl>
-      <w:tblPr>
-        <w:tblW w:type="dxa" w:w="10080"/>
-        <w:tblBorders>
-          <w:top w:val="single" w:color="auto" w:sz="4"/>
-          <w:left w:val="single" w:color="auto" w:sz="4"/>
-          <w:bottom w:val="single" w:color="auto" w:sz="4"/>
-          <w:right w:val="single" w:color="auto" w:sz="4"/>
-          <w:insideH w:val="single" w:color="auto" w:sz="4"/>
-          <w:insideV w:val="single" w:color="auto" w:sz="4"/>
-        </w:tblBorders>
-      </w:tblPr>
-      <w:tblGrid>
-        <w:gridCol w:w="2200"/>
-        <w:gridCol w:w="2200"/>
-        <w:gridCol w:w="1600"/>
-        <w:gridCol w:w="4080"/>
-      </w:tblGrid>
-      <w:tr>
-        <w:trPr>
-          <w:tblHeader/>
-        </w:trPr>
-        <w:tc>
-          <w:tcPr>
-            <w:tcW w:type="dxa" w:w="2200"/>
-            <w:tcBorders>
-              <w:top w:val="single" w:color="1F4E79" w:sz="4"/>
-              <w:left w:val="single" w:color="1F4E79" w:sz="4"/>
-              <w:bottom w:val="single" w:color="1F4E79" w:sz="4"/>
-              <w:right w:val="single" w:color="1F4E79" w:sz="4"/>
-            </w:tcBorders>
-            <w:shd w:fill="1F4E79" w:val="clear"/>
-            <w:tcMar>
-              <w:top w:type="dxa" w:w="80"/>
-              <w:left w:type="dxa" w:w="120"/>
-              <w:bottom w:type="dxa" w:w="80"/>
-              <w:right w:type="dxa" w:w="120"/>
-            </w:tcMar>
-          </w:tcPr>
-          <w:p>
-            <w:pPr>
-              <w:spacing w:after="0"/>
-            </w:pPr>
-            <w:r>
-              <w:rPr>
-                <w:b/>
-                <w:bCs/>
-                <w:color w:val="FFFFFF"/>
-                <w:sz w:val="18"/>
-                <w:szCs w:val="18"/>
-              </w:rPr>
-              <w:t xml:space="preserve">Module</w:t>
-            </w:r>
-          </w:p>
-        </w:tc>
-        <w:tc>
-          <w:tcPr>
-            <w:tcW w:type="dxa" w:w="2200"/>
-            <w:tcBorders>
-              <w:top w:val="single" w:color="1F4E79" w:sz="4"/>
-              <w:left w:val="single" w:color="1F4E79" w:sz="4"/>
-              <w:bottom w:val="single" w:color="1F4E79" w:sz="4"/>
-              <w:right w:val="single" w:color="1F4E79" w:sz="4"/>
-            </w:tcBorders>
-            <w:shd w:fill="1F4E79" w:val="clear"/>
-            <w:tcMar>
-              <w:top w:type="dxa" w:w="80"/>
-              <w:left w:type="dxa" w:w="120"/>
-              <w:bottom w:type="dxa" w:w="80"/>
-              <w:right w:type="dxa" w:w="120"/>
-            </w:tcMar>
-          </w:tcPr>
-          <w:p>
-            <w:pPr>
-              <w:spacing w:after="0"/>
-            </w:pPr>
-            <w:r>
-              <w:rPr>
-                <w:b/>
-                <w:bCs/>
-                <w:color w:val="FFFFFF"/>
-                <w:sz w:val="18"/>
-                <w:szCs w:val="18"/>
-              </w:rPr>
-              <w:t xml:space="preserve">Input</w:t>
-            </w:r>
-          </w:p>
-        </w:tc>
-        <w:tc>
-          <w:tcPr>
-            <w:tcW w:type="dxa" w:w="1600"/>
-            <w:tcBorders>
-              <w:top w:val="single" w:color="1F4E79" w:sz="4"/>
-              <w:left w:val="single" w:color="1F4E79" w:sz="4"/>
-              <w:bottom w:val="single" w:color="1F4E79" w:sz="4"/>
-              <w:right w:val="single" w:color="1F4E79" w:sz="4"/>
-            </w:tcBorders>
-            <w:shd w:fill="1F4E79" w:val="clear"/>
-            <w:tcMar>
-              <w:top w:type="dxa" w:w="80"/>
-              <w:left w:type="dxa" w:w="120"/>
-              <w:bottom w:type="dxa" w:w="80"/>
-              <w:right w:type="dxa" w:w="120"/>
-            </w:tcMar>
-          </w:tcPr>
-          <w:p>
-            <w:pPr>
-              <w:spacing w:after="0"/>
-            </w:pPr>
-            <w:r>
-              <w:rPr>
-                <w:b/>
-                <w:bCs/>
-                <w:color w:val="FFFFFF"/>
-                <w:sz w:val="18"/>
-                <w:szCs w:val="18"/>
-              </w:rPr>
-              <w:t xml:space="preserve">Daemons</w:t>
-            </w:r>
-          </w:p>
-        </w:tc>
-        <w:tc>
-          <w:tcPr>
-            <w:tcW w:type="dxa" w:w="4080"/>
-            <w:tcBorders>
-              <w:top w:val="single" w:color="1F4E79" w:sz="4"/>
-              <w:left w:val="single" w:color="1F4E79" w:sz="4"/>
-              <w:bottom w:val="single" w:color="1F4E79" w:sz="4"/>
-              <w:right w:val="single" w:color="1F4E79" w:sz="4"/>
-            </w:tcBorders>
-            <w:shd w:fill="1F4E79" w:val="clear"/>
-            <w:tcMar>
-              <w:top w:type="dxa" w:w="80"/>
-              <w:left w:type="dxa" w:w="120"/>
-              <w:bottom w:type="dxa" w:w="80"/>
-              <w:right w:type="dxa" w:w="120"/>
-            </w:tcMar>
-          </w:tcPr>
-          <w:p>
-            <w:pPr>
-              <w:spacing w:after="0"/>
-            </w:pPr>
-            <w:r>
-              <w:rPr>
-                <w:b/>
-                <w:bCs/>
-                <w:color w:val="FFFFFF"/>
-                <w:sz w:val="18"/>
-                <w:szCs w:val="18"/>
-              </w:rPr>
-              <w:t xml:space="preserve">Expected GPU Behaviour</w:t>
-            </w:r>
-          </w:p>
-        </w:tc>
-      </w:tr>
-      <w:tr>
-        <w:tc>
-          <w:tcPr>
-            <w:tcW w:type="dxa" w:w="2200"/>
-            <w:tcBorders>
-              <w:top w:val="single" w:color="CCCCCC" w:sz="4"/>
-              <w:left w:val="single" w:color="CCCCCC" w:sz="4"/>
-              <w:bottom w:val="single" w:color="CCCCCC" w:sz="4"/>
-              <w:right w:val="single" w:color="CCCCCC" w:sz="4"/>
-            </w:tcBorders>
-            <w:shd w:fill="FFFFFF" w:val="clear"/>
-            <w:tcMar>
-              <w:top w:type="dxa" w:w="60"/>
-              <w:left w:type="dxa" w:w="120"/>
-              <w:bottom w:type="dxa" w:w="60"/>
-              <w:right w:type="dxa" w:w="120"/>
-            </w:tcMar>
-          </w:tcPr>
-          <w:p>
-            <w:pPr>
-              <w:spacing w:after="0"/>
-            </w:pPr>
-            <w:r>
-              <w:rPr>
-                <w:b w:val="false"/>
-                <w:bCs w:val="false"/>
-                <w:sz w:val="18"/>
-                <w:szCs w:val="18"/>
-              </w:rPr>
-              <w:t xml:space="preserve">Matrix Multiplication (GPU)</w:t>
-            </w:r>
-          </w:p>
-        </w:tc>
-        <w:tc>
-          <w:tcPr>
-            <w:tcW w:type="dxa" w:w="2200"/>
-            <w:tcBorders>
-              <w:top w:val="single" w:color="CCCCCC" w:sz="4"/>
-              <w:left w:val="single" w:color="CCCCCC" w:sz="4"/>
-              <w:bottom w:val="single" w:color="CCCCCC" w:sz="4"/>
-              <w:right w:val="single" w:color="CCCCCC" w:sz="4"/>
-            </w:tcBorders>
-            <w:shd w:fill="FFFFFF" w:val="clear"/>
-            <w:tcMar>
-              <w:top w:type="dxa" w:w="60"/>
-              <w:left w:type="dxa" w:w="120"/>
-              <w:bottom w:type="dxa" w:w="60"/>
-              <w:right w:type="dxa" w:w="120"/>
-            </w:tcMar>
-          </w:tcPr>
-          <w:p>
-            <w:pPr>
-              <w:spacing w:after="0"/>
-            </w:pPr>
-            <w:r>
-              <w:rPr>
-                <w:b w:val="false"/>
-                <w:bCs w:val="false"/>
-                <w:sz w:val="18"/>
-                <w:szCs w:val="18"/>
-              </w:rPr>
-              <w:t xml:space="preserve">500×500 matrices</w:t>
-            </w:r>
-          </w:p>
-        </w:tc>
-        <w:tc>
-          <w:tcPr>
-            <w:tcW w:type="dxa" w:w="1600"/>
-            <w:tcBorders>
-              <w:top w:val="single" w:color="CCCCCC" w:sz="4"/>
-              <w:left w:val="single" w:color="CCCCCC" w:sz="4"/>
-              <w:bottom w:val="single" w:color="CCCCCC" w:sz="4"/>
-              <w:right w:val="single" w:color="CCCCCC" w:sz="4"/>
-            </w:tcBorders>
-            <w:shd w:fill="FFFFFF" w:val="clear"/>
-            <w:tcMar>
-              <w:top w:type="dxa" w:w="60"/>
-              <w:left w:type="dxa" w:w="120"/>
-              <w:bottom w:type="dxa" w:w="60"/>
-              <w:right w:type="dxa" w:w="120"/>
-            </w:tcMar>
-          </w:tcPr>
-          <w:p>
-            <w:pPr>
-              <w:spacing w:after="0"/>
-            </w:pPr>
-            <w:r>
-              <w:rPr>
-                <w:b w:val="false"/>
-                <w:bCs w:val="false"/>
-                <w:sz w:val="18"/>
-                <w:szCs w:val="18"/>
-              </w:rPr>
-              <w:t xml:space="preserve">2</w:t>
-            </w:r>
-          </w:p>
-        </w:tc>
-        <w:tc>
-          <w:tcPr>
-            <w:tcW w:type="dxa" w:w="4080"/>
-            <w:tcBorders>
-              <w:top w:val="single" w:color="CCCCCC" w:sz="4"/>
-              <w:left w:val="single" w:color="CCCCCC" w:sz="4"/>
-              <w:bottom w:val="single" w:color="CCCCCC" w:sz="4"/>
-              <w:right w:val="single" w:color="CCCCCC" w:sz="4"/>
-            </w:tcBorders>
-            <w:shd w:fill="FFFFFF" w:val="clear"/>
-            <w:tcMar>
-              <w:top w:type="dxa" w:w="60"/>
-              <w:left w:type="dxa" w:w="120"/>
-              <w:bottom w:type="dxa" w:w="60"/>
-              <w:right w:type="dxa" w:w="120"/>
-            </w:tcMar>
-          </w:tcPr>
-          <w:p>
-            <w:pPr>
-              <w:spacing w:after="0"/>
-            </w:pPr>
-            <w:r>
-              <w:rPr>
-                <w:b w:val="false"/>
-                <w:bCs w:val="false"/>
-                <w:sz w:val="18"/>
-                <w:szCs w:val="18"/>
-              </w:rPr>
-              <w:t xml:space="preserve">GpuWorkerModule selected; kernel executes on K80; result matches CPU</w:t>
-            </w:r>
-          </w:p>
-        </w:tc>
-      </w:tr>
-      <w:tr>
-        <w:tc>
-          <w:tcPr>
-            <w:tcW w:type="dxa" w:w="2200"/>
-            <w:tcBorders>
-              <w:top w:val="single" w:color="CCCCCC" w:sz="4"/>
-              <w:left w:val="single" w:color="CCCCCC" w:sz="4"/>
-              <w:bottom w:val="single" w:color="CCCCCC" w:sz="4"/>
-              <w:right w:val="single" w:color="CCCCCC" w:sz="4"/>
-            </w:tcBorders>
-            <w:shd w:fill="EEF4F9" w:val="clear"/>
-            <w:tcMar>
-              <w:top w:type="dxa" w:w="60"/>
-              <w:left w:type="dxa" w:w="120"/>
-              <w:bottom w:type="dxa" w:w="60"/>
-              <w:right w:type="dxa" w:w="120"/>
-            </w:tcMar>
-          </w:tcPr>
-          <w:p>
-            <w:pPr>
-              <w:spacing w:after="0"/>
-            </w:pPr>
-            <w:r>
-              <w:rPr>
-                <w:b w:val="false"/>
-                <w:bCs w:val="false"/>
-                <w:sz w:val="18"/>
-                <w:szCs w:val="18"/>
-              </w:rPr>
-              <w:t xml:space="preserve">Monte Carlo Pi (GPU)</w:t>
-            </w:r>
-          </w:p>
-        </w:tc>
-        <w:tc>
-          <w:tcPr>
-            <w:tcW w:type="dxa" w:w="2200"/>
-            <w:tcBorders>
-              <w:top w:val="single" w:color="CCCCCC" w:sz="4"/>
-              <w:left w:val="single" w:color="CCCCCC" w:sz="4"/>
-              <w:bottom w:val="single" w:color="CCCCCC" w:sz="4"/>
-              <w:right w:val="single" w:color="CCCCCC" w:sz="4"/>
-            </w:tcBorders>
-            <w:shd w:fill="EEF4F9" w:val="clear"/>
-            <w:tcMar>
-              <w:top w:type="dxa" w:w="60"/>
-              <w:left w:type="dxa" w:w="120"/>
-              <w:bottom w:type="dxa" w:w="60"/>
-              <w:right w:type="dxa" w:w="120"/>
-            </w:tcMar>
-          </w:tcPr>
-          <w:p>
-            <w:pPr>
-              <w:spacing w:after="0"/>
-            </w:pPr>
-            <w:r>
-              <w:rPr>
-                <w:b w:val="false"/>
-                <w:bCs w:val="false"/>
-                <w:sz w:val="18"/>
-                <w:szCs w:val="18"/>
-              </w:rPr>
-              <w:t xml:space="preserve">10,000,000 samples</w:t>
-            </w:r>
-          </w:p>
-        </w:tc>
-        <w:tc>
-          <w:tcPr>
-            <w:tcW w:type="dxa" w:w="1600"/>
-            <w:tcBorders>
-              <w:top w:val="single" w:color="CCCCCC" w:sz="4"/>
-              <w:left w:val="single" w:color="CCCCCC" w:sz="4"/>
-              <w:bottom w:val="single" w:color="CCCCCC" w:sz="4"/>
-              <w:right w:val="single" w:color="CCCCCC" w:sz="4"/>
-            </w:tcBorders>
-            <w:shd w:fill="EEF4F9" w:val="clear"/>
-            <w:tcMar>
-              <w:top w:type="dxa" w:w="60"/>
-              <w:left w:type="dxa" w:w="120"/>
-              <w:bottom w:type="dxa" w:w="60"/>
-              <w:right w:type="dxa" w:w="120"/>
-            </w:tcMar>
-          </w:tcPr>
-          <w:p>
-            <w:pPr>
-              <w:spacing w:after="0"/>
-            </w:pPr>
-            <w:r>
-              <w:rPr>
-                <w:b w:val="false"/>
-                <w:bCs w:val="false"/>
-                <w:sz w:val="18"/>
-                <w:szCs w:val="18"/>
-              </w:rPr>
-              <w:t xml:space="preserve">2</w:t>
-            </w:r>
-          </w:p>
-        </w:tc>
-        <w:tc>
-          <w:tcPr>
-            <w:tcW w:type="dxa" w:w="4080"/>
-            <w:tcBorders>
-              <w:top w:val="single" w:color="CCCCCC" w:sz="4"/>
-              <w:left w:val="single" w:color="CCCCCC" w:sz="4"/>
-              <w:bottom w:val="single" w:color="CCCCCC" w:sz="4"/>
-              <w:right w:val="single" w:color="CCCCCC" w:sz="4"/>
-            </w:tcBorders>
-            <w:shd w:fill="EEF4F9" w:val="clear"/>
-            <w:tcMar>
-              <w:top w:type="dxa" w:w="60"/>
-              <w:left w:type="dxa" w:w="120"/>
-              <w:bottom w:type="dxa" w:w="60"/>
-              <w:right w:type="dxa" w:w="120"/>
-            </w:tcMar>
-          </w:tcPr>
-          <w:p>
-            <w:pPr>
-              <w:spacing w:after="0"/>
-            </w:pPr>
-            <w:r>
-              <w:rPr>
-                <w:b w:val="false"/>
-                <w:bCs w:val="false"/>
-                <w:sz w:val="18"/>
-                <w:szCs w:val="18"/>
-              </w:rPr>
-              <w:t xml:space="preserve">65536 CUDA threads per daemon; faster than CPU for same sample count</w:t>
-            </w:r>
-          </w:p>
-        </w:tc>
-      </w:tr>
-      <w:tr>
-        <w:tc>
-          <w:tcPr>
-            <w:tcW w:type="dxa" w:w="2200"/>
-            <w:tcBorders>
-              <w:top w:val="single" w:color="CCCCCC" w:sz="4"/>
-              <w:left w:val="single" w:color="CCCCCC" w:sz="4"/>
-              <w:bottom w:val="single" w:color="CCCCCC" w:sz="4"/>
-              <w:right w:val="single" w:color="CCCCCC" w:sz="4"/>
-            </w:tcBorders>
-            <w:shd w:fill="FFFFFF" w:val="clear"/>
-            <w:tcMar>
-              <w:top w:type="dxa" w:w="60"/>
-              <w:left w:type="dxa" w:w="120"/>
-              <w:bottom w:type="dxa" w:w="60"/>
-              <w:right w:type="dxa" w:w="120"/>
-            </w:tcMar>
-          </w:tcPr>
-          <w:p>
-            <w:pPr>
-              <w:spacing w:after="0"/>
-            </w:pPr>
-            <w:r>
-              <w:rPr>
-                <w:b w:val="false"/>
-                <w:bCs w:val="false"/>
-                <w:sz w:val="18"/>
-                <w:szCs w:val="18"/>
-              </w:rPr>
-              <w:t xml:space="preserve">Floyd-Warshall (GPU)</w:t>
-            </w:r>
-          </w:p>
-        </w:tc>
-        <w:tc>
-          <w:tcPr>
-            <w:tcW w:type="dxa" w:w="2200"/>
-            <w:tcBorders>
-              <w:top w:val="single" w:color="CCCCCC" w:sz="4"/>
-              <w:left w:val="single" w:color="CCCCCC" w:sz="4"/>
-              <w:bottom w:val="single" w:color="CCCCCC" w:sz="4"/>
-              <w:right w:val="single" w:color="CCCCCC" w:sz="4"/>
-            </w:tcBorders>
-            <w:shd w:fill="FFFFFF" w:val="clear"/>
-            <w:tcMar>
-              <w:top w:type="dxa" w:w="60"/>
-              <w:left w:type="dxa" w:w="120"/>
-              <w:bottom w:type="dxa" w:w="60"/>
-              <w:right w:type="dxa" w:w="120"/>
-            </w:tcMar>
-          </w:tcPr>
-          <w:p>
-            <w:pPr>
-              <w:spacing w:after="0"/>
-            </w:pPr>
-            <w:r>
-              <w:rPr>
-                <w:b w:val="false"/>
-                <w:bCs w:val="false"/>
-                <w:sz w:val="18"/>
-                <w:szCs w:val="18"/>
-              </w:rPr>
-              <w:t xml:space="preserve">200-node graph</w:t>
-            </w:r>
-          </w:p>
-        </w:tc>
-        <w:tc>
-          <w:tcPr>
-            <w:tcW w:type="dxa" w:w="1600"/>
-            <w:tcBorders>
-              <w:top w:val="single" w:color="CCCCCC" w:sz="4"/>
-              <w:left w:val="single" w:color="CCCCCC" w:sz="4"/>
-              <w:bottom w:val="single" w:color="CCCCCC" w:sz="4"/>
-              <w:right w:val="single" w:color="CCCCCC" w:sz="4"/>
-            </w:tcBorders>
-            <w:shd w:fill="FFFFFF" w:val="clear"/>
-            <w:tcMar>
-              <w:top w:type="dxa" w:w="60"/>
-              <w:left w:type="dxa" w:w="120"/>
-              <w:bottom w:type="dxa" w:w="60"/>
-              <w:right w:type="dxa" w:w="120"/>
-            </w:tcMar>
-          </w:tcPr>
-          <w:p>
-            <w:pPr>
-              <w:spacing w:after="0"/>
-            </w:pPr>
-            <w:r>
-              <w:rPr>
-                <w:b w:val="false"/>
-                <w:bCs w:val="false"/>
-                <w:sz w:val="18"/>
-                <w:szCs w:val="18"/>
-              </w:rPr>
-              <w:t xml:space="preserve">2</w:t>
-            </w:r>
-          </w:p>
-        </w:tc>
-        <w:tc>
-          <w:tcPr>
-            <w:tcW w:type="dxa" w:w="4080"/>
-            <w:tcBorders>
-              <w:top w:val="single" w:color="CCCCCC" w:sz="4"/>
-              <w:left w:val="single" w:color="CCCCCC" w:sz="4"/>
-              <w:bottom w:val="single" w:color="CCCCCC" w:sz="4"/>
-              <w:right w:val="single" w:color="CCCCCC" w:sz="4"/>
-            </w:tcBorders>
-            <w:shd w:fill="FFFFFF" w:val="clear"/>
-            <w:tcMar>
-              <w:top w:type="dxa" w:w="60"/>
-              <w:left w:type="dxa" w:w="120"/>
-              <w:bottom w:type="dxa" w:w="60"/>
-              <w:right w:type="dxa" w:w="120"/>
-            </w:tcMar>
-          </w:tcPr>
-          <w:p>
-            <w:pPr>
-              <w:spacing w:after="0"/>
-            </w:pPr>
-            <w:r>
-              <w:rPr>
-                <w:b w:val="false"/>
-                <w:bCs w:val="false"/>
-                <w:sz w:val="18"/>
-                <w:szCs w:val="18"/>
-              </w:rPr>
-              <w:t xml:space="preserve">GPU buffer updated in-place per pivot; result matches reference</w:t>
-            </w:r>
-          </w:p>
-        </w:tc>
-      </w:tr>
-    </w:tbl>
-    <w:p>
-      <w:pPr>
-        <w:spacing w:after="80" w:before="0"/>
-      </w:pPr>
-      <w:r>
-        <w:t xml:space="preserve"/>
-      </w:r>
-    </w:p>
-    <w:p>
-      <w:pPr>
-        <w:pStyle w:val="Heading3"/>
-        <w:spacing w:after="120" w:before="200"/>
-      </w:pPr>
-      <w:r>
-        <w:t xml:space="preserve">5.4  Verify GPU Pod Logs</w:t>
-      </w:r>
-    </w:p>
-    <w:tbl>
-      <w:tblPr>
-        <w:tblW w:type="dxa" w:w="10080"/>
-        <w:tblBorders>
-          <w:top w:val="single" w:color="auto" w:sz="4"/>
-          <w:left w:val="single" w:color="auto" w:sz="4"/>
-          <w:bottom w:val="single" w:color="auto" w:sz="4"/>
-          <w:right w:val="single" w:color="auto" w:sz="4"/>
-          <w:insideH w:val="single" w:color="auto" w:sz="4"/>
-          <w:insideV w:val="single" w:color="auto" w:sz="4"/>
-        </w:tblBorders>
-      </w:tblPr>
-      <w:tblGrid>
-        <w:gridCol w:w="10080"/>
-      </w:tblGrid>
-      <w:tr>
-        <w:tc>
-          <w:tcPr>
-            <w:tcW w:type="dxa" w:w="10080"/>
-            <w:tcBorders>
-              <w:top w:val="single" w:color="999999" w:sz="4"/>
-              <w:left w:val="single" w:color="999999" w:sz="4"/>
-              <w:bottom w:val="single" w:color="999999" w:sz="4"/>
-              <w:right w:val="single" w:color="999999" w:sz="4"/>
-            </w:tcBorders>
-            <w:shd w:fill="F4F4F4" w:val="clear"/>
-            <w:tcMar>
-              <w:top w:type="dxa" w:w="100"/>
-              <w:left w:type="dxa" w:w="160"/>
-              <w:bottom w:type="dxa" w:w="100"/>
-              <w:right w:type="dxa" w:w="120"/>
-            </w:tcMar>
-          </w:tcPr>
-          <w:p>
-            <w:pPr>
-              <w:spacing w:after="0"/>
-            </w:pPr>
-            <w:r>
-              <w:rPr>
-                <w:rFonts w:ascii="Courier New" w:cs="Courier New" w:eastAsia="Courier New" w:hAnsi="Courier New"/>
-                <w:color w:val="1A1A1A"/>
-                <w:sz w:val="18"/>
-                <w:szCs w:val="18"/>
-              </w:rPr>
-              <w:t xml:space="preserve"># Check daemon logs for CUDA initialization messages</w:t>
-            </w:r>
-          </w:p>
-          <w:p>
-            <w:pPr>
-              <w:spacing w:after="0"/>
-            </w:pPr>
-            <w:r>
-              <w:rPr>
-                <w:rFonts w:ascii="Courier New" w:cs="Courier New" w:eastAsia="Courier New" w:hAnsi="Courier New"/>
-                <w:color w:val="1A1A1A"/>
-                <w:sz w:val="18"/>
-                <w:szCs w:val="18"/>
-              </w:rPr>
-              <w:t xml:space="preserve">kubectl logs -l app=parcs-daemon --tail=200 | grep -i "cuda\|gpu\|accelerator"</w:t>
-            </w:r>
-          </w:p>
-          <w:p>
-            <w:pPr>
-              <w:spacing w:after="0"/>
-            </w:pPr>
-            <w:r>
-              <w:rPr>
-                <w:rFonts w:ascii="Courier New" w:cs="Courier New" w:eastAsia="Courier New" w:hAnsi="Courier New"/>
-                <w:color w:val="1A1A1A"/>
-                <w:sz w:val="18"/>
-                <w:szCs w:val="18"/>
-              </w:rPr>
-              <w:t xml:space="preserve"/>
-            </w:r>
-          </w:p>
-          <w:p>
-            <w:pPr>
-              <w:spacing w:after="0"/>
-            </w:pPr>
-            <w:r>
-              <w:rPr>
-                <w:rFonts w:ascii="Courier New" w:cs="Courier New" w:eastAsia="Courier New" w:hAnsi="Courier New"/>
-                <w:color w:val="1A1A1A"/>
-                <w:sz w:val="18"/>
-                <w:szCs w:val="18"/>
-              </w:rPr>
-              <w:t xml:space="preserve"># Expected output example:</w:t>
-            </w:r>
-          </w:p>
-          <w:p>
-            <w:pPr>
-              <w:spacing w:after="0"/>
-            </w:pPr>
-            <w:r>
-              <w:rPr>
-                <w:rFonts w:ascii="Courier New" w:cs="Courier New" w:eastAsia="Courier New" w:hAnsi="Courier New"/>
-                <w:color w:val="1A1A1A"/>
-                <w:sz w:val="18"/>
-                <w:szCs w:val="18"/>
-              </w:rPr>
-              <w:t xml:space="preserve"># [INF] GPU available: NVIDIA Tesla K80 (11441 MB VRAM)</w:t>
-            </w:r>
-          </w:p>
-          <w:p>
-            <w:pPr>
-              <w:spacing w:after="0"/>
-            </w:pPr>
-            <w:r>
-              <w:rPr>
-                <w:rFonts w:ascii="Courier New" w:cs="Courier New" w:eastAsia="Courier New" w:hAnsi="Courier New"/>
-                <w:color w:val="1A1A1A"/>
-                <w:sz w:val="18"/>
-                <w:szCs w:val="18"/>
-              </w:rPr>
-              <w:t xml:space="preserve"># [INF] Using CUDA accelerator for GpuWorkerModule</w:t>
-            </w:r>
-          </w:p>
-        </w:tc>
-      </w:tr>
-    </w:tbl>
-    <w:p>
-      <w:pPr>
-        <w:spacing w:after="80" w:before="0"/>
-      </w:pPr>
-      <w:r>
-        <w:t xml:space="preserve"/>
-      </w:r>
-    </w:p>
-    <w:p>
-      <w:pPr>
-        <w:pStyle w:val="Heading3"/>
-        <w:spacing w:after="120" w:before="200"/>
-      </w:pPr>
-      <w:r>
-        <w:t xml:space="preserve">Phase 5 Pass Criteria</w:t>
-      </w:r>
-    </w:p>
-    <w:p>
-      <w:pPr>
-        <w:pStyle w:val="ListParagraph"/>
-        <w:numPr>
-          <w:ilvl w:val="0"/>
-          <w:numId w:val="3"/>
-        </w:numPr>
-        <w:spacing w:after="80" w:before="0"/>
-      </w:pPr>
-      <w:r>
-        <w:rPr>
-          <w:sz w:val="20"/>
-          <w:szCs w:val="20"/>
-        </w:rPr>
-        <w:t xml:space="preserve">GPU node provisions within 5 minutes of a GPU job being submitted.</w:t>
-      </w:r>
-    </w:p>
-    <w:p>
-      <w:pPr>
-        <w:pStyle w:val="ListParagraph"/>
-        <w:numPr>
-          <w:ilvl w:val="0"/>
-          <w:numId w:val="3"/>
-        </w:numPr>
-        <w:spacing w:after="80" w:before="0"/>
-      </w:pPr>
-      <w:r>
-        <w:rPr>
-          <w:sz w:val="20"/>
-          <w:szCs w:val="20"/>
-        </w:rPr>
-        <w:t xml:space="preserve">nvidia-smi reports the K80 GPU inside the daemon pod.</w:t>
-      </w:r>
-    </w:p>
-    <w:p>
-      <w:pPr>
-        <w:pStyle w:val="ListParagraph"/>
-        <w:numPr>
-          <w:ilvl w:val="0"/>
-          <w:numId w:val="3"/>
-        </w:numPr>
-        <w:spacing w:after="80" w:before="0"/>
-      </w:pPr>
-      <w:r>
-        <w:rPr>
-          <w:sz w:val="20"/>
-          <w:szCs w:val="20"/>
-        </w:rPr>
-        <w:t xml:space="preserve">GPU modules produce numerically correct results matching CPU reference output.</w:t>
-      </w:r>
-    </w:p>
-    <w:p>
-      <w:pPr>
-        <w:pStyle w:val="ListParagraph"/>
-        <w:numPr>
-          <w:ilvl w:val="0"/>
-          <w:numId w:val="3"/>
-        </w:numPr>
-        <w:spacing w:after="80" w:before="0"/>
-      </w:pPr>
-      <w:r>
-        <w:rPr>
-          <w:sz w:val="20"/>
-          <w:szCs w:val="20"/>
-        </w:rPr>
-        <w:t xml:space="preserve">GpuAvailabilityService logs confirm CUDA is active (not falling back to CPU).</w:t>
-      </w:r>
-    </w:p>
-    <w:p>
-      <w:pPr>
-        <w:pStyle w:val="ListParagraph"/>
-        <w:numPr>
-          <w:ilvl w:val="0"/>
-          <w:numId w:val="3"/>
-        </w:numPr>
-        <w:spacing w:after="80" w:before="0"/>
-      </w:pPr>
-      <w:r>
-        <w:rPr>
-          <w:sz w:val="20"/>
-          <w:szCs w:val="20"/>
-        </w:rPr>
-        <w:t xml:space="preserve">GPU node scales back to 0 after the job completes and the cool-down period expires.</w:t>
       </w:r>
     </w:p>
     <w:p>
